--- a/docs/brief/checker-brief.docx
+++ b/docs/brief/checker-brief.docx
@@ -20,7 +20,7 @@
           <w:b/>
           <w:bCs/>
         </w:rPr>
-        <w:t xml:space="preserve">REPORT GENERATED: SEPTEMBER 11, 2026 — every number below was pulled live from the running system on this date. Regenerated with fresh numbers at every release.</w:t>
+        <w:t xml:space="preserve">REPORT GENERATED: SEPTEMBER 16, 2026 — every number below was pulled live from the running system on this date. Regenerated with fresh numbers at every release.</w:t>
       </w:r>
     </w:p>
     <w:p>
@@ -50,23 +50,23 @@
           <w:b/>
           <w:bCs/>
         </w:rPr>
-        <w:t xml:space="preserve">12,531</w:t>
-      </w:r>
-      <w:r>
-        <w:t xml:space="preserve"> </w:t>
-      </w:r>
-      <w:r>
-        <w:t xml:space="preserve">check-ups run for internal and external agencies — the quick per-file check-up that has caught on beyond ICJIA: easier than SiteImprove, clearer than PAC. 8,280 in the last 30 days alone. ·</w:t>
-      </w:r>
-      <w:r>
-        <w:t xml:space="preserve"> </w:t>
-      </w:r>
-      <w:r>
-        <w:rPr>
-          <w:b/>
-          <w:bCs/>
-        </w:rPr>
-        <w:t xml:space="preserve">3,751</w:t>
+        <w:t xml:space="preserve">12,542</w:t>
+      </w:r>
+      <w:r>
+        <w:t xml:space="preserve"> </w:t>
+      </w:r>
+      <w:r>
+        <w:t xml:space="preserve">check-ups run for internal and external agencies — the quick per-file check-up that has caught on beyond ICJIA: easier than SiteImprove, clearer than PAC. 5,628 in the last 30 days alone. ·</w:t>
+      </w:r>
+      <w:r>
+        <w:t xml:space="preserve"> </w:t>
+      </w:r>
+      <w:r>
+        <w:rPr>
+          <w:b/>
+          <w:bCs/>
+        </w:rPr>
+        <w:t xml:space="preserve">3,761</w:t>
       </w:r>
       <w:r>
         <w:t xml:space="preserve"> </w:t>
@@ -98,13 +98,13 @@
           <w:b/>
           <w:bCs/>
         </w:rPr>
-        <w:t xml:space="preserve">864</w:t>
-      </w:r>
-      <w:r>
-        <w:t xml:space="preserve"> </w:t>
-      </w:r>
-      <w:r>
-        <w:t xml:space="preserve">saved, dated, public changes over 27 weeks.</w:t>
+        <w:t xml:space="preserve">866</w:t>
+      </w:r>
+      <w:r>
+        <w:t xml:space="preserve"> </w:t>
+      </w:r>
+      <w:r>
+        <w:t xml:space="preserve">saved, dated, public changes over 28 weeks.</w:t>
       </w:r>
     </w:p>
     <w:bookmarkStart w:id="9" w:name="what-it-does"/>
@@ -882,7 +882,7 @@
         <w:pStyle w:val="FirstParagraph"/>
       </w:pPr>
       <w:r>
-        <w:t xml:space="preserve">Twelve gates stand between a code change and the live site, run automatically on every change; one failure stops the release cold. On every change: the 3,751 self-checks (every promise ever made, re-tested); the 156 trap documents rebuilt and re-judged; the scoring invariant (the grade shown must always match the score computed); the</w:t>
+        <w:t xml:space="preserve">Twelve gates stand between a code change and the live site, run automatically on every change; one failure stops the release cold. On every change: the 3,761 self-checks (every promise ever made, re-tested); the 156 trap documents rebuilt and re-judged; the scoring invariant (the grade shown must always match the score computed); the</w:t>
       </w:r>
       <w:r>
         <w:t xml:space="preserve"> </w:t>
@@ -987,7 +987,7 @@
           <w:b/>
           <w:bCs/>
         </w:rPr>
-        <w:t xml:space="preserve">62 documents came back for a re-check after repairs — and 12 of them climbed all the way to an A</w:t>
+        <w:t xml:space="preserve">63 documents came back for a re-check after repairs — and 12 of them climbed all the way to an A</w:t>
       </w:r>
       <w:r>
         <w:t xml:space="preserve">: failed, fixed, and passed under the same rules. This is the question behind every other question, and the answer no sales pitch can fake: the same file, failed and then passed.</w:t>
@@ -1108,13 +1108,13 @@
       </w:r>
     </w:p>
     <w:bookmarkEnd w:id="17"/>
-    <w:bookmarkStart w:id="20" w:name="six-months.-864-changes.-156-versions."/>
+    <w:bookmarkStart w:id="20" w:name="six-months.-866-changes.-156-versions."/>
     <w:p>
       <w:pPr>
         <w:pStyle w:val="Heading2"/>
       </w:pPr>
       <w:r>
-        <w:t xml:space="preserve">Six months. 864 changes. 156 versions.</w:t>
+        <w:t xml:space="preserve">Six months. 866 changes. 156 versions.</w:t>
       </w:r>
     </w:p>
     <w:p>
@@ -1122,7 +1122,7 @@
         <w:pStyle w:val="FirstParagraph"/>
       </w:pPr>
       <w:r>
-        <w:t xml:space="preserve">Not a weekend project. Since March it has grown from a single PDF check into a checker for four kinds of files — 306 saved changes in the last 30 days alone, its battery of self-checks grown from about 1,500 in June to 3,751 today. All of it is public, on GitHub:</w:t>
+        <w:t xml:space="preserve">Not a weekend project. Since March it has grown from a single PDF check into a checker for four kinds of files — 287 saved changes in the last 30 days alone, its battery of self-checks grown from about 1,500 in June to 3,761 today. All of it is public, on GitHub:</w:t>
       </w:r>
       <w:r>
         <w:t xml:space="preserve"> </w:t>
@@ -1197,7 +1197,7 @@
         <w:t xml:space="preserve"> </w:t>
       </w:r>
       <w:r>
-        <w:t xml:space="preserve">This is real software, battle-tested: 12,531 check-ups for internal and external agencies, 156 trap documents designed to fool it, an independent referee co-signing every report, and a public record of every change — and it is free. Nothing here asks for trust; every claim here is checkable by anyone:</w:t>
+        <w:t xml:space="preserve">This is real software, battle-tested: 12,542 check-ups for internal and external agencies, 156 trap documents designed to fool it, an independent referee co-signing every report, and a public record of every change — and it is free. Nothing here asks for trust; every claim here is checkable by anyone:</w:t>
       </w:r>
     </w:p>
     <w:p>
@@ -1257,13 +1257,13 @@
           <w:b/>
           <w:bCs/>
         </w:rPr>
-        <w:t xml:space="preserve">3,751 self-checks.</w:t>
-      </w:r>
-      <w:r>
-        <w:t xml:space="preserve"> </w:t>
-      </w:r>
-      <w:r>
-        <w:t xml:space="preserve">Before anything new goes live, the software re-runs every promise it has ever made — all 3,751 must pass. A single failure stops the release cold: fix it, then run the full battery again from the top. A few of those promises, in plain words: a scanned page with no readable text must score zero (no partial credit for a picture of words); a file with no tables must never be graded on tables; the grade on screen and the grade in the downloaded report must match, digit for digit; an image description made of nothing but blank spaces must be caught as empty; a re-saved copy of a document must receive the identical grade, digit for digit; and all 156 trap documents must still be judged correctly, every release.</w:t>
+        <w:t xml:space="preserve">3,761 self-checks.</w:t>
+      </w:r>
+      <w:r>
+        <w:t xml:space="preserve"> </w:t>
+      </w:r>
+      <w:r>
+        <w:t xml:space="preserve">Before anything new goes live, the software re-runs every promise it has ever made — all 3,761 must pass. A single failure stops the release cold: fix it, then run the full battery again from the top. A few of those promises, in plain words: a scanned page with no readable text must score zero (no partial credit for a picture of words); a file with no tables must never be graded on tables; the grade on screen and the grade in the downloaded report must match, digit for digit; an image description made of nothing but blank spaces must be caught as empty; a re-saved copy of a document must receive the identical grade, digit for digit; and all 156 trap documents must still be judged correctly, every release.</w:t>
       </w:r>
     </w:p>
     <w:p>

--- a/docs/brief/checker-brief.docx
+++ b/docs/brief/checker-brief.docx
@@ -20,7 +20,7 @@
           <w:b/>
           <w:bCs/>
         </w:rPr>
-        <w:t xml:space="preserve">REPORT GENERATED: SEPTEMBER 16, 2026 — every number below was pulled live from the running system on this date. Regenerated with fresh numbers at every release.</w:t>
+        <w:t xml:space="preserve">REPORT GENERATED: OCTOBER 5, 2026 — every number below was pulled live from the running system on this date. Regenerated with fresh numbers at every release.</w:t>
       </w:r>
     </w:p>
     <w:p>
@@ -50,23 +50,23 @@
           <w:b/>
           <w:bCs/>
         </w:rPr>
-        <w:t xml:space="preserve">12,542</w:t>
-      </w:r>
-      <w:r>
-        <w:t xml:space="preserve"> </w:t>
-      </w:r>
-      <w:r>
-        <w:t xml:space="preserve">check-ups run for internal and external agencies — the quick per-file check-up that has caught on beyond ICJIA: easier than SiteImprove, clearer than PAC. 5,628 in the last 30 days alone. ·</w:t>
-      </w:r>
-      <w:r>
-        <w:t xml:space="preserve"> </w:t>
-      </w:r>
-      <w:r>
-        <w:rPr>
-          <w:b/>
-          <w:bCs/>
-        </w:rPr>
-        <w:t xml:space="preserve">3,761</w:t>
+        <w:t xml:space="preserve">12,558</w:t>
+      </w:r>
+      <w:r>
+        <w:t xml:space="preserve"> </w:t>
+      </w:r>
+      <w:r>
+        <w:t xml:space="preserve">check-ups run for internal and external agencies — the quick per-file check-up that has caught on beyond ICJIA: easier than SiteImprove, clearer than PAC. 45 in the last 30 days alone. ·</w:t>
+      </w:r>
+      <w:r>
+        <w:t xml:space="preserve"> </w:t>
+      </w:r>
+      <w:r>
+        <w:rPr>
+          <w:b/>
+          <w:bCs/>
+        </w:rPr>
+        <w:t xml:space="preserve">3,796</w:t>
       </w:r>
       <w:r>
         <w:t xml:space="preserve"> </w:t>
@@ -82,7 +82,7 @@
           <w:b/>
           <w:bCs/>
         </w:rPr>
-        <w:t xml:space="preserve">156 / 156</w:t>
+        <w:t xml:space="preserve">162 / 162</w:t>
       </w:r>
       <w:r>
         <w:t xml:space="preserve"> </w:t>
@@ -98,13 +98,13 @@
           <w:b/>
           <w:bCs/>
         </w:rPr>
-        <w:t xml:space="preserve">866</w:t>
-      </w:r>
-      <w:r>
-        <w:t xml:space="preserve"> </w:t>
-      </w:r>
-      <w:r>
-        <w:t xml:space="preserve">saved, dated, public changes over 28 weeks.</w:t>
+        <w:t xml:space="preserve">867</w:t>
+      </w:r>
+      <w:r>
+        <w:t xml:space="preserve"> </w:t>
+      </w:r>
+      <w:r>
+        <w:t xml:space="preserve">saved, dated, public changes over 30 weeks.</w:t>
       </w:r>
     </w:p>
     <w:bookmarkStart w:id="9" w:name="what-it-does"/>
@@ -550,13 +550,13 @@
       </w:r>
     </w:p>
     <w:bookmarkEnd w:id="12"/>
-    <w:bookmarkStart w:id="13" w:name="Xa47f841d6dd418cb099ba3f42e9b9af47811974"/>
+    <w:bookmarkStart w:id="13" w:name="X8b73f9da209531ee20ebae0ee6cce3a8577e2cd"/>
     <w:p>
       <w:pPr>
         <w:pStyle w:val="Heading2"/>
       </w:pPr>
       <w:r>
-        <w:t xml:space="preserve">We built 156 documents designed to fool it — PDFs modeled on Canva, InDesign, and Word, plus native Word, PowerPoint, and Excel traps</w:t>
+        <w:t xml:space="preserve">We built 162 documents designed to fool it — PDFs modeled on Canva, InDesign, and Word, plus native Word, PowerPoint, and Excel traps</w:t>
       </w:r>
     </w:p>
     <w:p>
@@ -611,7 +611,7 @@
           <w:b/>
           <w:bCs/>
         </w:rPr>
-        <w:t xml:space="preserve">All 156 held</w:t>
+        <w:t xml:space="preserve">All 162 held</w:t>
       </w:r>
       <w:r>
         <w:t xml:space="preserve"> </w:t>
@@ -654,7 +654,7 @@
           <w:b/>
           <w:bCs/>
         </w:rPr>
-        <w:t xml:space="preserve">The full inventory — 67 designed defects caught, 83 correct or hostile documents passed clean, 6 real bugs found in the checker and fixed</w:t>
+        <w:t xml:space="preserve">The full inventory — 69 designed defects caught, 87 correct or hostile documents passed clean, 6 real bugs found in the checker and fixed</w:t>
       </w:r>
       <w:r>
         <w:t xml:space="preserve"> </w:t>
@@ -882,7 +882,7 @@
         <w:pStyle w:val="FirstParagraph"/>
       </w:pPr>
       <w:r>
-        <w:t xml:space="preserve">Twelve gates stand between a code change and the live site, run automatically on every change; one failure stops the release cold. On every change: the 3,761 self-checks (every promise ever made, re-tested); the 156 trap documents rebuilt and re-judged; the scoring invariant (the grade shown must always match the score computed); the</w:t>
+        <w:t xml:space="preserve">Twelve gates stand between a code change and the live site, run automatically on every change; one failure stops the release cold. On every change: the 3,796 self-checks (every promise ever made, re-tested); the 162 trap documents rebuilt and re-judged; the scoring invariant (the grade shown must always match the score computed); the</w:t>
       </w:r>
       <w:r>
         <w:t xml:space="preserve"> </w:t>
@@ -987,7 +987,7 @@
           <w:b/>
           <w:bCs/>
         </w:rPr>
-        <w:t xml:space="preserve">63 documents came back for a re-check after repairs — and 12 of them climbed all the way to an A</w:t>
+        <w:t xml:space="preserve">6 documents came back for a re-check after repairs — and 2 of them climbed all the way to an A</w:t>
       </w:r>
       <w:r>
         <w:t xml:space="preserve">: failed, fixed, and passed under the same rules. This is the question behind every other question, and the answer no sales pitch can fake: the same file, failed and then passed.</w:t>
@@ -1108,13 +1108,13 @@
       </w:r>
     </w:p>
     <w:bookmarkEnd w:id="17"/>
-    <w:bookmarkStart w:id="20" w:name="six-months.-866-changes.-156-versions."/>
+    <w:bookmarkStart w:id="20" w:name="seven-months.-867-changes.-157-versions."/>
     <w:p>
       <w:pPr>
         <w:pStyle w:val="Heading2"/>
       </w:pPr>
       <w:r>
-        <w:t xml:space="preserve">Six months. 866 changes. 156 versions.</w:t>
+        <w:t xml:space="preserve">Seven months. 867 changes. 157 versions.</w:t>
       </w:r>
     </w:p>
     <w:p>
@@ -1122,7 +1122,7 @@
         <w:pStyle w:val="FirstParagraph"/>
       </w:pPr>
       <w:r>
-        <w:t xml:space="preserve">Not a weekend project. Since March it has grown from a single PDF check into a checker for four kinds of files — 287 saved changes in the last 30 days alone, its battery of self-checks grown from about 1,500 in June to 3,761 today. All of it is public, on GitHub:</w:t>
+        <w:t xml:space="preserve">Not a weekend project. Since March it has grown from a single PDF check into a checker for four kinds of files — 14 saved changes in the last 30 days alone, its battery of self-checks grown from about 1,500 in June to 3,796 today. All of it is public, on GitHub:</w:t>
       </w:r>
       <w:r>
         <w:t xml:space="preserve"> </w:t>
@@ -1153,7 +1153,7 @@
         </w:r>
       </w:hyperlink>
       <w:r>
-        <w:t xml:space="preserve">, open for anyone to read. Milestones, newest first: passes its own trap test 156/156 · fixed the outlier that wrongly refused a 246-page annual report — traced to the server, not the file, with proof · made its own grading</w:t>
+        <w:t xml:space="preserve">, open for anyone to read. Milestones, newest first: passes its own trap test 162/162 · fixed the outlier that wrongly refused a 246-page annual report — traced to the server, not the file, with proof · made its own grading</w:t>
       </w:r>
       <w:r>
         <w:t xml:space="preserve"> </w:t>
@@ -1197,7 +1197,7 @@
         <w:t xml:space="preserve"> </w:t>
       </w:r>
       <w:r>
-        <w:t xml:space="preserve">This is real software, battle-tested: 12,542 check-ups for internal and external agencies, 156 trap documents designed to fool it, an independent referee co-signing every report, and a public record of every change — and it is free. Nothing here asks for trust; every claim here is checkable by anyone:</w:t>
+        <w:t xml:space="preserve">This is real software, battle-tested: 12,558 check-ups for internal and external agencies, 162 trap documents designed to fool it, an independent referee co-signing every report, and a public record of every change — and it is free. Nothing here asks for trust; every claim here is checkable by anyone:</w:t>
       </w:r>
     </w:p>
     <w:p>
@@ -1257,13 +1257,13 @@
           <w:b/>
           <w:bCs/>
         </w:rPr>
-        <w:t xml:space="preserve">3,761 self-checks.</w:t>
-      </w:r>
-      <w:r>
-        <w:t xml:space="preserve"> </w:t>
-      </w:r>
-      <w:r>
-        <w:t xml:space="preserve">Before anything new goes live, the software re-runs every promise it has ever made — all 3,761 must pass. A single failure stops the release cold: fix it, then run the full battery again from the top. A few of those promises, in plain words: a scanned page with no readable text must score zero (no partial credit for a picture of words); a file with no tables must never be graded on tables; the grade on screen and the grade in the downloaded report must match, digit for digit; an image description made of nothing but blank spaces must be caught as empty; a re-saved copy of a document must receive the identical grade, digit for digit; and all 156 trap documents must still be judged correctly, every release.</w:t>
+        <w:t xml:space="preserve">3,796 self-checks.</w:t>
+      </w:r>
+      <w:r>
+        <w:t xml:space="preserve"> </w:t>
+      </w:r>
+      <w:r>
+        <w:t xml:space="preserve">Before anything new goes live, the software re-runs every promise it has ever made — all 3,796 must pass. A single failure stops the release cold: fix it, then run the full battery again from the top. A few of those promises, in plain words: a scanned page with no readable text must score zero (no partial credit for a picture of words); a file with no tables must never be graded on tables; the grade on screen and the grade in the downloaded report must match, digit for digit; an image description made of nothing but blank spaces must be caught as empty; a re-saved copy of a document must receive the identical grade, digit for digit; and all 162 trap documents must still be judged correctly, every release.</w:t>
       </w:r>
     </w:p>
     <w:p>
@@ -1285,7 +1285,7 @@
         <w:t xml:space="preserve"> </w:t>
       </w:r>
       <w:r>
-        <w:t xml:space="preserve">156 version notes plus a plain-language security log written for records auditors — mistakes included.</w:t>
+        <w:t xml:space="preserve">157 version notes plus a plain-language security log written for records auditors — mistakes included.</w:t>
       </w:r>
     </w:p>
     <w:p>
@@ -1389,13 +1389,13 @@
       </w:r>
     </w:p>
     <w:bookmarkEnd w:id="21"/>
-    <w:bookmarkStart w:id="22" w:name="appendix-the-156-trap-documents"/>
+    <w:bookmarkStart w:id="22" w:name="appendix-the-162-trap-documents"/>
     <w:p>
       <w:pPr>
         <w:pStyle w:val="Heading2"/>
       </w:pPr>
       <w:r>
-        <w:t xml:space="preserve">Appendix: the 156 trap documents</w:t>
+        <w:t xml:space="preserve">Appendix: the 162 trap documents</w:t>
       </w:r>
     </w:p>
     <w:p>
@@ -6471,6 +6471,198 @@
       </w:r>
       <w:r>
         <w:t xml:space="preserve">— A one-page chart with one bookmark — one title is not sections</w:t>
+      </w:r>
+      <w:r>
+        <w:t xml:space="preserve"> </w:t>
+      </w:r>
+      <w:r>
+        <w:rPr>
+          <w:i/>
+          <w:iCs/>
+        </w:rPr>
+        <w:t xml:space="preserve">(passed clean)</w:t>
+      </w:r>
+    </w:p>
+    <w:p>
+      <w:pPr>
+        <w:pStyle w:val="Compact"/>
+        <w:numPr>
+          <w:ilvl w:val="0"/>
+          <w:numId w:val="1003"/>
+        </w:numPr>
+      </w:pPr>
+      <w:r>
+        <w:rPr>
+          <w:b/>
+          <w:bCs/>
+        </w:rPr>
+        <w:t xml:space="preserve">synthetic-157</w:t>
+      </w:r>
+      <w:r>
+        <w:t xml:space="preserve"> </w:t>
+      </w:r>
+      <w:r>
+        <w:t xml:space="preserve">— Word: an agenda’s roll-call table with Header Row ticked (Word’s default)</w:t>
+      </w:r>
+      <w:r>
+        <w:t xml:space="preserve"> </w:t>
+      </w:r>
+      <w:r>
+        <w:rPr>
+          <w:i/>
+          <w:iCs/>
+        </w:rPr>
+        <w:t xml:space="preserve">(passed clean)</w:t>
+      </w:r>
+    </w:p>
+    <w:p>
+      <w:pPr>
+        <w:pStyle w:val="Compact"/>
+        <w:numPr>
+          <w:ilvl w:val="0"/>
+          <w:numId w:val="1003"/>
+        </w:numPr>
+      </w:pPr>
+      <w:r>
+        <w:rPr>
+          <w:b/>
+          <w:bCs/>
+        </w:rPr>
+        <w:t xml:space="preserve">synthetic-158</w:t>
+      </w:r>
+      <w:r>
+        <w:t xml:space="preserve"> </w:t>
+      </w:r>
+      <w:r>
+        <w:t xml:space="preserve">— Word: the same table with Header Row unticked and no repeat header</w:t>
+      </w:r>
+      <w:r>
+        <w:t xml:space="preserve"> </w:t>
+      </w:r>
+      <w:r>
+        <w:rPr>
+          <w:i/>
+          <w:iCs/>
+        </w:rPr>
+        <w:t xml:space="preserve">(caught)</w:t>
+      </w:r>
+    </w:p>
+    <w:p>
+      <w:pPr>
+        <w:pStyle w:val="Compact"/>
+        <w:numPr>
+          <w:ilvl w:val="0"/>
+          <w:numId w:val="1003"/>
+        </w:numPr>
+      </w:pPr>
+      <w:r>
+        <w:rPr>
+          <w:b/>
+          <w:bCs/>
+        </w:rPr>
+        <w:t xml:space="preserve">synthetic-159</w:t>
+      </w:r>
+      <w:r>
+        <w:t xml:space="preserve"> </w:t>
+      </w:r>
+      <w:r>
+        <w:t xml:space="preserve">— Word: the same table marked with Repeat Header Rows instead</w:t>
+      </w:r>
+      <w:r>
+        <w:t xml:space="preserve"> </w:t>
+      </w:r>
+      <w:r>
+        <w:rPr>
+          <w:i/>
+          <w:iCs/>
+        </w:rPr>
+        <w:t xml:space="preserve">(passed clean)</w:t>
+      </w:r>
+    </w:p>
+    <w:p>
+      <w:pPr>
+        <w:pStyle w:val="Compact"/>
+        <w:numPr>
+          <w:ilvl w:val="0"/>
+          <w:numId w:val="1003"/>
+        </w:numPr>
+      </w:pPr>
+      <w:r>
+        <w:rPr>
+          <w:b/>
+          <w:bCs/>
+        </w:rPr>
+        <w:t xml:space="preserve">synthetic-160</w:t>
+      </w:r>
+      <w:r>
+        <w:t xml:space="preserve"> </w:t>
+      </w:r>
+      <w:r>
+        <w:t xml:space="preserve">— PowerPoint: a table with the Header Row box unticked</w:t>
+      </w:r>
+      <w:r>
+        <w:t xml:space="preserve"> </w:t>
+      </w:r>
+      <w:r>
+        <w:rPr>
+          <w:i/>
+          <w:iCs/>
+        </w:rPr>
+        <w:t xml:space="preserve">(caught)</w:t>
+      </w:r>
+    </w:p>
+    <w:p>
+      <w:pPr>
+        <w:pStyle w:val="Compact"/>
+        <w:numPr>
+          <w:ilvl w:val="0"/>
+          <w:numId w:val="1003"/>
+        </w:numPr>
+      </w:pPr>
+      <w:r>
+        <w:rPr>
+          <w:b/>
+          <w:bCs/>
+        </w:rPr>
+        <w:t xml:space="preserve">synthetic-161</w:t>
+      </w:r>
+      <w:r>
+        <w:t xml:space="preserve"> </w:t>
+      </w:r>
+      <w:r>
+        <w:t xml:space="preserve">— PowerPoint: the same table with Header Row ticked</w:t>
+      </w:r>
+      <w:r>
+        <w:t xml:space="preserve"> </w:t>
+      </w:r>
+      <w:r>
+        <w:rPr>
+          <w:i/>
+          <w:iCs/>
+        </w:rPr>
+        <w:t xml:space="preserve">(passed clean)</w:t>
+      </w:r>
+    </w:p>
+    <w:p>
+      <w:pPr>
+        <w:pStyle w:val="Compact"/>
+        <w:numPr>
+          <w:ilvl w:val="0"/>
+          <w:numId w:val="1003"/>
+        </w:numPr>
+      </w:pPr>
+      <w:r>
+        <w:rPr>
+          <w:b/>
+          <w:bCs/>
+        </w:rPr>
+        <w:t xml:space="preserve">synthetic-162</w:t>
+      </w:r>
+      <w:r>
+        <w:t xml:space="preserve"> </w:t>
+      </w:r>
+      <w:r>
+        <w:t xml:space="preserve">— Word: a borderless grid pasted from the web, carrying “no shading” marks</w:t>
       </w:r>
       <w:r>
         <w:t xml:space="preserve"> </w:t>

--- a/docs/brief/checker-brief.docx
+++ b/docs/brief/checker-brief.docx
@@ -98,7 +98,7 @@
           <w:b/>
           <w:bCs/>
         </w:rPr>
-        <w:t xml:space="preserve">867</w:t>
+        <w:t xml:space="preserve">868</w:t>
       </w:r>
       <w:r>
         <w:t xml:space="preserve"> </w:t>
@@ -627,7 +627,7 @@
           <w:b/>
           <w:bCs/>
         </w:rPr>
-        <w:t xml:space="preserve">6 real bugs in the checker itself have been found and fixed</w:t>
+        <w:t xml:space="preserve">8 real bugs in the checker itself have been found and fixed</w:t>
       </w:r>
       <w:r>
         <w:t xml:space="preserve">: by the battery’s own first run (the blank-spaces description counted as real), by real agency files (the standard’s third</w:t>
@@ -654,7 +654,7 @@
           <w:b/>
           <w:bCs/>
         </w:rPr>
-        <w:t xml:space="preserve">The full inventory — 69 designed defects caught, 87 correct or hostile documents passed clean, 6 real bugs found in the checker and fixed</w:t>
+        <w:t xml:space="preserve">The full inventory — 69 designed defects caught, 85 correct or hostile documents passed clean, 8 real bugs found in the checker and fixed</w:t>
       </w:r>
       <w:r>
         <w:t xml:space="preserve"> </w:t>
@@ -1108,13 +1108,13 @@
       </w:r>
     </w:p>
     <w:bookmarkEnd w:id="17"/>
-    <w:bookmarkStart w:id="20" w:name="seven-months.-867-changes.-157-versions."/>
+    <w:bookmarkStart w:id="20" w:name="seven-months.-868-changes.-157-versions."/>
     <w:p>
       <w:pPr>
         <w:pStyle w:val="Heading2"/>
       </w:pPr>
       <w:r>
-        <w:t xml:space="preserve">Seven months. 867 changes. 157 versions.</w:t>
+        <w:t xml:space="preserve">Seven months. 868 changes. 157 versions.</w:t>
       </w:r>
     </w:p>
     <w:p>
@@ -1122,7 +1122,7 @@
         <w:pStyle w:val="FirstParagraph"/>
       </w:pPr>
       <w:r>
-        <w:t xml:space="preserve">Not a weekend project. Since March it has grown from a single PDF check into a checker for four kinds of files — 14 saved changes in the last 30 days alone, its battery of self-checks grown from about 1,500 in June to 3,796 today. All of it is public, on GitHub:</w:t>
+        <w:t xml:space="preserve">Not a weekend project. Since March it has grown from a single PDF check into a checker for four kinds of files — 15 saved changes in the last 30 days alone, its battery of self-checks grown from about 1,500 in June to 3,796 today. All of it is public, on GitHub:</w:t>
       </w:r>
       <w:r>
         <w:t xml:space="preserve"> </w:t>
@@ -6512,6 +6512,70 @@
           <w:i/>
           <w:iCs/>
         </w:rPr>
+        <w:t xml:space="preserve">(found a real bug)</w:t>
+      </w:r>
+    </w:p>
+    <w:p>
+      <w:pPr>
+        <w:pStyle w:val="Compact"/>
+        <w:numPr>
+          <w:ilvl w:val="0"/>
+          <w:numId w:val="1003"/>
+        </w:numPr>
+      </w:pPr>
+      <w:r>
+        <w:rPr>
+          <w:b/>
+          <w:bCs/>
+        </w:rPr>
+        <w:t xml:space="preserve">synthetic-158</w:t>
+      </w:r>
+      <w:r>
+        <w:t xml:space="preserve"> </w:t>
+      </w:r>
+      <w:r>
+        <w:t xml:space="preserve">— Word: the same table with Header Row unticked and no repeat header</w:t>
+      </w:r>
+      <w:r>
+        <w:t xml:space="preserve"> </w:t>
+      </w:r>
+      <w:r>
+        <w:rPr>
+          <w:i/>
+          <w:iCs/>
+        </w:rPr>
+        <w:t xml:space="preserve">(caught)</w:t>
+      </w:r>
+    </w:p>
+    <w:p>
+      <w:pPr>
+        <w:pStyle w:val="Compact"/>
+        <w:numPr>
+          <w:ilvl w:val="0"/>
+          <w:numId w:val="1003"/>
+        </w:numPr>
+      </w:pPr>
+      <w:r>
+        <w:rPr>
+          <w:b/>
+          <w:bCs/>
+        </w:rPr>
+        <w:t xml:space="preserve">synthetic-159</w:t>
+      </w:r>
+      <w:r>
+        <w:t xml:space="preserve"> </w:t>
+      </w:r>
+      <w:r>
+        <w:t xml:space="preserve">— Word: the same table marked with Repeat Header Rows instead</w:t>
+      </w:r>
+      <w:r>
+        <w:t xml:space="preserve"> </w:t>
+      </w:r>
+      <w:r>
+        <w:rPr>
+          <w:i/>
+          <w:iCs/>
+        </w:rPr>
         <w:t xml:space="preserve">(passed clean)</w:t>
       </w:r>
     </w:p>
@@ -6528,13 +6592,13 @@
           <w:b/>
           <w:bCs/>
         </w:rPr>
-        <w:t xml:space="preserve">synthetic-158</w:t>
-      </w:r>
-      <w:r>
-        <w:t xml:space="preserve"> </w:t>
-      </w:r>
-      <w:r>
-        <w:t xml:space="preserve">— Word: the same table with Header Row unticked and no repeat header</w:t>
+        <w:t xml:space="preserve">synthetic-160</w:t>
+      </w:r>
+      <w:r>
+        <w:t xml:space="preserve"> </w:t>
+      </w:r>
+      <w:r>
+        <w:t xml:space="preserve">— PowerPoint: a table with the Header Row box unticked</w:t>
       </w:r>
       <w:r>
         <w:t xml:space="preserve"> </w:t>
@@ -6560,13 +6624,13 @@
           <w:b/>
           <w:bCs/>
         </w:rPr>
-        <w:t xml:space="preserve">synthetic-159</w:t>
-      </w:r>
-      <w:r>
-        <w:t xml:space="preserve"> </w:t>
-      </w:r>
-      <w:r>
-        <w:t xml:space="preserve">— Word: the same table marked with Repeat Header Rows instead</w:t>
+        <w:t xml:space="preserve">synthetic-161</w:t>
+      </w:r>
+      <w:r>
+        <w:t xml:space="preserve"> </w:t>
+      </w:r>
+      <w:r>
+        <w:t xml:space="preserve">— PowerPoint: the same table with Header Row ticked</w:t>
       </w:r>
       <w:r>
         <w:t xml:space="preserve"> </w:t>
@@ -6592,70 +6656,6 @@
           <w:b/>
           <w:bCs/>
         </w:rPr>
-        <w:t xml:space="preserve">synthetic-160</w:t>
-      </w:r>
-      <w:r>
-        <w:t xml:space="preserve"> </w:t>
-      </w:r>
-      <w:r>
-        <w:t xml:space="preserve">— PowerPoint: a table with the Header Row box unticked</w:t>
-      </w:r>
-      <w:r>
-        <w:t xml:space="preserve"> </w:t>
-      </w:r>
-      <w:r>
-        <w:rPr>
-          <w:i/>
-          <w:iCs/>
-        </w:rPr>
-        <w:t xml:space="preserve">(caught)</w:t>
-      </w:r>
-    </w:p>
-    <w:p>
-      <w:pPr>
-        <w:pStyle w:val="Compact"/>
-        <w:numPr>
-          <w:ilvl w:val="0"/>
-          <w:numId w:val="1003"/>
-        </w:numPr>
-      </w:pPr>
-      <w:r>
-        <w:rPr>
-          <w:b/>
-          <w:bCs/>
-        </w:rPr>
-        <w:t xml:space="preserve">synthetic-161</w:t>
-      </w:r>
-      <w:r>
-        <w:t xml:space="preserve"> </w:t>
-      </w:r>
-      <w:r>
-        <w:t xml:space="preserve">— PowerPoint: the same table with Header Row ticked</w:t>
-      </w:r>
-      <w:r>
-        <w:t xml:space="preserve"> </w:t>
-      </w:r>
-      <w:r>
-        <w:rPr>
-          <w:i/>
-          <w:iCs/>
-        </w:rPr>
-        <w:t xml:space="preserve">(passed clean)</w:t>
-      </w:r>
-    </w:p>
-    <w:p>
-      <w:pPr>
-        <w:pStyle w:val="Compact"/>
-        <w:numPr>
-          <w:ilvl w:val="0"/>
-          <w:numId w:val="1003"/>
-        </w:numPr>
-      </w:pPr>
-      <w:r>
-        <w:rPr>
-          <w:b/>
-          <w:bCs/>
-        </w:rPr>
         <w:t xml:space="preserve">synthetic-162</w:t>
       </w:r>
       <w:r>
@@ -6672,7 +6672,7 @@
           <w:i/>
           <w:iCs/>
         </w:rPr>
-        <w:t xml:space="preserve">(passed clean)</w:t>
+        <w:t xml:space="preserve">(found a real bug)</w:t>
       </w:r>
     </w:p>
     <w:bookmarkEnd w:id="22"/>

--- a/docs/brief/checker-brief.docx
+++ b/docs/brief/checker-brief.docx
@@ -98,7 +98,7 @@
           <w:b/>
           <w:bCs/>
         </w:rPr>
-        <w:t xml:space="preserve">868</w:t>
+        <w:t xml:space="preserve">869</w:t>
       </w:r>
       <w:r>
         <w:t xml:space="preserve"> </w:t>
@@ -1108,13 +1108,13 @@
       </w:r>
     </w:p>
     <w:bookmarkEnd w:id="17"/>
-    <w:bookmarkStart w:id="20" w:name="seven-months.-868-changes.-157-versions."/>
+    <w:bookmarkStart w:id="20" w:name="seven-months.-869-changes.-157-versions."/>
     <w:p>
       <w:pPr>
         <w:pStyle w:val="Heading2"/>
       </w:pPr>
       <w:r>
-        <w:t xml:space="preserve">Seven months. 868 changes. 157 versions.</w:t>
+        <w:t xml:space="preserve">Seven months. 869 changes. 157 versions.</w:t>
       </w:r>
     </w:p>
     <w:p>
@@ -1122,7 +1122,7 @@
         <w:pStyle w:val="FirstParagraph"/>
       </w:pPr>
       <w:r>
-        <w:t xml:space="preserve">Not a weekend project. Since March it has grown from a single PDF check into a checker for four kinds of files — 15 saved changes in the last 30 days alone, its battery of self-checks grown from about 1,500 in June to 3,796 today. All of it is public, on GitHub:</w:t>
+        <w:t xml:space="preserve">Not a weekend project. Since March it has grown from a single PDF check into a checker for four kinds of files — 16 saved changes in the last 30 days alone, its battery of self-checks grown from about 1,500 in June to 3,796 today. All of it is public, on GitHub:</w:t>
       </w:r>
       <w:r>
         <w:t xml:space="preserve"> </w:t>

--- a/docs/brief/checker-brief.docx
+++ b/docs/brief/checker-brief.docx
@@ -50,13 +50,13 @@
           <w:b/>
           <w:bCs/>
         </w:rPr>
-        <w:t xml:space="preserve">12,558</w:t>
-      </w:r>
-      <w:r>
-        <w:t xml:space="preserve"> </w:t>
-      </w:r>
-      <w:r>
-        <w:t xml:space="preserve">check-ups run for internal and external agencies — the quick per-file check-up that has caught on beyond ICJIA: easier than SiteImprove, clearer than PAC. 45 in the last 30 days alone. ·</w:t>
+        <w:t xml:space="preserve">12,559</w:t>
+      </w:r>
+      <w:r>
+        <w:t xml:space="preserve"> </w:t>
+      </w:r>
+      <w:r>
+        <w:t xml:space="preserve">check-ups run for internal and external agencies — the quick per-file check-up that has caught on beyond ICJIA: easier than SiteImprove, clearer than PAC. 46 in the last 30 days alone. ·</w:t>
       </w:r>
       <w:r>
         <w:t xml:space="preserve"> </w:t>
@@ -98,7 +98,7 @@
           <w:b/>
           <w:bCs/>
         </w:rPr>
-        <w:t xml:space="preserve">869</w:t>
+        <w:t xml:space="preserve">870</w:t>
       </w:r>
       <w:r>
         <w:t xml:space="preserve"> </w:t>
@@ -987,7 +987,7 @@
           <w:b/>
           <w:bCs/>
         </w:rPr>
-        <w:t xml:space="preserve">6 documents came back for a re-check after repairs — and 2 of them climbed all the way to an A</w:t>
+        <w:t xml:space="preserve">7 documents came back for a re-check after repairs — and 3 of them climbed all the way to an A</w:t>
       </w:r>
       <w:r>
         <w:t xml:space="preserve">: failed, fixed, and passed under the same rules. This is the question behind every other question, and the answer no sales pitch can fake: the same file, failed and then passed.</w:t>
@@ -1108,13 +1108,13 @@
       </w:r>
     </w:p>
     <w:bookmarkEnd w:id="17"/>
-    <w:bookmarkStart w:id="20" w:name="seven-months.-869-changes.-157-versions."/>
+    <w:bookmarkStart w:id="20" w:name="seven-months.-870-changes.-157-versions."/>
     <w:p>
       <w:pPr>
         <w:pStyle w:val="Heading2"/>
       </w:pPr>
       <w:r>
-        <w:t xml:space="preserve">Seven months. 869 changes. 157 versions.</w:t>
+        <w:t xml:space="preserve">Seven months. 870 changes. 157 versions.</w:t>
       </w:r>
     </w:p>
     <w:p>
@@ -1122,7 +1122,7 @@
         <w:pStyle w:val="FirstParagraph"/>
       </w:pPr>
       <w:r>
-        <w:t xml:space="preserve">Not a weekend project. Since March it has grown from a single PDF check into a checker for four kinds of files — 16 saved changes in the last 30 days alone, its battery of self-checks grown from about 1,500 in June to 3,796 today. All of it is public, on GitHub:</w:t>
+        <w:t xml:space="preserve">Not a weekend project. Since March it has grown from a single PDF check into a checker for four kinds of files — 17 saved changes in the last 30 days alone, its battery of self-checks grown from about 1,500 in June to 3,796 today. All of it is public, on GitHub:</w:t>
       </w:r>
       <w:r>
         <w:t xml:space="preserve"> </w:t>
@@ -1197,7 +1197,7 @@
         <w:t xml:space="preserve"> </w:t>
       </w:r>
       <w:r>
-        <w:t xml:space="preserve">This is real software, battle-tested: 12,558 check-ups for internal and external agencies, 162 trap documents designed to fool it, an independent referee co-signing every report, and a public record of every change — and it is free. Nothing here asks for trust; every claim here is checkable by anyone:</w:t>
+        <w:t xml:space="preserve">This is real software, battle-tested: 12,559 check-ups for internal and external agencies, 162 trap documents designed to fool it, an independent referee co-signing every report, and a public record of every change — and it is free. Nothing here asks for trust; every claim here is checkable by anyone:</w:t>
       </w:r>
     </w:p>
     <w:p>

--- a/docs/brief/checker-brief.docx
+++ b/docs/brief/checker-brief.docx
@@ -50,23 +50,23 @@
           <w:b/>
           <w:bCs/>
         </w:rPr>
-        <w:t xml:space="preserve">12,559</w:t>
-      </w:r>
-      <w:r>
-        <w:t xml:space="preserve"> </w:t>
-      </w:r>
-      <w:r>
-        <w:t xml:space="preserve">check-ups run for internal and external agencies — the quick per-file check-up that has caught on beyond ICJIA: easier than SiteImprove, clearer than PAC. 46 in the last 30 days alone. ·</w:t>
-      </w:r>
-      <w:r>
-        <w:t xml:space="preserve"> </w:t>
-      </w:r>
-      <w:r>
-        <w:rPr>
-          <w:b/>
-          <w:bCs/>
-        </w:rPr>
-        <w:t xml:space="preserve">3,796</w:t>
+        <w:t xml:space="preserve">12,568</w:t>
+      </w:r>
+      <w:r>
+        <w:t xml:space="preserve"> </w:t>
+      </w:r>
+      <w:r>
+        <w:t xml:space="preserve">check-ups run for internal and external agencies — the quick per-file check-up that has caught on beyond ICJIA: easier than SiteImprove, clearer than PAC. 55 in the last 30 days. ·</w:t>
+      </w:r>
+      <w:r>
+        <w:t xml:space="preserve"> </w:t>
+      </w:r>
+      <w:r>
+        <w:rPr>
+          <w:b/>
+          <w:bCs/>
+        </w:rPr>
+        <w:t xml:space="preserve">3,813</w:t>
       </w:r>
       <w:r>
         <w:t xml:space="preserve"> </w:t>
@@ -82,7 +82,7 @@
           <w:b/>
           <w:bCs/>
         </w:rPr>
-        <w:t xml:space="preserve">162 / 162</w:t>
+        <w:t xml:space="preserve">165 / 165</w:t>
       </w:r>
       <w:r>
         <w:t xml:space="preserve"> </w:t>
@@ -98,7 +98,7 @@
           <w:b/>
           <w:bCs/>
         </w:rPr>
-        <w:t xml:space="preserve">870</w:t>
+        <w:t xml:space="preserve">871</w:t>
       </w:r>
       <w:r>
         <w:t xml:space="preserve"> </w:t>
@@ -550,13 +550,13 @@
       </w:r>
     </w:p>
     <w:bookmarkEnd w:id="12"/>
-    <w:bookmarkStart w:id="13" w:name="X8b73f9da209531ee20ebae0ee6cce3a8577e2cd"/>
+    <w:bookmarkStart w:id="13" w:name="X05880d64cea272eb112ded2b8953bdf963ee444"/>
     <w:p>
       <w:pPr>
         <w:pStyle w:val="Heading2"/>
       </w:pPr>
       <w:r>
-        <w:t xml:space="preserve">We built 162 documents designed to fool it — PDFs modeled on Canva, InDesign, and Word, plus native Word, PowerPoint, and Excel traps</w:t>
+        <w:t xml:space="preserve">We built 165 documents designed to fool it — PDFs modeled on Canva, InDesign, and Word, plus native Word, PowerPoint, and Excel traps</w:t>
       </w:r>
     </w:p>
     <w:p>
@@ -611,7 +611,7 @@
           <w:b/>
           <w:bCs/>
         </w:rPr>
-        <w:t xml:space="preserve">All 162 held</w:t>
+        <w:t xml:space="preserve">All 165 held</w:t>
       </w:r>
       <w:r>
         <w:t xml:space="preserve"> </w:t>
@@ -627,7 +627,7 @@
           <w:b/>
           <w:bCs/>
         </w:rPr>
-        <w:t xml:space="preserve">8 real bugs in the checker itself have been found and fixed</w:t>
+        <w:t xml:space="preserve">9 real bugs in the checker itself have been found and fixed</w:t>
       </w:r>
       <w:r>
         <w:t xml:space="preserve">: by the battery’s own first run (the blank-spaces description counted as real), by real agency files (the standard’s third</w:t>
@@ -642,7 +642,19 @@
         <w:t xml:space="preserve"> </w:t>
       </w:r>
       <w:r>
-        <w:t xml:space="preserve">header direction rejected; values stored behind references unread; a wrong language declaration nobody’s tool flagged), by the encoding gate before any file arrived (the class-map route), and by a trap written first and watched fail (one-row tables misread as crosstabs). Each is detailed on the trust page, documented publicly, and re-proved on every run. A checker that only pretends to work doesn’t catch itself. Anyone can re-run the whole battery; the traps are rebuilt from scratch every time. And it is not just spelling tests — it re-proves, on every run, the hard cases real documents taught this checker: Canva’s phantom leftovers that once cost a clean report a grade, InDesign’s custom naming soup, the rubble Acrobat’s page-combining leaves behind, headings that exist but say nothing, tables whose headers point nowhere, forms with no labels — document structure errors, not typos.</w:t>
+        <w:t xml:space="preserve">header direction rejected; values stored behind references unread; a wrong language declaration nobody’s tool flagged; a Word table header marked the way Microsoft documents, called unmarked), by the encoding gate before any file arrived (the class-map route), by a trap written first and watched fail (one-row tables misread as crosstabs), while tracing an agency file (pasted</w:t>
+      </w:r>
+      <w:r>
+        <w:t xml:space="preserve"> </w:t>
+      </w:r>
+      <w:r>
+        <w:t xml:space="preserve">“no shading”</w:t>
+      </w:r>
+      <w:r>
+        <w:t xml:space="preserve"> </w:t>
+      </w:r>
+      <w:r>
+        <w:t xml:space="preserve">marks read as shading), and by comparing the same defect across all four formats (a memo’s bold title graded as missing sections). Each is detailed on the trust page, documented publicly, and re-proved on every run. A checker that only pretends to work doesn’t catch itself. Anyone can re-run the whole battery; the traps are rebuilt from scratch every time. And it is not just spelling tests — it re-proves, on every run, the hard cases real documents taught this checker: Canva’s phantom leftovers that once cost a clean report a grade, InDesign’s custom naming soup, the rubble Acrobat’s page-combining leaves behind, headings that exist but say nothing, tables whose headers point nowhere, forms with no labels — document structure errors, not typos.</w:t>
       </w:r>
     </w:p>
     <w:p>
@@ -654,7 +666,7 @@
           <w:b/>
           <w:bCs/>
         </w:rPr>
-        <w:t xml:space="preserve">The full inventory — 69 designed defects caught, 85 correct or hostile documents passed clean, 8 real bugs found in the checker and fixed</w:t>
+        <w:t xml:space="preserve">The full inventory — 70 designed defects caught, 86 correct or hostile documents passed clean, 9 real bugs found in the checker and fixed</w:t>
       </w:r>
       <w:r>
         <w:t xml:space="preserve"> </w:t>
@@ -882,7 +894,7 @@
         <w:pStyle w:val="FirstParagraph"/>
       </w:pPr>
       <w:r>
-        <w:t xml:space="preserve">Twelve gates stand between a code change and the live site, run automatically on every change; one failure stops the release cold. On every change: the 3,796 self-checks (every promise ever made, re-tested); the 162 trap documents rebuilt and re-judged; the scoring invariant (the grade shown must always match the score computed); the</w:t>
+        <w:t xml:space="preserve">Twelve gates stand between a code change and the live site, run automatically on every change; one failure stops the release cold. On every change: the 3,813 self-checks (every promise ever made, re-tested); the 165 trap documents rebuilt and re-judged; the scoring invariant (the grade shown must always match the score computed); the</w:t>
       </w:r>
       <w:r>
         <w:t xml:space="preserve"> </w:t>
@@ -977,7 +989,7 @@
         <w:t xml:space="preserve">to-do list, not a verdict</w:t>
       </w:r>
       <w:r>
-        <w:t xml:space="preserve">: the first check-up fails the file and names every problem with exact fix-it steps; the author repairs it; the re-check runs the same rules with no memory of the first attempt. In the last 30 days alone,</w:t>
+        <w:t xml:space="preserve">: the first check-up fails the file and names every problem with exact fix-it steps; the author repairs it; the re-check runs the same rules with no memory of the first attempt. In the last 30 days,</w:t>
       </w:r>
       <w:r>
         <w:t xml:space="preserve"> </w:t>
@@ -1108,13 +1120,13 @@
       </w:r>
     </w:p>
     <w:bookmarkEnd w:id="17"/>
-    <w:bookmarkStart w:id="20" w:name="seven-months.-870-changes.-157-versions."/>
+    <w:bookmarkStart w:id="20" w:name="seven-months.-871-changes.-158-versions."/>
     <w:p>
       <w:pPr>
         <w:pStyle w:val="Heading2"/>
       </w:pPr>
       <w:r>
-        <w:t xml:space="preserve">Seven months. 870 changes. 157 versions.</w:t>
+        <w:t xml:space="preserve">Seven months. 871 changes. 158 versions.</w:t>
       </w:r>
     </w:p>
     <w:p>
@@ -1122,7 +1134,7 @@
         <w:pStyle w:val="FirstParagraph"/>
       </w:pPr>
       <w:r>
-        <w:t xml:space="preserve">Not a weekend project. Since March it has grown from a single PDF check into a checker for four kinds of files — 17 saved changes in the last 30 days alone, its battery of self-checks grown from about 1,500 in June to 3,796 today. All of it is public, on GitHub:</w:t>
+        <w:t xml:space="preserve">Not a weekend project. Since March it has grown from a single PDF check into a checker for four kinds of files — 18 saved changes in the last 30 days, its battery of self-checks grown from about 1,500 in June to 3,813 today. All of it is public, on GitHub:</w:t>
       </w:r>
       <w:r>
         <w:t xml:space="preserve"> </w:t>
@@ -1153,7 +1165,7 @@
         </w:r>
       </w:hyperlink>
       <w:r>
-        <w:t xml:space="preserve">, open for anyone to read. Milestones, newest first: passes its own trap test 162/162 · fixed the outlier that wrongly refused a 246-page annual report — traced to the server, not the file, with proof · made its own grading</w:t>
+        <w:t xml:space="preserve">, open for anyone to read. Milestones, newest first: passes its own trap test 165/165 · fixed the outlier that wrongly refused a 246-page annual report — traced to the server, not the file, with proof · made its own grading</w:t>
       </w:r>
       <w:r>
         <w:t xml:space="preserve"> </w:t>
@@ -1197,7 +1209,7 @@
         <w:t xml:space="preserve"> </w:t>
       </w:r>
       <w:r>
-        <w:t xml:space="preserve">This is real software, battle-tested: 12,559 check-ups for internal and external agencies, 162 trap documents designed to fool it, an independent referee co-signing every report, and a public record of every change — and it is free. Nothing here asks for trust; every claim here is checkable by anyone:</w:t>
+        <w:t xml:space="preserve">This is real software, battle-tested: 12,568 check-ups for internal and external agencies, 165 trap documents designed to fool it, an independent referee co-signing every report, and a public record of every change — and it is free. Nothing here asks for trust; every claim here is checkable by anyone:</w:t>
       </w:r>
     </w:p>
     <w:p>
@@ -1257,13 +1269,13 @@
           <w:b/>
           <w:bCs/>
         </w:rPr>
-        <w:t xml:space="preserve">3,796 self-checks.</w:t>
-      </w:r>
-      <w:r>
-        <w:t xml:space="preserve"> </w:t>
-      </w:r>
-      <w:r>
-        <w:t xml:space="preserve">Before anything new goes live, the software re-runs every promise it has ever made — all 3,796 must pass. A single failure stops the release cold: fix it, then run the full battery again from the top. A few of those promises, in plain words: a scanned page with no readable text must score zero (no partial credit for a picture of words); a file with no tables must never be graded on tables; the grade on screen and the grade in the downloaded report must match, digit for digit; an image description made of nothing but blank spaces must be caught as empty; a re-saved copy of a document must receive the identical grade, digit for digit; and all 162 trap documents must still be judged correctly, every release.</w:t>
+        <w:t xml:space="preserve">3,813 self-checks.</w:t>
+      </w:r>
+      <w:r>
+        <w:t xml:space="preserve"> </w:t>
+      </w:r>
+      <w:r>
+        <w:t xml:space="preserve">Before anything new goes live, the software re-runs every promise it has ever made — all 3,813 must pass. A single failure stops the release cold: fix it, then run the full battery again from the top. A few of those promises, in plain words: a scanned page with no readable text must score zero (no partial credit for a picture of words); a file with no tables must never be graded on tables; the grade on screen and the grade in the downloaded report must match, digit for digit; an image description made of nothing but blank spaces must be caught as empty; a re-saved copy of a document must receive the identical grade, digit for digit; and all 165 trap documents must still be judged correctly, every release.</w:t>
       </w:r>
     </w:p>
     <w:p>
@@ -1285,7 +1297,7 @@
         <w:t xml:space="preserve"> </w:t>
       </w:r>
       <w:r>
-        <w:t xml:space="preserve">157 version notes plus a plain-language security log written for records auditors — mistakes included.</w:t>
+        <w:t xml:space="preserve">158 version notes plus a plain-language security log written for records auditors — mistakes included.</w:t>
       </w:r>
     </w:p>
     <w:p>
@@ -1389,13 +1401,13 @@
       </w:r>
     </w:p>
     <w:bookmarkEnd w:id="21"/>
-    <w:bookmarkStart w:id="22" w:name="appendix-the-162-trap-documents"/>
+    <w:bookmarkStart w:id="22" w:name="appendix-the-165-trap-documents"/>
     <w:p>
       <w:pPr>
         <w:pStyle w:val="Heading2"/>
       </w:pPr>
       <w:r>
-        <w:t xml:space="preserve">Appendix: the 162 trap documents</w:t>
+        <w:t xml:space="preserve">Appendix: the 165 trap documents</w:t>
       </w:r>
     </w:p>
     <w:p>
@@ -6673,6 +6685,102 @@
           <w:iCs/>
         </w:rPr>
         <w:t xml:space="preserve">(found a real bug)</w:t>
+      </w:r>
+    </w:p>
+    <w:p>
+      <w:pPr>
+        <w:pStyle w:val="Compact"/>
+        <w:numPr>
+          <w:ilvl w:val="0"/>
+          <w:numId w:val="1003"/>
+        </w:numPr>
+      </w:pPr>
+      <w:r>
+        <w:rPr>
+          <w:b/>
+          <w:bCs/>
+        </w:rPr>
+        <w:t xml:space="preserve">synthetic-163</w:t>
+      </w:r>
+      <w:r>
+        <w:t xml:space="preserve"> </w:t>
+      </w:r>
+      <w:r>
+        <w:t xml:space="preserve">— Word: a memo whose only heading-like line is its bold title</w:t>
+      </w:r>
+      <w:r>
+        <w:t xml:space="preserve"> </w:t>
+      </w:r>
+      <w:r>
+        <w:rPr>
+          <w:i/>
+          <w:iCs/>
+        </w:rPr>
+        <w:t xml:space="preserve">(found a real bug)</w:t>
+      </w:r>
+    </w:p>
+    <w:p>
+      <w:pPr>
+        <w:pStyle w:val="Compact"/>
+        <w:numPr>
+          <w:ilvl w:val="0"/>
+          <w:numId w:val="1003"/>
+        </w:numPr>
+      </w:pPr>
+      <w:r>
+        <w:rPr>
+          <w:b/>
+          <w:bCs/>
+        </w:rPr>
+        <w:t xml:space="preserve">synthetic-164</w:t>
+      </w:r>
+      <w:r>
+        <w:t xml:space="preserve"> </w:t>
+      </w:r>
+      <w:r>
+        <w:t xml:space="preserve">— Word: two bold section lines and no Heading styles</w:t>
+      </w:r>
+      <w:r>
+        <w:t xml:space="preserve"> </w:t>
+      </w:r>
+      <w:r>
+        <w:rPr>
+          <w:i/>
+          <w:iCs/>
+        </w:rPr>
+        <w:t xml:space="preserve">(caught)</w:t>
+      </w:r>
+    </w:p>
+    <w:p>
+      <w:pPr>
+        <w:pStyle w:val="Compact"/>
+        <w:numPr>
+          <w:ilvl w:val="0"/>
+          <w:numId w:val="1003"/>
+        </w:numPr>
+      </w:pPr>
+      <w:r>
+        <w:rPr>
+          <w:b/>
+          <w:bCs/>
+        </w:rPr>
+        <w:t xml:space="preserve">synthetic-165</w:t>
+      </w:r>
+      <w:r>
+        <w:t xml:space="preserve"> </w:t>
+      </w:r>
+      <w:r>
+        <w:t xml:space="preserve">— PowerPoint: one typed title on a deck with no titled slides</w:t>
+      </w:r>
+      <w:r>
+        <w:t xml:space="preserve"> </w:t>
+      </w:r>
+      <w:r>
+        <w:rPr>
+          <w:i/>
+          <w:iCs/>
+        </w:rPr>
+        <w:t xml:space="preserve">(passed clean)</w:t>
       </w:r>
     </w:p>
     <w:bookmarkEnd w:id="22"/>

--- a/docs/brief/checker-brief.docx
+++ b/docs/brief/checker-brief.docx
@@ -50,23 +50,23 @@
           <w:b/>
           <w:bCs/>
         </w:rPr>
-        <w:t xml:space="preserve">12,568</w:t>
-      </w:r>
-      <w:r>
-        <w:t xml:space="preserve"> </w:t>
-      </w:r>
-      <w:r>
-        <w:t xml:space="preserve">check-ups run for internal and external agencies — the quick per-file check-up that has caught on beyond ICJIA: easier than SiteImprove, clearer than PAC. 55 in the last 30 days. ·</w:t>
-      </w:r>
-      <w:r>
-        <w:t xml:space="preserve"> </w:t>
-      </w:r>
-      <w:r>
-        <w:rPr>
-          <w:b/>
-          <w:bCs/>
-        </w:rPr>
-        <w:t xml:space="preserve">3,813</w:t>
+        <w:t xml:space="preserve">12,575</w:t>
+      </w:r>
+      <w:r>
+        <w:t xml:space="preserve"> </w:t>
+      </w:r>
+      <w:r>
+        <w:t xml:space="preserve">check-ups run for internal and external agencies — the quick per-file check-up that has caught on beyond ICJIA: easier than SiteImprove, clearer than PAC. 62 in the last 30 days. ·</w:t>
+      </w:r>
+      <w:r>
+        <w:t xml:space="preserve"> </w:t>
+      </w:r>
+      <w:r>
+        <w:rPr>
+          <w:b/>
+          <w:bCs/>
+        </w:rPr>
+        <w:t xml:space="preserve">3,865</w:t>
       </w:r>
       <w:r>
         <w:t xml:space="preserve"> </w:t>
@@ -82,7 +82,7 @@
           <w:b/>
           <w:bCs/>
         </w:rPr>
-        <w:t xml:space="preserve">165 / 165</w:t>
+        <w:t xml:space="preserve">169 / 169</w:t>
       </w:r>
       <w:r>
         <w:t xml:space="preserve"> </w:t>
@@ -98,7 +98,7 @@
           <w:b/>
           <w:bCs/>
         </w:rPr>
-        <w:t xml:space="preserve">871</w:t>
+        <w:t xml:space="preserve">872</w:t>
       </w:r>
       <w:r>
         <w:t xml:space="preserve"> </w:t>
@@ -550,13 +550,13 @@
       </w:r>
     </w:p>
     <w:bookmarkEnd w:id="12"/>
-    <w:bookmarkStart w:id="13" w:name="X05880d64cea272eb112ded2b8953bdf963ee444"/>
+    <w:bookmarkStart w:id="13" w:name="X72ad66e8685abe34b00eebb655844fa610d3968"/>
     <w:p>
       <w:pPr>
         <w:pStyle w:val="Heading2"/>
       </w:pPr>
       <w:r>
-        <w:t xml:space="preserve">We built 165 documents designed to fool it — PDFs modeled on Canva, InDesign, and Word, plus native Word, PowerPoint, and Excel traps</w:t>
+        <w:t xml:space="preserve">We built 169 documents designed to fool it — PDFs modeled on Canva, InDesign, and Word, plus native Word, PowerPoint, and Excel traps</w:t>
       </w:r>
     </w:p>
     <w:p>
@@ -611,7 +611,7 @@
           <w:b/>
           <w:bCs/>
         </w:rPr>
-        <w:t xml:space="preserve">All 165 held</w:t>
+        <w:t xml:space="preserve">All 169 held</w:t>
       </w:r>
       <w:r>
         <w:t xml:space="preserve"> </w:t>
@@ -627,7 +627,7 @@
           <w:b/>
           <w:bCs/>
         </w:rPr>
-        <w:t xml:space="preserve">9 real bugs in the checker itself have been found and fixed</w:t>
+        <w:t xml:space="preserve">10 real bugs in the checker itself have been found and fixed</w:t>
       </w:r>
       <w:r>
         <w:t xml:space="preserve">: by the battery’s own first run (the blank-spaces description counted as real), by real agency files (the standard’s third</w:t>
@@ -654,7 +654,16 @@
         <w:t xml:space="preserve"> </w:t>
       </w:r>
       <w:r>
-        <w:t xml:space="preserve">marks read as shading), and by comparing the same defect across all four formats (a memo’s bold title graded as missing sections). Each is detailed on the trust page, documented publicly, and re-proved on every run. A checker that only pretends to work doesn’t catch itself. Anyone can re-run the whole battery; the traps are rebuilt from scratch every time. And it is not just spelling tests — it re-proves, on every run, the hard cases real documents taught this checker: Canva’s phantom leftovers that once cost a clean report a grade, InDesign’s custom naming soup, the rubble Acrobat’s page-combining leaves behind, headings that exist but say nothing, tables whose headers point nowhere, forms with no labels — document structure errors, not typos.</w:t>
+        <w:t xml:space="preserve">marks read as shading), and by comparing the same defect across all four formats (a memo’s bold title graded as missing sections; PowerPoint’s default title,</w:t>
+      </w:r>
+      <w:r>
+        <w:t xml:space="preserve"> </w:t>
+      </w:r>
+      <w:r>
+        <w:t xml:space="preserve">“PowerPoint Presentation”</w:t>
+      </w:r>
+      <w:r>
+        <w:t xml:space="preserve">, checked in no format). Each is detailed on the trust page, documented publicly, and re-proved on every run. A checker that only pretends to work doesn’t catch itself. Anyone can re-run the whole battery; the traps are rebuilt from scratch every time. And it is not just spelling tests — it re-proves, on every run, the hard cases real documents taught this checker: Canva’s phantom leftovers that once cost a clean report a grade, InDesign’s custom naming soup, the rubble Acrobat’s page-combining leaves behind, headings that exist but say nothing, tables whose headers point nowhere, forms with no labels — document structure errors, not typos.</w:t>
       </w:r>
     </w:p>
     <w:p>
@@ -666,7 +675,7 @@
           <w:b/>
           <w:bCs/>
         </w:rPr>
-        <w:t xml:space="preserve">The full inventory — 70 designed defects caught, 86 correct or hostile documents passed clean, 9 real bugs found in the checker and fixed</w:t>
+        <w:t xml:space="preserve">The full inventory — 72 designed defects caught, 87 correct or hostile documents passed clean, 10 real bugs found in the checker and fixed</w:t>
       </w:r>
       <w:r>
         <w:t xml:space="preserve"> </w:t>
@@ -894,7 +903,7 @@
         <w:pStyle w:val="FirstParagraph"/>
       </w:pPr>
       <w:r>
-        <w:t xml:space="preserve">Twelve gates stand between a code change and the live site, run automatically on every change; one failure stops the release cold. On every change: the 3,813 self-checks (every promise ever made, re-tested); the 165 trap documents rebuilt and re-judged; the scoring invariant (the grade shown must always match the score computed); the</w:t>
+        <w:t xml:space="preserve">Twelve gates stand between a code change and the live site, run automatically on every change; one failure stops the release cold. On every change: the 3,865 self-checks (every promise ever made, re-tested); the 169 trap documents rebuilt and re-judged; the scoring invariant (the grade shown must always match the score computed); the</w:t>
       </w:r>
       <w:r>
         <w:t xml:space="preserve"> </w:t>
@@ -999,7 +1008,7 @@
           <w:b/>
           <w:bCs/>
         </w:rPr>
-        <w:t xml:space="preserve">7 documents came back for a re-check after repairs — and 3 of them climbed all the way to an A</w:t>
+        <w:t xml:space="preserve">8 documents came back for a re-check after repairs — and 3 of them climbed all the way to an A</w:t>
       </w:r>
       <w:r>
         <w:t xml:space="preserve">: failed, fixed, and passed under the same rules. This is the question behind every other question, and the answer no sales pitch can fake: the same file, failed and then passed.</w:t>
@@ -1120,13 +1129,13 @@
       </w:r>
     </w:p>
     <w:bookmarkEnd w:id="17"/>
-    <w:bookmarkStart w:id="20" w:name="seven-months.-871-changes.-158-versions."/>
+    <w:bookmarkStart w:id="20" w:name="seven-months.-872-changes.-159-versions."/>
     <w:p>
       <w:pPr>
         <w:pStyle w:val="Heading2"/>
       </w:pPr>
       <w:r>
-        <w:t xml:space="preserve">Seven months. 871 changes. 158 versions.</w:t>
+        <w:t xml:space="preserve">Seven months. 872 changes. 159 versions.</w:t>
       </w:r>
     </w:p>
     <w:p>
@@ -1134,7 +1143,7 @@
         <w:pStyle w:val="FirstParagraph"/>
       </w:pPr>
       <w:r>
-        <w:t xml:space="preserve">Not a weekend project. Since March it has grown from a single PDF check into a checker for four kinds of files — 18 saved changes in the last 30 days, its battery of self-checks grown from about 1,500 in June to 3,813 today. All of it is public, on GitHub:</w:t>
+        <w:t xml:space="preserve">Not a weekend project. Since March it has grown from a single PDF check into a checker for four kinds of files — 19 saved changes in the last 30 days, its battery of self-checks grown from about 1,500 in June to 3,865 today. All of it is public, on GitHub:</w:t>
       </w:r>
       <w:r>
         <w:t xml:space="preserve"> </w:t>
@@ -1165,7 +1174,7 @@
         </w:r>
       </w:hyperlink>
       <w:r>
-        <w:t xml:space="preserve">, open for anyone to read. Milestones, newest first: passes its own trap test 165/165 · fixed the outlier that wrongly refused a 246-page annual report — traced to the server, not the file, with proof · made its own grading</w:t>
+        <w:t xml:space="preserve">, open for anyone to read. Milestones, newest first: passes its own trap test 169/169 · fixed the outlier that wrongly refused a 246-page annual report — traced to the server, not the file, with proof · made its own grading</w:t>
       </w:r>
       <w:r>
         <w:t xml:space="preserve"> </w:t>
@@ -1209,7 +1218,7 @@
         <w:t xml:space="preserve"> </w:t>
       </w:r>
       <w:r>
-        <w:t xml:space="preserve">This is real software, battle-tested: 12,568 check-ups for internal and external agencies, 165 trap documents designed to fool it, an independent referee co-signing every report, and a public record of every change — and it is free. Nothing here asks for trust; every claim here is checkable by anyone:</w:t>
+        <w:t xml:space="preserve">This is real software, battle-tested: 12,575 check-ups for internal and external agencies, 169 trap documents designed to fool it, an independent referee co-signing every report, and a public record of every change — and it is free. Nothing here asks for trust; every claim here is checkable by anyone:</w:t>
       </w:r>
     </w:p>
     <w:p>
@@ -1269,13 +1278,13 @@
           <w:b/>
           <w:bCs/>
         </w:rPr>
-        <w:t xml:space="preserve">3,813 self-checks.</w:t>
-      </w:r>
-      <w:r>
-        <w:t xml:space="preserve"> </w:t>
-      </w:r>
-      <w:r>
-        <w:t xml:space="preserve">Before anything new goes live, the software re-runs every promise it has ever made — all 3,813 must pass. A single failure stops the release cold: fix it, then run the full battery again from the top. A few of those promises, in plain words: a scanned page with no readable text must score zero (no partial credit for a picture of words); a file with no tables must never be graded on tables; the grade on screen and the grade in the downloaded report must match, digit for digit; an image description made of nothing but blank spaces must be caught as empty; a re-saved copy of a document must receive the identical grade, digit for digit; and all 165 trap documents must still be judged correctly, every release.</w:t>
+        <w:t xml:space="preserve">3,865 self-checks.</w:t>
+      </w:r>
+      <w:r>
+        <w:t xml:space="preserve"> </w:t>
+      </w:r>
+      <w:r>
+        <w:t xml:space="preserve">Before anything new goes live, the software re-runs every promise it has ever made — all 3,865 must pass. A single failure stops the release cold: fix it, then run the full battery again from the top. A few of those promises, in plain words: a scanned page with no readable text must score zero (no partial credit for a picture of words); a file with no tables must never be graded on tables; the grade on screen and the grade in the downloaded report must match, digit for digit; an image description made of nothing but blank spaces must be caught as empty; a re-saved copy of a document must receive the identical grade, digit for digit; and all 169 trap documents must still be judged correctly, every release.</w:t>
       </w:r>
     </w:p>
     <w:p>
@@ -1297,7 +1306,7 @@
         <w:t xml:space="preserve"> </w:t>
       </w:r>
       <w:r>
-        <w:t xml:space="preserve">158 version notes plus a plain-language security log written for records auditors — mistakes included.</w:t>
+        <w:t xml:space="preserve">159 version notes plus a plain-language security log written for records auditors — mistakes included.</w:t>
       </w:r>
     </w:p>
     <w:p>
@@ -1401,13 +1410,13 @@
       </w:r>
     </w:p>
     <w:bookmarkEnd w:id="21"/>
-    <w:bookmarkStart w:id="22" w:name="appendix-the-165-trap-documents"/>
+    <w:bookmarkStart w:id="22" w:name="appendix-the-169-trap-documents"/>
     <w:p>
       <w:pPr>
         <w:pStyle w:val="Heading2"/>
       </w:pPr>
       <w:r>
-        <w:t xml:space="preserve">Appendix: the 165 trap documents</w:t>
+        <w:t xml:space="preserve">Appendix: the 169 trap documents</w:t>
       </w:r>
     </w:p>
     <w:p>
@@ -6771,6 +6780,134 @@
       </w:r>
       <w:r>
         <w:t xml:space="preserve">— PowerPoint: one typed title on a deck with no titled slides</w:t>
+      </w:r>
+      <w:r>
+        <w:t xml:space="preserve"> </w:t>
+      </w:r>
+      <w:r>
+        <w:rPr>
+          <w:i/>
+          <w:iCs/>
+        </w:rPr>
+        <w:t xml:space="preserve">(passed clean)</w:t>
+      </w:r>
+    </w:p>
+    <w:p>
+      <w:pPr>
+        <w:pStyle w:val="Compact"/>
+        <w:numPr>
+          <w:ilvl w:val="0"/>
+          <w:numId w:val="1003"/>
+        </w:numPr>
+      </w:pPr>
+      <w:r>
+        <w:rPr>
+          <w:b/>
+          <w:bCs/>
+        </w:rPr>
+        <w:t xml:space="preserve">synthetic-166</w:t>
+      </w:r>
+      <w:r>
+        <w:t xml:space="preserve"> </w:t>
+      </w:r>
+      <w:r>
+        <w:t xml:space="preserve">— Word: a memo whose only list is typed by hand</w:t>
+      </w:r>
+      <w:r>
+        <w:t xml:space="preserve"> </w:t>
+      </w:r>
+      <w:r>
+        <w:rPr>
+          <w:i/>
+          <w:iCs/>
+        </w:rPr>
+        <w:t xml:space="preserve">(caught)</w:t>
+      </w:r>
+    </w:p>
+    <w:p>
+      <w:pPr>
+        <w:pStyle w:val="Compact"/>
+        <w:numPr>
+          <w:ilvl w:val="0"/>
+          <w:numId w:val="1003"/>
+        </w:numPr>
+      </w:pPr>
+      <w:r>
+        <w:rPr>
+          <w:b/>
+          <w:bCs/>
+        </w:rPr>
+        <w:t xml:space="preserve">synthetic-167</w:t>
+      </w:r>
+      <w:r>
+        <w:t xml:space="preserve"> </w:t>
+      </w:r>
+      <w:r>
+        <w:t xml:space="preserve">— PowerPoint: a deck still titled “PowerPoint Presentation”</w:t>
+      </w:r>
+      <w:r>
+        <w:t xml:space="preserve"> </w:t>
+      </w:r>
+      <w:r>
+        <w:rPr>
+          <w:i/>
+          <w:iCs/>
+        </w:rPr>
+        <w:t xml:space="preserve">(found a real bug)</w:t>
+      </w:r>
+    </w:p>
+    <w:p>
+      <w:pPr>
+        <w:pStyle w:val="Compact"/>
+        <w:numPr>
+          <w:ilvl w:val="0"/>
+          <w:numId w:val="1003"/>
+        </w:numPr>
+      </w:pPr>
+      <w:r>
+        <w:rPr>
+          <w:b/>
+          <w:bCs/>
+        </w:rPr>
+        <w:t xml:space="preserve">synthetic-168</w:t>
+      </w:r>
+      <w:r>
+        <w:t xml:space="preserve"> </w:t>
+      </w:r>
+      <w:r>
+        <w:t xml:space="preserve">— Word: a memo titled with its own file name</w:t>
+      </w:r>
+      <w:r>
+        <w:t xml:space="preserve"> </w:t>
+      </w:r>
+      <w:r>
+        <w:rPr>
+          <w:i/>
+          <w:iCs/>
+        </w:rPr>
+        <w:t xml:space="preserve">(caught)</w:t>
+      </w:r>
+    </w:p>
+    <w:p>
+      <w:pPr>
+        <w:pStyle w:val="Compact"/>
+        <w:numPr>
+          <w:ilvl w:val="0"/>
+          <w:numId w:val="1003"/>
+        </w:numPr>
+      </w:pPr>
+      <w:r>
+        <w:rPr>
+          <w:b/>
+          <w:bCs/>
+        </w:rPr>
+        <w:t xml:space="preserve">synthetic-169</w:t>
+      </w:r>
+      <w:r>
+        <w:t xml:space="preserve"> </w:t>
+      </w:r>
+      <w:r>
+        <w:t xml:space="preserve">— Excel: a file-name-shaped title that still names the workbook</w:t>
       </w:r>
       <w:r>
         <w:t xml:space="preserve"> </w:t>

--- a/docs/brief/checker-brief.docx
+++ b/docs/brief/checker-brief.docx
@@ -50,23 +50,23 @@
           <w:b/>
           <w:bCs/>
         </w:rPr>
-        <w:t xml:space="preserve">12,575</w:t>
-      </w:r>
-      <w:r>
-        <w:t xml:space="preserve"> </w:t>
-      </w:r>
-      <w:r>
-        <w:t xml:space="preserve">check-ups run for internal and external agencies — the quick per-file check-up that has caught on beyond ICJIA: easier than SiteImprove, clearer than PAC. 62 in the last 30 days. ·</w:t>
-      </w:r>
-      <w:r>
-        <w:t xml:space="preserve"> </w:t>
-      </w:r>
-      <w:r>
-        <w:rPr>
-          <w:b/>
-          <w:bCs/>
-        </w:rPr>
-        <w:t xml:space="preserve">3,865</w:t>
+        <w:t xml:space="preserve">12,584</w:t>
+      </w:r>
+      <w:r>
+        <w:t xml:space="preserve"> </w:t>
+      </w:r>
+      <w:r>
+        <w:t xml:space="preserve">check-ups run for internal and external agencies — the quick per-file check-up that has caught on beyond ICJIA: easier than SiteImprove, clearer than PAC. 71 in the last 30 days. ·</w:t>
+      </w:r>
+      <w:r>
+        <w:t xml:space="preserve"> </w:t>
+      </w:r>
+      <w:r>
+        <w:rPr>
+          <w:b/>
+          <w:bCs/>
+        </w:rPr>
+        <w:t xml:space="preserve">3,923</w:t>
       </w:r>
       <w:r>
         <w:t xml:space="preserve"> </w:t>
@@ -82,7 +82,7 @@
           <w:b/>
           <w:bCs/>
         </w:rPr>
-        <w:t xml:space="preserve">169 / 169</w:t>
+        <w:t xml:space="preserve">178 / 178</w:t>
       </w:r>
       <w:r>
         <w:t xml:space="preserve"> </w:t>
@@ -98,7 +98,7 @@
           <w:b/>
           <w:bCs/>
         </w:rPr>
-        <w:t xml:space="preserve">872</w:t>
+        <w:t xml:space="preserve">873</w:t>
       </w:r>
       <w:r>
         <w:t xml:space="preserve"> </w:t>
@@ -550,13 +550,13 @@
       </w:r>
     </w:p>
     <w:bookmarkEnd w:id="12"/>
-    <w:bookmarkStart w:id="13" w:name="X72ad66e8685abe34b00eebb655844fa610d3968"/>
+    <w:bookmarkStart w:id="13" w:name="X93430f85616fa4f13ae16c47be0de3295219a6f"/>
     <w:p>
       <w:pPr>
         <w:pStyle w:val="Heading2"/>
       </w:pPr>
       <w:r>
-        <w:t xml:space="preserve">We built 169 documents designed to fool it — PDFs modeled on Canva, InDesign, and Word, plus native Word, PowerPoint, and Excel traps</w:t>
+        <w:t xml:space="preserve">We built 178 documents designed to fool it — PDFs modeled on Canva, InDesign, and Word, plus native Word, PowerPoint, and Excel traps</w:t>
       </w:r>
     </w:p>
     <w:p>
@@ -611,7 +611,7 @@
           <w:b/>
           <w:bCs/>
         </w:rPr>
-        <w:t xml:space="preserve">All 169 held</w:t>
+        <w:t xml:space="preserve">All 178 held</w:t>
       </w:r>
       <w:r>
         <w:t xml:space="preserve"> </w:t>
@@ -627,7 +627,7 @@
           <w:b/>
           <w:bCs/>
         </w:rPr>
-        <w:t xml:space="preserve">10 real bugs in the checker itself have been found and fixed</w:t>
+        <w:t xml:space="preserve">13 real bugs in the checker itself have been found and fixed</w:t>
       </w:r>
       <w:r>
         <w:t xml:space="preserve">: by the battery’s own first run (the blank-spaces description counted as real), by real agency files (the standard’s third</w:t>
@@ -663,7 +663,7 @@
         <w:t xml:space="preserve">“PowerPoint Presentation”</w:t>
       </w:r>
       <w:r>
-        <w:t xml:space="preserve">, checked in no format). Each is detailed on the trust page, documented publicly, and re-proved on every run. A checker that only pretends to work doesn’t catch itself. Anyone can re-run the whole battery; the traps are rebuilt from scratch every time. And it is not just spelling tests — it re-proves, on every run, the hard cases real documents taught this checker: Canva’s phantom leftovers that once cost a clean report a grade, InDesign’s custom naming soup, the rubble Acrobat’s page-combining leaves behind, headings that exist but say nothing, tables whose headers point nowhere, forms with no labels — document structure errors, not typos.</w:t>
+        <w:t xml:space="preserve">, checked in no format; a PowerPoint layout grid graded as a data table; a damaged properties part reported as a missing title; the same share of described images graded a letter apart). Each is detailed on the trust page, documented publicly, and re-proved on every run. A checker that only pretends to work doesn’t catch itself. Anyone can re-run the whole battery; the traps are rebuilt from scratch every time. And it is not just spelling tests — it re-proves, on every run, the hard cases real documents taught this checker: Canva’s phantom leftovers that once cost a clean report a grade, InDesign’s custom naming soup, the rubble Acrobat’s page-combining leaves behind, headings that exist but say nothing, tables whose headers point nowhere, forms with no labels — document structure errors, not typos.</w:t>
       </w:r>
     </w:p>
     <w:p>
@@ -675,7 +675,7 @@
           <w:b/>
           <w:bCs/>
         </w:rPr>
-        <w:t xml:space="preserve">The full inventory — 72 designed defects caught, 87 correct or hostile documents passed clean, 10 real bugs found in the checker and fixed</w:t>
+        <w:t xml:space="preserve">The full inventory — 75 designed defects caught, 90 correct or hostile documents passed clean, 13 real bugs found in the checker and fixed</w:t>
       </w:r>
       <w:r>
         <w:t xml:space="preserve"> </w:t>
@@ -903,7 +903,7 @@
         <w:pStyle w:val="FirstParagraph"/>
       </w:pPr>
       <w:r>
-        <w:t xml:space="preserve">Twelve gates stand between a code change and the live site, run automatically on every change; one failure stops the release cold. On every change: the 3,865 self-checks (every promise ever made, re-tested); the 169 trap documents rebuilt and re-judged; the scoring invariant (the grade shown must always match the score computed); the</w:t>
+        <w:t xml:space="preserve">Twelve gates stand between a code change and the live site, run automatically on every change; one failure stops the release cold. On every change: the 3,923 self-checks (every promise ever made, re-tested); the 178 trap documents rebuilt and re-judged; the scoring invariant (the grade shown must always match the score computed); the</w:t>
       </w:r>
       <w:r>
         <w:t xml:space="preserve"> </w:t>
@@ -1129,13 +1129,13 @@
       </w:r>
     </w:p>
     <w:bookmarkEnd w:id="17"/>
-    <w:bookmarkStart w:id="20" w:name="seven-months.-872-changes.-159-versions."/>
+    <w:bookmarkStart w:id="20" w:name="seven-months.-873-changes.-160-versions."/>
     <w:p>
       <w:pPr>
         <w:pStyle w:val="Heading2"/>
       </w:pPr>
       <w:r>
-        <w:t xml:space="preserve">Seven months. 872 changes. 159 versions.</w:t>
+        <w:t xml:space="preserve">Seven months. 873 changes. 160 versions.</w:t>
       </w:r>
     </w:p>
     <w:p>
@@ -1143,7 +1143,7 @@
         <w:pStyle w:val="FirstParagraph"/>
       </w:pPr>
       <w:r>
-        <w:t xml:space="preserve">Not a weekend project. Since March it has grown from a single PDF check into a checker for four kinds of files — 19 saved changes in the last 30 days, its battery of self-checks grown from about 1,500 in June to 3,865 today. All of it is public, on GitHub:</w:t>
+        <w:t xml:space="preserve">Not a weekend project. Since March it has grown from a single PDF check into a checker for four kinds of files — 20 saved changes in the last 30 days, its battery of self-checks grown from about 1,500 in June to 3,923 today. All of it is public, on GitHub:</w:t>
       </w:r>
       <w:r>
         <w:t xml:space="preserve"> </w:t>
@@ -1174,7 +1174,7 @@
         </w:r>
       </w:hyperlink>
       <w:r>
-        <w:t xml:space="preserve">, open for anyone to read. Milestones, newest first: passes its own trap test 169/169 · fixed the outlier that wrongly refused a 246-page annual report — traced to the server, not the file, with proof · made its own grading</w:t>
+        <w:t xml:space="preserve">, open for anyone to read. Milestones, newest first: passes its own trap test 178/178 · fixed the outlier that wrongly refused a 246-page annual report — traced to the server, not the file, with proof · made its own grading</w:t>
       </w:r>
       <w:r>
         <w:t xml:space="preserve"> </w:t>
@@ -1218,7 +1218,7 @@
         <w:t xml:space="preserve"> </w:t>
       </w:r>
       <w:r>
-        <w:t xml:space="preserve">This is real software, battle-tested: 12,575 check-ups for internal and external agencies, 169 trap documents designed to fool it, an independent referee co-signing every report, and a public record of every change — and it is free. Nothing here asks for trust; every claim here is checkable by anyone:</w:t>
+        <w:t xml:space="preserve">This is real software, battle-tested: 12,584 check-ups for internal and external agencies, 178 trap documents designed to fool it, an independent referee co-signing every report, and a public record of every change — and it is free. Nothing here asks for trust; every claim here is checkable by anyone:</w:t>
       </w:r>
     </w:p>
     <w:p>
@@ -1278,13 +1278,13 @@
           <w:b/>
           <w:bCs/>
         </w:rPr>
-        <w:t xml:space="preserve">3,865 self-checks.</w:t>
-      </w:r>
-      <w:r>
-        <w:t xml:space="preserve"> </w:t>
-      </w:r>
-      <w:r>
-        <w:t xml:space="preserve">Before anything new goes live, the software re-runs every promise it has ever made — all 3,865 must pass. A single failure stops the release cold: fix it, then run the full battery again from the top. A few of those promises, in plain words: a scanned page with no readable text must score zero (no partial credit for a picture of words); a file with no tables must never be graded on tables; the grade on screen and the grade in the downloaded report must match, digit for digit; an image description made of nothing but blank spaces must be caught as empty; a re-saved copy of a document must receive the identical grade, digit for digit; and all 169 trap documents must still be judged correctly, every release.</w:t>
+        <w:t xml:space="preserve">3,923 self-checks.</w:t>
+      </w:r>
+      <w:r>
+        <w:t xml:space="preserve"> </w:t>
+      </w:r>
+      <w:r>
+        <w:t xml:space="preserve">Before anything new goes live, the software re-runs every promise it has ever made — all 3,923 must pass. A single failure stops the release cold: fix it, then run the full battery again from the top. A few of those promises, in plain words: a scanned page with no readable text must score zero (no partial credit for a picture of words); a file with no tables must never be graded on tables; the grade on screen and the grade in the downloaded report must match, digit for digit; an image description made of nothing but blank spaces must be caught as empty; a re-saved copy of a document must receive the identical grade, digit for digit; and all 178 trap documents must still be judged correctly, every release.</w:t>
       </w:r>
     </w:p>
     <w:p>
@@ -1306,7 +1306,7 @@
         <w:t xml:space="preserve"> </w:t>
       </w:r>
       <w:r>
-        <w:t xml:space="preserve">159 version notes plus a plain-language security log written for records auditors — mistakes included.</w:t>
+        <w:t xml:space="preserve">160 version notes plus a plain-language security log written for records auditors — mistakes included.</w:t>
       </w:r>
     </w:p>
     <w:p>
@@ -1410,13 +1410,13 @@
       </w:r>
     </w:p>
     <w:bookmarkEnd w:id="21"/>
-    <w:bookmarkStart w:id="22" w:name="appendix-the-169-trap-documents"/>
+    <w:bookmarkStart w:id="22" w:name="appendix-the-178-trap-documents"/>
     <w:p>
       <w:pPr>
         <w:pStyle w:val="Heading2"/>
       </w:pPr>
       <w:r>
-        <w:t xml:space="preserve">Appendix: the 169 trap documents</w:t>
+        <w:t xml:space="preserve">Appendix: the 178 trap documents</w:t>
       </w:r>
     </w:p>
     <w:p>
@@ -6918,6 +6918,294 @@
           <w:iCs/>
         </w:rPr>
         <w:t xml:space="preserve">(passed clean)</w:t>
+      </w:r>
+    </w:p>
+    <w:p>
+      <w:pPr>
+        <w:pStyle w:val="Compact"/>
+        <w:numPr>
+          <w:ilvl w:val="0"/>
+          <w:numId w:val="1003"/>
+        </w:numPr>
+      </w:pPr>
+      <w:r>
+        <w:rPr>
+          <w:b/>
+          <w:bCs/>
+        </w:rPr>
+        <w:t xml:space="preserve">synthetic-170</w:t>
+      </w:r>
+      <w:r>
+        <w:t xml:space="preserve"> </w:t>
+      </w:r>
+      <w:r>
+        <w:t xml:space="preserve">— PowerPoint: an agenda lined up in a table stripped bare — no style, borders or header row</w:t>
+      </w:r>
+      <w:r>
+        <w:t xml:space="preserve"> </w:t>
+      </w:r>
+      <w:r>
+        <w:rPr>
+          <w:i/>
+          <w:iCs/>
+        </w:rPr>
+        <w:t xml:space="preserve">(found a real bug)</w:t>
+      </w:r>
+    </w:p>
+    <w:p>
+      <w:pPr>
+        <w:pStyle w:val="Compact"/>
+        <w:numPr>
+          <w:ilvl w:val="0"/>
+          <w:numId w:val="1003"/>
+        </w:numPr>
+      </w:pPr>
+      <w:r>
+        <w:rPr>
+          <w:b/>
+          <w:bCs/>
+        </w:rPr>
+        <w:t xml:space="preserve">synthetic-171</w:t>
+      </w:r>
+      <w:r>
+        <w:t xml:space="preserve"> </w:t>
+      </w:r>
+      <w:r>
+        <w:t xml:space="preserve">— Excel: a ledger typed in light grey straight onto the plain grid</w:t>
+      </w:r>
+      <w:r>
+        <w:t xml:space="preserve"> </w:t>
+      </w:r>
+      <w:r>
+        <w:rPr>
+          <w:i/>
+          <w:iCs/>
+        </w:rPr>
+        <w:t xml:space="preserve">(caught)</w:t>
+      </w:r>
+    </w:p>
+    <w:p>
+      <w:pPr>
+        <w:pStyle w:val="Compact"/>
+        <w:numPr>
+          <w:ilvl w:val="0"/>
+          <w:numId w:val="1003"/>
+        </w:numPr>
+      </w:pPr>
+      <w:r>
+        <w:rPr>
+          <w:b/>
+          <w:bCs/>
+        </w:rPr>
+        <w:t xml:space="preserve">synthetic-172</w:t>
+      </w:r>
+      <w:r>
+        <w:t xml:space="preserve"> </w:t>
+      </w:r>
+      <w:r>
+        <w:t xml:space="preserve">— Excel: the same ledger in near-black on the plain grid</w:t>
+      </w:r>
+      <w:r>
+        <w:t xml:space="preserve"> </w:t>
+      </w:r>
+      <w:r>
+        <w:rPr>
+          <w:i/>
+          <w:iCs/>
+        </w:rPr>
+        <w:t xml:space="preserve">(passed clean)</w:t>
+      </w:r>
+    </w:p>
+    <w:p>
+      <w:pPr>
+        <w:pStyle w:val="Compact"/>
+        <w:numPr>
+          <w:ilvl w:val="0"/>
+          <w:numId w:val="1003"/>
+        </w:numPr>
+      </w:pPr>
+      <w:r>
+        <w:rPr>
+          <w:b/>
+          <w:bCs/>
+        </w:rPr>
+        <w:t xml:space="preserve">synthetic-173</w:t>
+      </w:r>
+      <w:r>
+        <w:t xml:space="preserve"> </w:t>
+      </w:r>
+      <w:r>
+        <w:t xml:space="preserve">— Word: a notice written in Spanish, declared English</w:t>
+      </w:r>
+      <w:r>
+        <w:t xml:space="preserve"> </w:t>
+      </w:r>
+      <w:r>
+        <w:rPr>
+          <w:i/>
+          <w:iCs/>
+        </w:rPr>
+        <w:t xml:space="preserve">(caught)</w:t>
+      </w:r>
+    </w:p>
+    <w:p>
+      <w:pPr>
+        <w:pStyle w:val="Compact"/>
+        <w:numPr>
+          <w:ilvl w:val="0"/>
+          <w:numId w:val="1003"/>
+        </w:numPr>
+      </w:pPr>
+      <w:r>
+        <w:rPr>
+          <w:b/>
+          <w:bCs/>
+        </w:rPr>
+        <w:t xml:space="preserve">synthetic-174</w:t>
+      </w:r>
+      <w:r>
+        <w:t xml:space="preserve"> </w:t>
+      </w:r>
+      <w:r>
+        <w:t xml:space="preserve">— Word: the same notice with its Spanish marked Spanish</w:t>
+      </w:r>
+      <w:r>
+        <w:t xml:space="preserve"> </w:t>
+      </w:r>
+      <w:r>
+        <w:rPr>
+          <w:i/>
+          <w:iCs/>
+        </w:rPr>
+        <w:t xml:space="preserve">(passed clean)</w:t>
+      </w:r>
+    </w:p>
+    <w:p>
+      <w:pPr>
+        <w:pStyle w:val="Compact"/>
+        <w:numPr>
+          <w:ilvl w:val="0"/>
+          <w:numId w:val="1003"/>
+        </w:numPr>
+      </w:pPr>
+      <w:r>
+        <w:rPr>
+          <w:b/>
+          <w:bCs/>
+        </w:rPr>
+        <w:t xml:space="preserve">synthetic-175</w:t>
+      </w:r>
+      <w:r>
+        <w:t xml:space="preserve"> </w:t>
+      </w:r>
+      <w:r>
+        <w:t xml:space="preserve">— PowerPoint: a deck whose properties part is damaged — unreadable is not missing</w:t>
+      </w:r>
+      <w:r>
+        <w:t xml:space="preserve"> </w:t>
+      </w:r>
+      <w:r>
+        <w:rPr>
+          <w:i/>
+          <w:iCs/>
+        </w:rPr>
+        <w:t xml:space="preserve">(found a real bug)</w:t>
+      </w:r>
+    </w:p>
+    <w:p>
+      <w:pPr>
+        <w:pStyle w:val="Compact"/>
+        <w:numPr>
+          <w:ilvl w:val="0"/>
+          <w:numId w:val="1003"/>
+        </w:numPr>
+      </w:pPr>
+      <w:r>
+        <w:rPr>
+          <w:b/>
+          <w:bCs/>
+        </w:rPr>
+        <w:t xml:space="preserve">synthetic-176</w:t>
+      </w:r>
+      <w:r>
+        <w:t xml:space="preserve"> </w:t>
+      </w:r>
+      <w:r>
+        <w:t xml:space="preserve">— Word: the agency logo in the page header, with no alt text</w:t>
+      </w:r>
+      <w:r>
+        <w:t xml:space="preserve"> </w:t>
+      </w:r>
+      <w:r>
+        <w:rPr>
+          <w:i/>
+          <w:iCs/>
+        </w:rPr>
+        <w:t xml:space="preserve">(caught)</w:t>
+      </w:r>
+    </w:p>
+    <w:p>
+      <w:pPr>
+        <w:pStyle w:val="Compact"/>
+        <w:numPr>
+          <w:ilvl w:val="0"/>
+          <w:numId w:val="1003"/>
+        </w:numPr>
+      </w:pPr>
+      <w:r>
+        <w:rPr>
+          <w:b/>
+          <w:bCs/>
+        </w:rPr>
+        <w:t xml:space="preserve">synthetic-177</w:t>
+      </w:r>
+      <w:r>
+        <w:t xml:space="preserve"> </w:t>
+      </w:r>
+      <w:r>
+        <w:t xml:space="preserve">— Word: the same logo marked decorative</w:t>
+      </w:r>
+      <w:r>
+        <w:t xml:space="preserve"> </w:t>
+      </w:r>
+      <w:r>
+        <w:rPr>
+          <w:i/>
+          <w:iCs/>
+        </w:rPr>
+        <w:t xml:space="preserve">(passed clean)</w:t>
+      </w:r>
+    </w:p>
+    <w:p>
+      <w:pPr>
+        <w:pStyle w:val="Compact"/>
+        <w:numPr>
+          <w:ilvl w:val="0"/>
+          <w:numId w:val="1003"/>
+        </w:numPr>
+      </w:pPr>
+      <w:r>
+        <w:rPr>
+          <w:b/>
+          <w:bCs/>
+        </w:rPr>
+        <w:t xml:space="preserve">synthetic-178</w:t>
+      </w:r>
+      <w:r>
+        <w:t xml:space="preserve"> </w:t>
+      </w:r>
+      <w:r>
+        <w:t xml:space="preserve">— Word: 16 of 23 images described — now the same letter as the PDF</w:t>
+      </w:r>
+      <w:r>
+        <w:t xml:space="preserve"> </w:t>
+      </w:r>
+      <w:r>
+        <w:rPr>
+          <w:i/>
+          <w:iCs/>
+        </w:rPr>
+        <w:t xml:space="preserve">(found a real bug)</w:t>
       </w:r>
     </w:p>
     <w:bookmarkEnd w:id="22"/>

--- a/docs/brief/checker-brief.docx
+++ b/docs/brief/checker-brief.docx
@@ -20,7 +20,7 @@
           <w:b/>
           <w:bCs/>
         </w:rPr>
-        <w:t xml:space="preserve">REPORT GENERATED: OCTOBER 5, 2026 — every number below was pulled live from the running system on this date. Regenerated with fresh numbers at every release.</w:t>
+        <w:t xml:space="preserve">REPORT GENERATED: OCTOBER 6, 2026 — every number below was pulled live from the running system on this date. Regenerated with fresh numbers at every release.</w:t>
       </w:r>
     </w:p>
     <w:p>
@@ -50,23 +50,23 @@
           <w:b/>
           <w:bCs/>
         </w:rPr>
-        <w:t xml:space="preserve">12,584</w:t>
-      </w:r>
-      <w:r>
-        <w:t xml:space="preserve"> </w:t>
-      </w:r>
-      <w:r>
-        <w:t xml:space="preserve">check-ups run for internal and external agencies — the quick per-file check-up that has caught on beyond ICJIA: easier than SiteImprove, clearer than PAC. 71 in the last 30 days. ·</w:t>
-      </w:r>
-      <w:r>
-        <w:t xml:space="preserve"> </w:t>
-      </w:r>
-      <w:r>
-        <w:rPr>
-          <w:b/>
-          <w:bCs/>
-        </w:rPr>
-        <w:t xml:space="preserve">3,923</w:t>
+        <w:t xml:space="preserve">12,600</w:t>
+      </w:r>
+      <w:r>
+        <w:t xml:space="preserve"> </w:t>
+      </w:r>
+      <w:r>
+        <w:t xml:space="preserve">check-ups run for internal and external agencies — the quick per-file check-up that has caught on beyond ICJIA: easier than SiteImprove, clearer than PAC. 87 in the last 30 days. ·</w:t>
+      </w:r>
+      <w:r>
+        <w:t xml:space="preserve"> </w:t>
+      </w:r>
+      <w:r>
+        <w:rPr>
+          <w:b/>
+          <w:bCs/>
+        </w:rPr>
+        <w:t xml:space="preserve">3,971</w:t>
       </w:r>
       <w:r>
         <w:t xml:space="preserve"> </w:t>
@@ -82,7 +82,7 @@
           <w:b/>
           <w:bCs/>
         </w:rPr>
-        <w:t xml:space="preserve">178 / 178</w:t>
+        <w:t xml:space="preserve">185 / 185</w:t>
       </w:r>
       <w:r>
         <w:t xml:space="preserve"> </w:t>
@@ -98,13 +98,13 @@
           <w:b/>
           <w:bCs/>
         </w:rPr>
-        <w:t xml:space="preserve">873</w:t>
-      </w:r>
-      <w:r>
-        <w:t xml:space="preserve"> </w:t>
-      </w:r>
-      <w:r>
-        <w:t xml:space="preserve">saved, dated, public changes over 30 weeks.</w:t>
+        <w:t xml:space="preserve">874</w:t>
+      </w:r>
+      <w:r>
+        <w:t xml:space="preserve"> </w:t>
+      </w:r>
+      <w:r>
+        <w:t xml:space="preserve">saved, dated, public changes over 31 weeks.</w:t>
       </w:r>
     </w:p>
     <w:bookmarkStart w:id="9" w:name="what-it-does"/>
@@ -550,13 +550,13 @@
       </w:r>
     </w:p>
     <w:bookmarkEnd w:id="12"/>
-    <w:bookmarkStart w:id="13" w:name="X93430f85616fa4f13ae16c47be0de3295219a6f"/>
+    <w:bookmarkStart w:id="13" w:name="X0c780f1b2e150da1ab52d80a95b872e2d6c0fa5"/>
     <w:p>
       <w:pPr>
         <w:pStyle w:val="Heading2"/>
       </w:pPr>
       <w:r>
-        <w:t xml:space="preserve">We built 178 documents designed to fool it — PDFs modeled on Canva, InDesign, and Word, plus native Word, PowerPoint, and Excel traps</w:t>
+        <w:t xml:space="preserve">We built 185 documents designed to fool it — PDFs modeled on Canva, InDesign, and Word, plus native Word, PowerPoint, and Excel traps</w:t>
       </w:r>
     </w:p>
     <w:p>
@@ -611,7 +611,7 @@
           <w:b/>
           <w:bCs/>
         </w:rPr>
-        <w:t xml:space="preserve">All 178 held</w:t>
+        <w:t xml:space="preserve">All 185 held</w:t>
       </w:r>
       <w:r>
         <w:t xml:space="preserve"> </w:t>
@@ -627,7 +627,7 @@
           <w:b/>
           <w:bCs/>
         </w:rPr>
-        <w:t xml:space="preserve">13 real bugs in the checker itself have been found and fixed</w:t>
+        <w:t xml:space="preserve">15 real bugs in the checker itself have been found and fixed</w:t>
       </w:r>
       <w:r>
         <w:t xml:space="preserve">: by the battery’s own first run (the blank-spaces description counted as real), by real agency files (the standard’s third</w:t>
@@ -663,7 +663,16 @@
         <w:t xml:space="preserve">“PowerPoint Presentation”</w:t>
       </w:r>
       <w:r>
-        <w:t xml:space="preserve">, checked in no format; a PowerPoint layout grid graded as a data table; a damaged properties part reported as a missing title; the same share of described images graded a letter apart). Each is detailed on the trust page, documented publicly, and re-proved on every run. A checker that only pretends to work doesn’t catch itself. Anyone can re-run the whole battery; the traps are rebuilt from scratch every time. And it is not just spelling tests — it re-proves, on every run, the hard cases real documents taught this checker: Canva’s phantom leftovers that once cost a clean report a grade, InDesign’s custom naming soup, the rubble Acrobat’s page-combining leaves behind, headings that exist but say nothing, tables whose headers point nowhere, forms with no labels — document structure errors, not typos.</w:t>
+        <w:t xml:space="preserve">, checked in no format; a PowerPoint layout grid graded as a data table; a damaged properties part reported as a missing title; the same share of described images graded a letter apart; untagged section headings reported as</w:t>
+      </w:r>
+      <w:r>
+        <w:t xml:space="preserve"> </w:t>
+      </w:r>
+      <w:r>
+        <w:t xml:space="preserve">“no issues found”</w:t>
+      </w:r>
+      <w:r>
+        <w:t xml:space="preserve">), and while checking that this report’s own advice works (a language set exactly as advised, not recognised). Each is detailed on the trust page, documented publicly, and re-proved on every run. A checker that only pretends to work doesn’t catch itself. Anyone can re-run the whole battery; the traps are rebuilt from scratch every time. And it is not just spelling tests — it re-proves, on every run, the hard cases real documents taught this checker: Canva’s phantom leftovers that once cost a clean report a grade, InDesign’s custom naming soup, the rubble Acrobat’s page-combining leaves behind, headings that exist but say nothing, tables whose headers point nowhere, forms with no labels — document structure errors, not typos.</w:t>
       </w:r>
     </w:p>
     <w:p>
@@ -675,7 +684,7 @@
           <w:b/>
           <w:bCs/>
         </w:rPr>
-        <w:t xml:space="preserve">The full inventory — 75 designed defects caught, 90 correct or hostile documents passed clean, 13 real bugs found in the checker and fixed</w:t>
+        <w:t xml:space="preserve">The full inventory — 76 designed defects caught, 94 correct or hostile documents passed clean, 15 real bugs found in the checker and fixed</w:t>
       </w:r>
       <w:r>
         <w:t xml:space="preserve"> </w:t>
@@ -903,7 +912,7 @@
         <w:pStyle w:val="FirstParagraph"/>
       </w:pPr>
       <w:r>
-        <w:t xml:space="preserve">Twelve gates stand between a code change and the live site, run automatically on every change; one failure stops the release cold. On every change: the 3,923 self-checks (every promise ever made, re-tested); the 178 trap documents rebuilt and re-judged; the scoring invariant (the grade shown must always match the score computed); the</w:t>
+        <w:t xml:space="preserve">Twelve gates stand between a code change and the live site, run automatically on every change; one failure stops the release cold. On every change: the 3,971 self-checks (every promise ever made, re-tested); the 185 trap documents rebuilt and re-judged; the scoring invariant (the grade shown must always match the score computed); the</w:t>
       </w:r>
       <w:r>
         <w:t xml:space="preserve"> </w:t>
@@ -1008,7 +1017,7 @@
           <w:b/>
           <w:bCs/>
         </w:rPr>
-        <w:t xml:space="preserve">8 documents came back for a re-check after repairs — and 3 of them climbed all the way to an A</w:t>
+        <w:t xml:space="preserve">12 documents came back for a re-check after repairs — and 3 of them climbed all the way to an A</w:t>
       </w:r>
       <w:r>
         <w:t xml:space="preserve">: failed, fixed, and passed under the same rules. This is the question behind every other question, and the answer no sales pitch can fake: the same file, failed and then passed.</w:t>
@@ -1129,13 +1138,13 @@
       </w:r>
     </w:p>
     <w:bookmarkEnd w:id="17"/>
-    <w:bookmarkStart w:id="20" w:name="seven-months.-873-changes.-160-versions."/>
+    <w:bookmarkStart w:id="20" w:name="seven-months.-874-changes.-161-versions."/>
     <w:p>
       <w:pPr>
         <w:pStyle w:val="Heading2"/>
       </w:pPr>
       <w:r>
-        <w:t xml:space="preserve">Seven months. 873 changes. 160 versions.</w:t>
+        <w:t xml:space="preserve">Seven months. 874 changes. 161 versions.</w:t>
       </w:r>
     </w:p>
     <w:p>
@@ -1143,7 +1152,7 @@
         <w:pStyle w:val="FirstParagraph"/>
       </w:pPr>
       <w:r>
-        <w:t xml:space="preserve">Not a weekend project. Since March it has grown from a single PDF check into a checker for four kinds of files — 20 saved changes in the last 30 days, its battery of self-checks grown from about 1,500 in June to 3,923 today. All of it is public, on GitHub:</w:t>
+        <w:t xml:space="preserve">Not a weekend project. Since March it has grown from a single PDF check into a checker for four kinds of files — 21 saved changes in the last 30 days, its battery of self-checks grown from about 1,500 in June to 3,971 today. All of it is public, on GitHub:</w:t>
       </w:r>
       <w:r>
         <w:t xml:space="preserve"> </w:t>
@@ -1174,7 +1183,7 @@
         </w:r>
       </w:hyperlink>
       <w:r>
-        <w:t xml:space="preserve">, open for anyone to read. Milestones, newest first: passes its own trap test 178/178 · fixed the outlier that wrongly refused a 246-page annual report — traced to the server, not the file, with proof · made its own grading</w:t>
+        <w:t xml:space="preserve">, open for anyone to read. Milestones, newest first: passes its own trap test 185/185 · fixed the outlier that wrongly refused a 246-page annual report — traced to the server, not the file, with proof · made its own grading</w:t>
       </w:r>
       <w:r>
         <w:t xml:space="preserve"> </w:t>
@@ -1218,7 +1227,7 @@
         <w:t xml:space="preserve"> </w:t>
       </w:r>
       <w:r>
-        <w:t xml:space="preserve">This is real software, battle-tested: 12,584 check-ups for internal and external agencies, 178 trap documents designed to fool it, an independent referee co-signing every report, and a public record of every change — and it is free. Nothing here asks for trust; every claim here is checkable by anyone:</w:t>
+        <w:t xml:space="preserve">This is real software, battle-tested: 12,600 check-ups for internal and external agencies, 185 trap documents designed to fool it, an independent referee co-signing every report, and a public record of every change — and it is free. Nothing here asks for trust; every claim here is checkable by anyone:</w:t>
       </w:r>
     </w:p>
     <w:p>
@@ -1278,13 +1287,13 @@
           <w:b/>
           <w:bCs/>
         </w:rPr>
-        <w:t xml:space="preserve">3,923 self-checks.</w:t>
-      </w:r>
-      <w:r>
-        <w:t xml:space="preserve"> </w:t>
-      </w:r>
-      <w:r>
-        <w:t xml:space="preserve">Before anything new goes live, the software re-runs every promise it has ever made — all 3,923 must pass. A single failure stops the release cold: fix it, then run the full battery again from the top. A few of those promises, in plain words: a scanned page with no readable text must score zero (no partial credit for a picture of words); a file with no tables must never be graded on tables; the grade on screen and the grade in the downloaded report must match, digit for digit; an image description made of nothing but blank spaces must be caught as empty; a re-saved copy of a document must receive the identical grade, digit for digit; and all 178 trap documents must still be judged correctly, every release.</w:t>
+        <w:t xml:space="preserve">3,971 self-checks.</w:t>
+      </w:r>
+      <w:r>
+        <w:t xml:space="preserve"> </w:t>
+      </w:r>
+      <w:r>
+        <w:t xml:space="preserve">Before anything new goes live, the software re-runs every promise it has ever made — all 3,971 must pass. A single failure stops the release cold: fix it, then run the full battery again from the top. A few of those promises, in plain words: a scanned page with no readable text must score zero (no partial credit for a picture of words); a file with no tables must never be graded on tables; the grade on screen and the grade in the downloaded report must match, digit for digit; an image description made of nothing but blank spaces must be caught as empty; a re-saved copy of a document must receive the identical grade, digit for digit; and all 185 trap documents must still be judged correctly, every release.</w:t>
       </w:r>
     </w:p>
     <w:p>
@@ -1306,7 +1315,7 @@
         <w:t xml:space="preserve"> </w:t>
       </w:r>
       <w:r>
-        <w:t xml:space="preserve">160 version notes plus a plain-language security log written for records auditors — mistakes included.</w:t>
+        <w:t xml:space="preserve">161 version notes plus a plain-language security log written for records auditors — mistakes included.</w:t>
       </w:r>
     </w:p>
     <w:p>
@@ -1410,13 +1419,13 @@
       </w:r>
     </w:p>
     <w:bookmarkEnd w:id="21"/>
-    <w:bookmarkStart w:id="22" w:name="appendix-the-178-trap-documents"/>
+    <w:bookmarkStart w:id="22" w:name="appendix-the-185-trap-documents"/>
     <w:p>
       <w:pPr>
         <w:pStyle w:val="Heading2"/>
       </w:pPr>
       <w:r>
-        <w:t xml:space="preserve">Appendix: the 178 trap documents</w:t>
+        <w:t xml:space="preserve">Appendix: the 185 trap documents</w:t>
       </w:r>
     </w:p>
     <w:p>
@@ -7206,6 +7215,230 @@
           <w:iCs/>
         </w:rPr>
         <w:t xml:space="preserve">(found a real bug)</w:t>
+      </w:r>
+    </w:p>
+    <w:p>
+      <w:pPr>
+        <w:pStyle w:val="Compact"/>
+        <w:numPr>
+          <w:ilvl w:val="0"/>
+          <w:numId w:val="1003"/>
+        </w:numPr>
+      </w:pPr>
+      <w:r>
+        <w:rPr>
+          <w:b/>
+          <w:bCs/>
+        </w:rPr>
+        <w:t xml:space="preserve">synthetic-179</w:t>
+      </w:r>
+      <w:r>
+        <w:t xml:space="preserve"> </w:t>
+      </w:r>
+      <w:r>
+        <w:t xml:space="preserve">— Section titles that look like headings but are tagged as paragraphs, beside real headings</w:t>
+      </w:r>
+      <w:r>
+        <w:t xml:space="preserve"> </w:t>
+      </w:r>
+      <w:r>
+        <w:rPr>
+          <w:i/>
+          <w:iCs/>
+        </w:rPr>
+        <w:t xml:space="preserve">(found a real bug)</w:t>
+      </w:r>
+    </w:p>
+    <w:p>
+      <w:pPr>
+        <w:pStyle w:val="Compact"/>
+        <w:numPr>
+          <w:ilvl w:val="0"/>
+          <w:numId w:val="1003"/>
+        </w:numPr>
+      </w:pPr>
+      <w:r>
+        <w:rPr>
+          <w:b/>
+          <w:bCs/>
+        </w:rPr>
+        <w:t xml:space="preserve">synthetic-180</w:t>
+      </w:r>
+      <w:r>
+        <w:t xml:space="preserve"> </w:t>
+      </w:r>
+      <w:r>
+        <w:t xml:space="preserve">— The same report with its section titles tagged as headings</w:t>
+      </w:r>
+      <w:r>
+        <w:t xml:space="preserve"> </w:t>
+      </w:r>
+      <w:r>
+        <w:rPr>
+          <w:i/>
+          <w:iCs/>
+        </w:rPr>
+        <w:t xml:space="preserve">(passed clean)</w:t>
+      </w:r>
+    </w:p>
+    <w:p>
+      <w:pPr>
+        <w:pStyle w:val="Compact"/>
+        <w:numPr>
+          <w:ilvl w:val="0"/>
+          <w:numId w:val="1003"/>
+        </w:numPr>
+      </w:pPr>
+      <w:r>
+        <w:rPr>
+          <w:b/>
+          <w:bCs/>
+        </w:rPr>
+        <w:t xml:space="preserve">synthetic-181</w:t>
+      </w:r>
+      <w:r>
+        <w:t xml:space="preserve"> </w:t>
+      </w:r>
+      <w:r>
+        <w:t xml:space="preserve">— A cover page of large lines — a title page is not sections</w:t>
+      </w:r>
+      <w:r>
+        <w:t xml:space="preserve"> </w:t>
+      </w:r>
+      <w:r>
+        <w:rPr>
+          <w:i/>
+          <w:iCs/>
+        </w:rPr>
+        <w:t xml:space="preserve">(passed clean)</w:t>
+      </w:r>
+    </w:p>
+    <w:p>
+      <w:pPr>
+        <w:pStyle w:val="Compact"/>
+        <w:numPr>
+          <w:ilvl w:val="0"/>
+          <w:numId w:val="1003"/>
+        </w:numPr>
+      </w:pPr>
+      <w:r>
+        <w:rPr>
+          <w:b/>
+          <w:bCs/>
+        </w:rPr>
+        <w:t xml:space="preserve">synthetic-182</w:t>
+      </w:r>
+      <w:r>
+        <w:t xml:space="preserve"> </w:t>
+      </w:r>
+      <w:r>
+        <w:t xml:space="preserve">— A large-print pull quote whose short last line looks like a heading</w:t>
+      </w:r>
+      <w:r>
+        <w:t xml:space="preserve"> </w:t>
+      </w:r>
+      <w:r>
+        <w:rPr>
+          <w:i/>
+          <w:iCs/>
+        </w:rPr>
+        <w:t xml:space="preserve">(passed clean)</w:t>
+      </w:r>
+    </w:p>
+    <w:p>
+      <w:pPr>
+        <w:pStyle w:val="Compact"/>
+        <w:numPr>
+          <w:ilvl w:val="0"/>
+          <w:numId w:val="1003"/>
+        </w:numPr>
+      </w:pPr>
+      <w:r>
+        <w:rPr>
+          <w:b/>
+          <w:bCs/>
+        </w:rPr>
+        <w:t xml:space="preserve">synthetic-183</w:t>
+      </w:r>
+      <w:r>
+        <w:t xml:space="preserve"> </w:t>
+      </w:r>
+      <w:r>
+        <w:t xml:space="preserve">— Figure and table captions set larger than the text — a caption is not a heading</w:t>
+      </w:r>
+      <w:r>
+        <w:t xml:space="preserve"> </w:t>
+      </w:r>
+      <w:r>
+        <w:rPr>
+          <w:i/>
+          <w:iCs/>
+        </w:rPr>
+        <w:t xml:space="preserve">(passed clean)</w:t>
+      </w:r>
+    </w:p>
+    <w:p>
+      <w:pPr>
+        <w:pStyle w:val="Compact"/>
+        <w:numPr>
+          <w:ilvl w:val="0"/>
+          <w:numId w:val="1003"/>
+        </w:numPr>
+      </w:pPr>
+      <w:r>
+        <w:rPr>
+          <w:b/>
+          <w:bCs/>
+        </w:rPr>
+        <w:t xml:space="preserve">synthetic-184</w:t>
+      </w:r>
+      <w:r>
+        <w:t xml:space="preserve"> </w:t>
+      </w:r>
+      <w:r>
+        <w:t xml:space="preserve">— Word: no default language, every word marked English — fixed exactly as advised</w:t>
+      </w:r>
+      <w:r>
+        <w:t xml:space="preserve"> </w:t>
+      </w:r>
+      <w:r>
+        <w:rPr>
+          <w:i/>
+          <w:iCs/>
+        </w:rPr>
+        <w:t xml:space="preserve">(found a real bug)</w:t>
+      </w:r>
+    </w:p>
+    <w:p>
+      <w:pPr>
+        <w:pStyle w:val="Compact"/>
+        <w:numPr>
+          <w:ilvl w:val="0"/>
+          <w:numId w:val="1003"/>
+        </w:numPr>
+      </w:pPr>
+      <w:r>
+        <w:rPr>
+          <w:b/>
+          <w:bCs/>
+        </w:rPr>
+        <w:t xml:space="preserve">synthetic-185</w:t>
+      </w:r>
+      <w:r>
+        <w:t xml:space="preserve"> </w:t>
+      </w:r>
+      <w:r>
+        <w:t xml:space="preserve">— PowerPoint: one French greeting is the deck’s only language mark</w:t>
+      </w:r>
+      <w:r>
+        <w:t xml:space="preserve"> </w:t>
+      </w:r>
+      <w:r>
+        <w:rPr>
+          <w:i/>
+          <w:iCs/>
+        </w:rPr>
+        <w:t xml:space="preserve">(caught)</w:t>
       </w:r>
     </w:p>
     <w:bookmarkEnd w:id="22"/>

--- a/docs/brief/checker-brief.docx
+++ b/docs/brief/checker-brief.docx
@@ -98,7 +98,7 @@
           <w:b/>
           <w:bCs/>
         </w:rPr>
-        <w:t xml:space="preserve">874</w:t>
+        <w:t xml:space="preserve">875</w:t>
       </w:r>
       <w:r>
         <w:t xml:space="preserve"> </w:t>
@@ -1138,13 +1138,13 @@
       </w:r>
     </w:p>
     <w:bookmarkEnd w:id="17"/>
-    <w:bookmarkStart w:id="20" w:name="seven-months.-874-changes.-161-versions."/>
+    <w:bookmarkStart w:id="20" w:name="seven-months.-875-changes.-161-versions."/>
     <w:p>
       <w:pPr>
         <w:pStyle w:val="Heading2"/>
       </w:pPr>
       <w:r>
-        <w:t xml:space="preserve">Seven months. 874 changes. 161 versions.</w:t>
+        <w:t xml:space="preserve">Seven months. 875 changes. 161 versions.</w:t>
       </w:r>
     </w:p>
     <w:p>
@@ -1152,7 +1152,7 @@
         <w:pStyle w:val="FirstParagraph"/>
       </w:pPr>
       <w:r>
-        <w:t xml:space="preserve">Not a weekend project. Since March it has grown from a single PDF check into a checker for four kinds of files — 21 saved changes in the last 30 days, its battery of self-checks grown from about 1,500 in June to 3,971 today. All of it is public, on GitHub:</w:t>
+        <w:t xml:space="preserve">Not a weekend project. Since March it has grown from a single PDF check into a checker for four kinds of files — 22 saved changes in the last 30 days, its battery of self-checks grown from about 1,500 in June to 3,971 today. All of it is public, on GitHub:</w:t>
       </w:r>
       <w:r>
         <w:t xml:space="preserve"> </w:t>

--- a/docs/brief/checker-brief.docx
+++ b/docs/brief/checker-brief.docx
@@ -50,23 +50,23 @@
           <w:b/>
           <w:bCs/>
         </w:rPr>
-        <w:t xml:space="preserve">12,600</w:t>
-      </w:r>
-      <w:r>
-        <w:t xml:space="preserve"> </w:t>
-      </w:r>
-      <w:r>
-        <w:t xml:space="preserve">check-ups run for internal and external agencies — the quick per-file check-up that has caught on beyond ICJIA: easier than SiteImprove, clearer than PAC. 87 in the last 30 days. ·</w:t>
-      </w:r>
-      <w:r>
-        <w:t xml:space="preserve"> </w:t>
-      </w:r>
-      <w:r>
-        <w:rPr>
-          <w:b/>
-          <w:bCs/>
-        </w:rPr>
-        <w:t xml:space="preserve">3,971</w:t>
+        <w:t xml:space="preserve">12,610</w:t>
+      </w:r>
+      <w:r>
+        <w:t xml:space="preserve"> </w:t>
+      </w:r>
+      <w:r>
+        <w:t xml:space="preserve">check-ups run for internal and external agencies — the quick per-file check-up that has caught on beyond ICJIA: easier than SiteImprove, clearer than PAC. 97 in the last 30 days. ·</w:t>
+      </w:r>
+      <w:r>
+        <w:t xml:space="preserve"> </w:t>
+      </w:r>
+      <w:r>
+        <w:rPr>
+          <w:b/>
+          <w:bCs/>
+        </w:rPr>
+        <w:t xml:space="preserve">3,979</w:t>
       </w:r>
       <w:r>
         <w:t xml:space="preserve"> </w:t>
@@ -82,7 +82,7 @@
           <w:b/>
           <w:bCs/>
         </w:rPr>
-        <w:t xml:space="preserve">185 / 185</w:t>
+        <w:t xml:space="preserve">192 / 192</w:t>
       </w:r>
       <w:r>
         <w:t xml:space="preserve"> </w:t>
@@ -98,7 +98,7 @@
           <w:b/>
           <w:bCs/>
         </w:rPr>
-        <w:t xml:space="preserve">875</w:t>
+        <w:t xml:space="preserve">876</w:t>
       </w:r>
       <w:r>
         <w:t xml:space="preserve"> </w:t>
@@ -550,13 +550,13 @@
       </w:r>
     </w:p>
     <w:bookmarkEnd w:id="12"/>
-    <w:bookmarkStart w:id="13" w:name="X0c780f1b2e150da1ab52d80a95b872e2d6c0fa5"/>
+    <w:bookmarkStart w:id="13" w:name="X83fda44c5cba39e620eb5575656a7beb8dff012"/>
     <w:p>
       <w:pPr>
         <w:pStyle w:val="Heading2"/>
       </w:pPr>
       <w:r>
-        <w:t xml:space="preserve">We built 185 documents designed to fool it — PDFs modeled on Canva, InDesign, and Word, plus native Word, PowerPoint, and Excel traps</w:t>
+        <w:t xml:space="preserve">We built 192 documents designed to fool it — PDFs modeled on Canva, InDesign, and Word, plus native Word, PowerPoint, and Excel traps</w:t>
       </w:r>
     </w:p>
     <w:p>
@@ -611,7 +611,7 @@
           <w:b/>
           <w:bCs/>
         </w:rPr>
-        <w:t xml:space="preserve">All 185 held</w:t>
+        <w:t xml:space="preserve">All 192 held</w:t>
       </w:r>
       <w:r>
         <w:t xml:space="preserve"> </w:t>
@@ -627,7 +627,7 @@
           <w:b/>
           <w:bCs/>
         </w:rPr>
-        <w:t xml:space="preserve">15 real bugs in the checker itself have been found and fixed</w:t>
+        <w:t xml:space="preserve">16 real bugs in the checker itself have been found and fixed</w:t>
       </w:r>
       <w:r>
         <w:t xml:space="preserve">: by the battery’s own first run (the blank-spaces description counted as real), by real agency files (the standard’s third</w:t>
@@ -672,7 +672,7 @@
         <w:t xml:space="preserve">“no issues found”</w:t>
       </w:r>
       <w:r>
-        <w:t xml:space="preserve">), and while checking that this report’s own advice works (a language set exactly as advised, not recognised). Each is detailed on the trust page, documented publicly, and re-proved on every run. A checker that only pretends to work doesn’t catch itself. Anyone can re-run the whole battery; the traps are rebuilt from scratch every time. And it is not just spelling tests — it re-proves, on every run, the hard cases real documents taught this checker: Canva’s phantom leftovers that once cost a clean report a grade, InDesign’s custom naming soup, the rubble Acrobat’s page-combining leaves behind, headings that exist but say nothing, tables whose headers point nowhere, forms with no labels — document structure errors, not typos.</w:t>
+        <w:t xml:space="preserve">), while checking that this report’s own advice works (a language set exactly as advised, not recognised), and by table traps written before any fix (Word tables judged by their markup instead of what they draw). Each is detailed on the trust page, documented publicly, and re-proved on every run. A checker that only pretends to work doesn’t catch itself. Anyone can re-run the whole battery; the traps are rebuilt from scratch every time. And it is not just spelling tests — it re-proves, on every run, the hard cases real documents taught this checker: Canva’s phantom leftovers that once cost a clean report a grade, InDesign’s custom naming soup, the rubble Acrobat’s page-combining leaves behind, headings that exist but say nothing, tables whose headers point nowhere, forms with no labels — document structure errors, not typos.</w:t>
       </w:r>
     </w:p>
     <w:p>
@@ -684,7 +684,7 @@
           <w:b/>
           <w:bCs/>
         </w:rPr>
-        <w:t xml:space="preserve">The full inventory — 76 designed defects caught, 94 correct or hostile documents passed clean, 15 real bugs found in the checker and fixed</w:t>
+        <w:t xml:space="preserve">The full inventory — 78 designed defects caught, 98 correct or hostile documents passed clean, 16 real bugs found in the checker and fixed</w:t>
       </w:r>
       <w:r>
         <w:t xml:space="preserve"> </w:t>
@@ -912,7 +912,7 @@
         <w:pStyle w:val="FirstParagraph"/>
       </w:pPr>
       <w:r>
-        <w:t xml:space="preserve">Twelve gates stand between a code change and the live site, run automatically on every change; one failure stops the release cold. On every change: the 3,971 self-checks (every promise ever made, re-tested); the 185 trap documents rebuilt and re-judged; the scoring invariant (the grade shown must always match the score computed); the</w:t>
+        <w:t xml:space="preserve">Twelve gates stand between a code change and the live site, run automatically on every change; one failure stops the release cold. On every change: the 3,979 self-checks (every promise ever made, re-tested); the 192 trap documents rebuilt and re-judged; the scoring invariant (the grade shown must always match the score computed); the</w:t>
       </w:r>
       <w:r>
         <w:t xml:space="preserve"> </w:t>
@@ -1138,13 +1138,13 @@
       </w:r>
     </w:p>
     <w:bookmarkEnd w:id="17"/>
-    <w:bookmarkStart w:id="20" w:name="seven-months.-875-changes.-161-versions."/>
+    <w:bookmarkStart w:id="20" w:name="seven-months.-876-changes.-162-versions."/>
     <w:p>
       <w:pPr>
         <w:pStyle w:val="Heading2"/>
       </w:pPr>
       <w:r>
-        <w:t xml:space="preserve">Seven months. 875 changes. 161 versions.</w:t>
+        <w:t xml:space="preserve">Seven months. 876 changes. 162 versions.</w:t>
       </w:r>
     </w:p>
     <w:p>
@@ -1152,7 +1152,7 @@
         <w:pStyle w:val="FirstParagraph"/>
       </w:pPr>
       <w:r>
-        <w:t xml:space="preserve">Not a weekend project. Since March it has grown from a single PDF check into a checker for four kinds of files — 22 saved changes in the last 30 days, its battery of self-checks grown from about 1,500 in June to 3,971 today. All of it is public, on GitHub:</w:t>
+        <w:t xml:space="preserve">Not a weekend project. Since March it has grown from a single PDF check into a checker for four kinds of files — 23 saved changes in the last 30 days, its battery of self-checks grown from about 1,500 in June to 3,979 today. All of it is public, on GitHub:</w:t>
       </w:r>
       <w:r>
         <w:t xml:space="preserve"> </w:t>
@@ -1183,7 +1183,7 @@
         </w:r>
       </w:hyperlink>
       <w:r>
-        <w:t xml:space="preserve">, open for anyone to read. Milestones, newest first: passes its own trap test 185/185 · fixed the outlier that wrongly refused a 246-page annual report — traced to the server, not the file, with proof · made its own grading</w:t>
+        <w:t xml:space="preserve">, open for anyone to read. Milestones, newest first: passes its own trap test 192/192 · fixed the outlier that wrongly refused a 246-page annual report — traced to the server, not the file, with proof · made its own grading</w:t>
       </w:r>
       <w:r>
         <w:t xml:space="preserve"> </w:t>
@@ -1227,7 +1227,7 @@
         <w:t xml:space="preserve"> </w:t>
       </w:r>
       <w:r>
-        <w:t xml:space="preserve">This is real software, battle-tested: 12,600 check-ups for internal and external agencies, 185 trap documents designed to fool it, an independent referee co-signing every report, and a public record of every change — and it is free. Nothing here asks for trust; every claim here is checkable by anyone:</w:t>
+        <w:t xml:space="preserve">This is real software, battle-tested: 12,610 check-ups for internal and external agencies, 192 trap documents designed to fool it, an independent referee co-signing every report, and a public record of every change — and it is free. Nothing here asks for trust; every claim here is checkable by anyone:</w:t>
       </w:r>
     </w:p>
     <w:p>
@@ -1287,13 +1287,13 @@
           <w:b/>
           <w:bCs/>
         </w:rPr>
-        <w:t xml:space="preserve">3,971 self-checks.</w:t>
-      </w:r>
-      <w:r>
-        <w:t xml:space="preserve"> </w:t>
-      </w:r>
-      <w:r>
-        <w:t xml:space="preserve">Before anything new goes live, the software re-runs every promise it has ever made — all 3,971 must pass. A single failure stops the release cold: fix it, then run the full battery again from the top. A few of those promises, in plain words: a scanned page with no readable text must score zero (no partial credit for a picture of words); a file with no tables must never be graded on tables; the grade on screen and the grade in the downloaded report must match, digit for digit; an image description made of nothing but blank spaces must be caught as empty; a re-saved copy of a document must receive the identical grade, digit for digit; and all 185 trap documents must still be judged correctly, every release.</w:t>
+        <w:t xml:space="preserve">3,979 self-checks.</w:t>
+      </w:r>
+      <w:r>
+        <w:t xml:space="preserve"> </w:t>
+      </w:r>
+      <w:r>
+        <w:t xml:space="preserve">Before anything new goes live, the software re-runs every promise it has ever made — all 3,979 must pass. A single failure stops the release cold: fix it, then run the full battery again from the top. A few of those promises, in plain words: a scanned page with no readable text must score zero (no partial credit for a picture of words); a file with no tables must never be graded on tables; the grade on screen and the grade in the downloaded report must match, digit for digit; an image description made of nothing but blank spaces must be caught as empty; a re-saved copy of a document must receive the identical grade, digit for digit; and all 192 trap documents must still be judged correctly, every release.</w:t>
       </w:r>
     </w:p>
     <w:p>
@@ -1315,7 +1315,7 @@
         <w:t xml:space="preserve"> </w:t>
       </w:r>
       <w:r>
-        <w:t xml:space="preserve">161 version notes plus a plain-language security log written for records auditors — mistakes included.</w:t>
+        <w:t xml:space="preserve">162 version notes plus a plain-language security log written for records auditors — mistakes included.</w:t>
       </w:r>
     </w:p>
     <w:p>
@@ -1419,13 +1419,13 @@
       </w:r>
     </w:p>
     <w:bookmarkEnd w:id="21"/>
-    <w:bookmarkStart w:id="22" w:name="appendix-the-185-trap-documents"/>
+    <w:bookmarkStart w:id="22" w:name="appendix-the-192-trap-documents"/>
     <w:p>
       <w:pPr>
         <w:pStyle w:val="Heading2"/>
       </w:pPr>
       <w:r>
-        <w:t xml:space="preserve">Appendix: the 185 trap documents</w:t>
+        <w:t xml:space="preserve">Appendix: the 192 trap documents</w:t>
       </w:r>
     </w:p>
     <w:p>
@@ -7439,6 +7439,230 @@
           <w:iCs/>
         </w:rPr>
         <w:t xml:space="preserve">(caught)</w:t>
+      </w:r>
+    </w:p>
+    <w:p>
+      <w:pPr>
+        <w:pStyle w:val="Compact"/>
+        <w:numPr>
+          <w:ilvl w:val="0"/>
+          <w:numId w:val="1003"/>
+        </w:numPr>
+      </w:pPr>
+      <w:r>
+        <w:rPr>
+          <w:b/>
+          <w:bCs/>
+        </w:rPr>
+        <w:t xml:space="preserve">synthetic-186</w:t>
+      </w:r>
+      <w:r>
+        <w:t xml:space="preserve"> </w:t>
+      </w:r>
+      <w:r>
+        <w:t xml:space="preserve">— Word: a layout grid whose borders are all explicitly switched off</w:t>
+      </w:r>
+      <w:r>
+        <w:t xml:space="preserve"> </w:t>
+      </w:r>
+      <w:r>
+        <w:rPr>
+          <w:i/>
+          <w:iCs/>
+        </w:rPr>
+        <w:t xml:space="preserve">(found a real bug)</w:t>
+      </w:r>
+    </w:p>
+    <w:p>
+      <w:pPr>
+        <w:pStyle w:val="Compact"/>
+        <w:numPr>
+          <w:ilvl w:val="0"/>
+          <w:numId w:val="1003"/>
+        </w:numPr>
+      </w:pPr>
+      <w:r>
+        <w:rPr>
+          <w:b/>
+          <w:bCs/>
+        </w:rPr>
+        <w:t xml:space="preserve">synthetic-187</w:t>
+      </w:r>
+      <w:r>
+        <w:t xml:space="preserve"> </w:t>
+      </w:r>
+      <w:r>
+        <w:t xml:space="preserve">— Word: a layout grid carrying a table style that draws nothing (Google Docs’ shape)</w:t>
+      </w:r>
+      <w:r>
+        <w:t xml:space="preserve"> </w:t>
+      </w:r>
+      <w:r>
+        <w:rPr>
+          <w:i/>
+          <w:iCs/>
+        </w:rPr>
+        <w:t xml:space="preserve">(passed clean)</w:t>
+      </w:r>
+    </w:p>
+    <w:p>
+      <w:pPr>
+        <w:pStyle w:val="Compact"/>
+        <w:numPr>
+          <w:ilvl w:val="0"/>
+          <w:numId w:val="1003"/>
+        </w:numPr>
+      </w:pPr>
+      <w:r>
+        <w:rPr>
+          <w:b/>
+          <w:bCs/>
+        </w:rPr>
+        <w:t xml:space="preserve">synthetic-188</w:t>
+      </w:r>
+      <w:r>
+        <w:t xml:space="preserve"> </w:t>
+      </w:r>
+      <w:r>
+        <w:t xml:space="preserve">— Word: a data table drawn with cell borders and no header row</w:t>
+      </w:r>
+      <w:r>
+        <w:t xml:space="preserve"> </w:t>
+      </w:r>
+      <w:r>
+        <w:rPr>
+          <w:i/>
+          <w:iCs/>
+        </w:rPr>
+        <w:t xml:space="preserve">(caught)</w:t>
+      </w:r>
+    </w:p>
+    <w:p>
+      <w:pPr>
+        <w:pStyle w:val="Compact"/>
+        <w:numPr>
+          <w:ilvl w:val="0"/>
+          <w:numId w:val="1003"/>
+        </w:numPr>
+      </w:pPr>
+      <w:r>
+        <w:rPr>
+          <w:b/>
+          <w:bCs/>
+        </w:rPr>
+        <w:t xml:space="preserve">synthetic-189</w:t>
+      </w:r>
+      <w:r>
+        <w:t xml:space="preserve"> </w:t>
+      </w:r>
+      <w:r>
+        <w:t xml:space="preserve">— Word: the same table with Header Row ticked</w:t>
+      </w:r>
+      <w:r>
+        <w:t xml:space="preserve"> </w:t>
+      </w:r>
+      <w:r>
+        <w:rPr>
+          <w:i/>
+          <w:iCs/>
+        </w:rPr>
+        <w:t xml:space="preserve">(passed clean)</w:t>
+      </w:r>
+    </w:p>
+    <w:p>
+      <w:pPr>
+        <w:pStyle w:val="Compact"/>
+        <w:numPr>
+          <w:ilvl w:val="0"/>
+          <w:numId w:val="1003"/>
+        </w:numPr>
+      </w:pPr>
+      <w:r>
+        <w:rPr>
+          <w:b/>
+          <w:bCs/>
+        </w:rPr>
+        <w:t xml:space="preserve">synthetic-190</w:t>
+      </w:r>
+      <w:r>
+        <w:t xml:space="preserve"> </w:t>
+      </w:r>
+      <w:r>
+        <w:t xml:space="preserve">— Word: a Table Grid-styled data table with no header row</w:t>
+      </w:r>
+      <w:r>
+        <w:t xml:space="preserve"> </w:t>
+      </w:r>
+      <w:r>
+        <w:rPr>
+          <w:i/>
+          <w:iCs/>
+        </w:rPr>
+        <w:t xml:space="preserve">(caught)</w:t>
+      </w:r>
+    </w:p>
+    <w:p>
+      <w:pPr>
+        <w:pStyle w:val="Compact"/>
+        <w:numPr>
+          <w:ilvl w:val="0"/>
+          <w:numId w:val="1003"/>
+        </w:numPr>
+      </w:pPr>
+      <w:r>
+        <w:rPr>
+          <w:b/>
+          <w:bCs/>
+        </w:rPr>
+        <w:t xml:space="preserve">synthetic-191</w:t>
+      </w:r>
+      <w:r>
+        <w:t xml:space="preserve"> </w:t>
+      </w:r>
+      <w:r>
+        <w:t xml:space="preserve">— A table with its rows grouped in header, body and footer sections</w:t>
+      </w:r>
+      <w:r>
+        <w:t xml:space="preserve"> </w:t>
+      </w:r>
+      <w:r>
+        <w:rPr>
+          <w:i/>
+          <w:iCs/>
+        </w:rPr>
+        <w:t xml:space="preserve">(passed clean)</w:t>
+      </w:r>
+    </w:p>
+    <w:p>
+      <w:pPr>
+        <w:pStyle w:val="Compact"/>
+        <w:numPr>
+          <w:ilvl w:val="0"/>
+          <w:numId w:val="1003"/>
+        </w:numPr>
+      </w:pPr>
+      <w:r>
+        <w:rPr>
+          <w:b/>
+          <w:bCs/>
+        </w:rPr>
+        <w:t xml:space="preserve">synthetic-192</w:t>
+      </w:r>
+      <w:r>
+        <w:t xml:space="preserve"> </w:t>
+      </w:r>
+      <w:r>
+        <w:t xml:space="preserve">— A schedule whose headers run down the first column instead of across the top</w:t>
+      </w:r>
+      <w:r>
+        <w:t xml:space="preserve"> </w:t>
+      </w:r>
+      <w:r>
+        <w:rPr>
+          <w:i/>
+          <w:iCs/>
+        </w:rPr>
+        <w:t xml:space="preserve">(passed clean)</w:t>
       </w:r>
     </w:p>
     <w:bookmarkEnd w:id="22"/>

--- a/docs/brief/checker-brief.docx
+++ b/docs/brief/checker-brief.docx
@@ -50,23 +50,23 @@
           <w:b/>
           <w:bCs/>
         </w:rPr>
-        <w:t xml:space="preserve">12,610</w:t>
-      </w:r>
-      <w:r>
-        <w:t xml:space="preserve"> </w:t>
-      </w:r>
-      <w:r>
-        <w:t xml:space="preserve">check-ups run for internal and external agencies — the quick per-file check-up that has caught on beyond ICJIA: easier than SiteImprove, clearer than PAC. 97 in the last 30 days. ·</w:t>
-      </w:r>
-      <w:r>
-        <w:t xml:space="preserve"> </w:t>
-      </w:r>
-      <w:r>
-        <w:rPr>
-          <w:b/>
-          <w:bCs/>
-        </w:rPr>
-        <w:t xml:space="preserve">3,979</w:t>
+        <w:t xml:space="preserve">12,620</w:t>
+      </w:r>
+      <w:r>
+        <w:t xml:space="preserve"> </w:t>
+      </w:r>
+      <w:r>
+        <w:t xml:space="preserve">check-ups run for internal and external agencies — the quick per-file check-up that has caught on beyond ICJIA: easier than SiteImprove, clearer than PAC. 107 in the last 30 days. ·</w:t>
+      </w:r>
+      <w:r>
+        <w:t xml:space="preserve"> </w:t>
+      </w:r>
+      <w:r>
+        <w:rPr>
+          <w:b/>
+          <w:bCs/>
+        </w:rPr>
+        <w:t xml:space="preserve">4,005</w:t>
       </w:r>
       <w:r>
         <w:t xml:space="preserve"> </w:t>
@@ -82,7 +82,7 @@
           <w:b/>
           <w:bCs/>
         </w:rPr>
-        <w:t xml:space="preserve">192 / 192</w:t>
+        <w:t xml:space="preserve">198 / 198</w:t>
       </w:r>
       <w:r>
         <w:t xml:space="preserve"> </w:t>
@@ -98,7 +98,7 @@
           <w:b/>
           <w:bCs/>
         </w:rPr>
-        <w:t xml:space="preserve">876</w:t>
+        <w:t xml:space="preserve">877</w:t>
       </w:r>
       <w:r>
         <w:t xml:space="preserve"> </w:t>
@@ -550,13 +550,13 @@
       </w:r>
     </w:p>
     <w:bookmarkEnd w:id="12"/>
-    <w:bookmarkStart w:id="13" w:name="X83fda44c5cba39e620eb5575656a7beb8dff012"/>
+    <w:bookmarkStart w:id="13" w:name="X224fd9a22a1a63d8e20bbec78c9792ae214b01c"/>
     <w:p>
       <w:pPr>
         <w:pStyle w:val="Heading2"/>
       </w:pPr>
       <w:r>
-        <w:t xml:space="preserve">We built 192 documents designed to fool it — PDFs modeled on Canva, InDesign, and Word, plus native Word, PowerPoint, and Excel traps</w:t>
+        <w:t xml:space="preserve">We built 198 documents designed to fool it — PDFs modeled on Canva, InDesign, and Word, plus native Word, PowerPoint, and Excel traps</w:t>
       </w:r>
     </w:p>
     <w:p>
@@ -611,7 +611,7 @@
           <w:b/>
           <w:bCs/>
         </w:rPr>
-        <w:t xml:space="preserve">All 192 held</w:t>
+        <w:t xml:space="preserve">All 198 held</w:t>
       </w:r>
       <w:r>
         <w:t xml:space="preserve"> </w:t>
@@ -684,7 +684,7 @@
           <w:b/>
           <w:bCs/>
         </w:rPr>
-        <w:t xml:space="preserve">The full inventory — 78 designed defects caught, 98 correct or hostile documents passed clean, 16 real bugs found in the checker and fixed</w:t>
+        <w:t xml:space="preserve">The full inventory — 83 designed defects caught, 99 correct or hostile documents passed clean, 16 real bugs found in the checker and fixed</w:t>
       </w:r>
       <w:r>
         <w:t xml:space="preserve"> </w:t>
@@ -912,7 +912,7 @@
         <w:pStyle w:val="FirstParagraph"/>
       </w:pPr>
       <w:r>
-        <w:t xml:space="preserve">Twelve gates stand between a code change and the live site, run automatically on every change; one failure stops the release cold. On every change: the 3,979 self-checks (every promise ever made, re-tested); the 192 trap documents rebuilt and re-judged; the scoring invariant (the grade shown must always match the score computed); the</w:t>
+        <w:t xml:space="preserve">Twelve gates stand between a code change and the live site, run automatically on every change; one failure stops the release cold. On every change: the 4,005 self-checks (every promise ever made, re-tested); the 198 trap documents rebuilt and re-judged; the scoring invariant (the grade shown must always match the score computed); the</w:t>
       </w:r>
       <w:r>
         <w:t xml:space="preserve"> </w:t>
@@ -1138,13 +1138,13 @@
       </w:r>
     </w:p>
     <w:bookmarkEnd w:id="17"/>
-    <w:bookmarkStart w:id="20" w:name="seven-months.-876-changes.-162-versions."/>
+    <w:bookmarkStart w:id="20" w:name="seven-months.-877-changes.-163-versions."/>
     <w:p>
       <w:pPr>
         <w:pStyle w:val="Heading2"/>
       </w:pPr>
       <w:r>
-        <w:t xml:space="preserve">Seven months. 876 changes. 162 versions.</w:t>
+        <w:t xml:space="preserve">Seven months. 877 changes. 163 versions.</w:t>
       </w:r>
     </w:p>
     <w:p>
@@ -1152,7 +1152,7 @@
         <w:pStyle w:val="FirstParagraph"/>
       </w:pPr>
       <w:r>
-        <w:t xml:space="preserve">Not a weekend project. Since March it has grown from a single PDF check into a checker for four kinds of files — 23 saved changes in the last 30 days, its battery of self-checks grown from about 1,500 in June to 3,979 today. All of it is public, on GitHub:</w:t>
+        <w:t xml:space="preserve">Not a weekend project. Since March it has grown from a single PDF check into a checker for four kinds of files — 24 saved changes in the last 30 days, its battery of self-checks grown from about 1,500 in June to 4,005 today. All of it is public, on GitHub:</w:t>
       </w:r>
       <w:r>
         <w:t xml:space="preserve"> </w:t>
@@ -1183,7 +1183,7 @@
         </w:r>
       </w:hyperlink>
       <w:r>
-        <w:t xml:space="preserve">, open for anyone to read. Milestones, newest first: passes its own trap test 192/192 · fixed the outlier that wrongly refused a 246-page annual report — traced to the server, not the file, with proof · made its own grading</w:t>
+        <w:t xml:space="preserve">, open for anyone to read. Milestones, newest first: passes its own trap test 198/198 · fixed the outlier that wrongly refused a 246-page annual report — traced to the server, not the file, with proof · made its own grading</w:t>
       </w:r>
       <w:r>
         <w:t xml:space="preserve"> </w:t>
@@ -1227,7 +1227,7 @@
         <w:t xml:space="preserve"> </w:t>
       </w:r>
       <w:r>
-        <w:t xml:space="preserve">This is real software, battle-tested: 12,610 check-ups for internal and external agencies, 192 trap documents designed to fool it, an independent referee co-signing every report, and a public record of every change — and it is free. Nothing here asks for trust; every claim here is checkable by anyone:</w:t>
+        <w:t xml:space="preserve">This is real software, battle-tested: 12,620 check-ups for internal and external agencies, 198 trap documents designed to fool it, an independent referee co-signing every report, and a public record of every change — and it is free. Nothing here asks for trust; every claim here is checkable by anyone:</w:t>
       </w:r>
     </w:p>
     <w:p>
@@ -1287,13 +1287,13 @@
           <w:b/>
           <w:bCs/>
         </w:rPr>
-        <w:t xml:space="preserve">3,979 self-checks.</w:t>
-      </w:r>
-      <w:r>
-        <w:t xml:space="preserve"> </w:t>
-      </w:r>
-      <w:r>
-        <w:t xml:space="preserve">Before anything new goes live, the software re-runs every promise it has ever made — all 3,979 must pass. A single failure stops the release cold: fix it, then run the full battery again from the top. A few of those promises, in plain words: a scanned page with no readable text must score zero (no partial credit for a picture of words); a file with no tables must never be graded on tables; the grade on screen and the grade in the downloaded report must match, digit for digit; an image description made of nothing but blank spaces must be caught as empty; a re-saved copy of a document must receive the identical grade, digit for digit; and all 192 trap documents must still be judged correctly, every release.</w:t>
+        <w:t xml:space="preserve">4,005 self-checks.</w:t>
+      </w:r>
+      <w:r>
+        <w:t xml:space="preserve"> </w:t>
+      </w:r>
+      <w:r>
+        <w:t xml:space="preserve">Before anything new goes live, the software re-runs every promise it has ever made — all 4,005 must pass. A single failure stops the release cold: fix it, then run the full battery again from the top. A few of those promises, in plain words: a scanned page with no readable text must score zero (no partial credit for a picture of words); a file with no tables must never be graded on tables; the grade on screen and the grade in the downloaded report must match, digit for digit; an image description made of nothing but blank spaces must be caught as empty; a re-saved copy of a document must receive the identical grade, digit for digit; and all 198 trap documents must still be judged correctly, every release.</w:t>
       </w:r>
     </w:p>
     <w:p>
@@ -1315,7 +1315,7 @@
         <w:t xml:space="preserve"> </w:t>
       </w:r>
       <w:r>
-        <w:t xml:space="preserve">162 version notes plus a plain-language security log written for records auditors — mistakes included.</w:t>
+        <w:t xml:space="preserve">163 version notes plus a plain-language security log written for records auditors — mistakes included.</w:t>
       </w:r>
     </w:p>
     <w:p>
@@ -1419,13 +1419,13 @@
       </w:r>
     </w:p>
     <w:bookmarkEnd w:id="21"/>
-    <w:bookmarkStart w:id="22" w:name="appendix-the-192-trap-documents"/>
+    <w:bookmarkStart w:id="22" w:name="appendix-the-198-trap-documents"/>
     <w:p>
       <w:pPr>
         <w:pStyle w:val="Heading2"/>
       </w:pPr>
       <w:r>
-        <w:t xml:space="preserve">Appendix: the 192 trap documents</w:t>
+        <w:t xml:space="preserve">Appendix: the 198 trap documents</w:t>
       </w:r>
     </w:p>
     <w:p>
@@ -7663,6 +7663,210 @@
           <w:iCs/>
         </w:rPr>
         <w:t xml:space="preserve">(passed clean)</w:t>
+      </w:r>
+    </w:p>
+    <w:p>
+      <w:pPr>
+        <w:pStyle w:val="Compact"/>
+        <w:numPr>
+          <w:ilvl w:val="0"/>
+          <w:numId w:val="1003"/>
+        </w:numPr>
+      </w:pPr>
+      <w:r>
+        <w:rPr>
+          <w:b/>
+          <w:bCs/>
+        </w:rPr>
+        <w:t xml:space="preserve">synthetic-193</w:t>
+      </w:r>
+      <w:r>
+        <w:t xml:space="preserve"> </w:t>
+      </w:r>
+      <w:r>
+        <w:t xml:space="preserve">— A header-less table that draws nothing — a layout grid, as in Word</w:t>
+      </w:r>
+      <w:r>
+        <w:t xml:space="preserve"> </w:t>
+      </w:r>
+      <w:r>
+        <w:rPr>
+          <w:i/>
+          <w:iCs/>
+        </w:rPr>
+        <w:t xml:space="preserve">(passed clean)</w:t>
+      </w:r>
+    </w:p>
+    <w:p>
+      <w:pPr>
+        <w:pStyle w:val="Compact"/>
+        <w:numPr>
+          <w:ilvl w:val="0"/>
+          <w:numId w:val="1003"/>
+        </w:numPr>
+      </w:pPr>
+      <w:r>
+        <w:rPr>
+          <w:b/>
+          <w:bCs/>
+        </w:rPr>
+        <w:t xml:space="preserve">synthetic-194</w:t>
+      </w:r>
+      <w:r>
+        <w:t xml:space="preserve"> </w:t>
+      </w:r>
+      <w:r>
+        <w:t xml:space="preserve">— The same table with ruled lines — a data table missing its header row</w:t>
+      </w:r>
+      <w:r>
+        <w:t xml:space="preserve"> </w:t>
+      </w:r>
+      <w:r>
+        <w:rPr>
+          <w:i/>
+          <w:iCs/>
+        </w:rPr>
+        <w:t xml:space="preserve">(caught)</w:t>
+      </w:r>
+    </w:p>
+    <w:p>
+      <w:pPr>
+        <w:pStyle w:val="Compact"/>
+        <w:numPr>
+          <w:ilvl w:val="0"/>
+          <w:numId w:val="1003"/>
+        </w:numPr>
+      </w:pPr>
+      <w:r>
+        <w:rPr>
+          <w:b/>
+          <w:bCs/>
+        </w:rPr>
+        <w:t xml:space="preserve">synthetic-195</w:t>
+      </w:r>
+      <w:r>
+        <w:t xml:space="preserve"> </w:t>
+      </w:r>
+      <w:r>
+        <w:t xml:space="preserve">— Header cells tagged</w:t>
+      </w:r>
+    </w:p>
+    <w:p>
+      <w:pPr>
+        <w:pStyle w:val="Compact"/>
+        <w:numPr>
+          <w:ilvl w:val="0"/>
+          <w:numId w:val="1000"/>
+        </w:numPr>
+      </w:pPr>
+      <w:r>
+        <w:t xml:space="preserve">but every one empty</w:t>
+      </w:r>
+      <w:r>
+        <w:t xml:space="preserve"> </w:t>
+      </w:r>
+      <w:r>
+        <w:rPr>
+          <w:i/>
+          <w:iCs/>
+        </w:rPr>
+        <w:t xml:space="preserve">(caught)</w:t>
+      </w:r>
+    </w:p>
+    <w:p>
+      <w:pPr>
+        <w:pStyle w:val="Compact"/>
+        <w:numPr>
+          <w:ilvl w:val="0"/>
+          <w:numId w:val="1003"/>
+        </w:numPr>
+      </w:pPr>
+      <w:r>
+        <w:rPr>
+          <w:b/>
+          <w:bCs/>
+        </w:rPr>
+        <w:t xml:space="preserve">synthetic-196</w:t>
+      </w:r>
+      <w:r>
+        <w:t xml:space="preserve"> </w:t>
+      </w:r>
+      <w:r>
+        <w:t xml:space="preserve">— Word: a header row marked, every header cell empty</w:t>
+      </w:r>
+      <w:r>
+        <w:t xml:space="preserve"> </w:t>
+      </w:r>
+      <w:r>
+        <w:rPr>
+          <w:i/>
+          <w:iCs/>
+        </w:rPr>
+        <w:t xml:space="preserve">(caught)</w:t>
+      </w:r>
+    </w:p>
+    <w:p>
+      <w:pPr>
+        <w:pStyle w:val="Compact"/>
+        <w:numPr>
+          <w:ilvl w:val="0"/>
+          <w:numId w:val="1003"/>
+        </w:numPr>
+      </w:pPr>
+      <w:r>
+        <w:rPr>
+          <w:b/>
+          <w:bCs/>
+        </w:rPr>
+        <w:t xml:space="preserve">synthetic-197</w:t>
+      </w:r>
+      <w:r>
+        <w:t xml:space="preserve"> </w:t>
+      </w:r>
+      <w:r>
+        <w:t xml:space="preserve">— PowerPoint: a header row marked, every header cell empty</w:t>
+      </w:r>
+      <w:r>
+        <w:t xml:space="preserve"> </w:t>
+      </w:r>
+      <w:r>
+        <w:rPr>
+          <w:i/>
+          <w:iCs/>
+        </w:rPr>
+        <w:t xml:space="preserve">(caught)</w:t>
+      </w:r>
+    </w:p>
+    <w:p>
+      <w:pPr>
+        <w:pStyle w:val="Compact"/>
+        <w:numPr>
+          <w:ilvl w:val="0"/>
+          <w:numId w:val="1003"/>
+        </w:numPr>
+      </w:pPr>
+      <w:r>
+        <w:rPr>
+          <w:b/>
+          <w:bCs/>
+        </w:rPr>
+        <w:t xml:space="preserve">synthetic-198</w:t>
+      </w:r>
+      <w:r>
+        <w:t xml:space="preserve"> </w:t>
+      </w:r>
+      <w:r>
+        <w:t xml:space="preserve">— Excel: a table still headed “Column1, Column2”</w:t>
+      </w:r>
+      <w:r>
+        <w:t xml:space="preserve"> </w:t>
+      </w:r>
+      <w:r>
+        <w:rPr>
+          <w:i/>
+          <w:iCs/>
+        </w:rPr>
+        <w:t xml:space="preserve">(caught)</w:t>
       </w:r>
     </w:p>
     <w:bookmarkEnd w:id="22"/>

--- a/docs/brief/checker-brief.docx
+++ b/docs/brief/checker-brief.docx
@@ -50,23 +50,23 @@
           <w:b/>
           <w:bCs/>
         </w:rPr>
-        <w:t xml:space="preserve">12,620</w:t>
-      </w:r>
-      <w:r>
-        <w:t xml:space="preserve"> </w:t>
-      </w:r>
-      <w:r>
-        <w:t xml:space="preserve">check-ups run for internal and external agencies — the quick per-file check-up that has caught on beyond ICJIA: easier than SiteImprove, clearer than PAC. 107 in the last 30 days. ·</w:t>
-      </w:r>
-      <w:r>
-        <w:t xml:space="preserve"> </w:t>
-      </w:r>
-      <w:r>
-        <w:rPr>
-          <w:b/>
-          <w:bCs/>
-        </w:rPr>
-        <w:t xml:space="preserve">4,005</w:t>
+        <w:t xml:space="preserve">12,632</w:t>
+      </w:r>
+      <w:r>
+        <w:t xml:space="preserve"> </w:t>
+      </w:r>
+      <w:r>
+        <w:t xml:space="preserve">check-ups run for internal and external agencies — the quick per-file check-up that has caught on beyond ICJIA: easier than SiteImprove, clearer than PAC. 119 in the last 30 days. ·</w:t>
+      </w:r>
+      <w:r>
+        <w:t xml:space="preserve"> </w:t>
+      </w:r>
+      <w:r>
+        <w:rPr>
+          <w:b/>
+          <w:bCs/>
+        </w:rPr>
+        <w:t xml:space="preserve">4,026</w:t>
       </w:r>
       <w:r>
         <w:t xml:space="preserve"> </w:t>
@@ -82,7 +82,7 @@
           <w:b/>
           <w:bCs/>
         </w:rPr>
-        <w:t xml:space="preserve">198 / 198</w:t>
+        <w:t xml:space="preserve">205 / 205</w:t>
       </w:r>
       <w:r>
         <w:t xml:space="preserve"> </w:t>
@@ -98,7 +98,7 @@
           <w:b/>
           <w:bCs/>
         </w:rPr>
-        <w:t xml:space="preserve">877</w:t>
+        <w:t xml:space="preserve">878</w:t>
       </w:r>
       <w:r>
         <w:t xml:space="preserve"> </w:t>
@@ -550,13 +550,13 @@
       </w:r>
     </w:p>
     <w:bookmarkEnd w:id="12"/>
-    <w:bookmarkStart w:id="13" w:name="X224fd9a22a1a63d8e20bbec78c9792ae214b01c"/>
+    <w:bookmarkStart w:id="13" w:name="X2b6dfaa785bfa0398d4e8a6fcb1b4f662c651f6"/>
     <w:p>
       <w:pPr>
         <w:pStyle w:val="Heading2"/>
       </w:pPr>
       <w:r>
-        <w:t xml:space="preserve">We built 198 documents designed to fool it — PDFs modeled on Canva, InDesign, and Word, plus native Word, PowerPoint, and Excel traps</w:t>
+        <w:t xml:space="preserve">We built 205 documents designed to fool it — PDFs modeled on Canva, InDesign, and Word, plus native Word, PowerPoint, and Excel traps</w:t>
       </w:r>
     </w:p>
     <w:p>
@@ -611,7 +611,7 @@
           <w:b/>
           <w:bCs/>
         </w:rPr>
-        <w:t xml:space="preserve">All 198 held</w:t>
+        <w:t xml:space="preserve">All 205 held</w:t>
       </w:r>
       <w:r>
         <w:t xml:space="preserve"> </w:t>
@@ -627,7 +627,7 @@
           <w:b/>
           <w:bCs/>
         </w:rPr>
-        <w:t xml:space="preserve">16 real bugs in the checker itself have been found and fixed</w:t>
+        <w:t xml:space="preserve">23 real bugs in the checker itself have been found and fixed</w:t>
       </w:r>
       <w:r>
         <w:t xml:space="preserve">: by the battery’s own first run (the blank-spaces description counted as real), by real agency files (the standard’s third</w:t>
@@ -672,7 +672,43 @@
         <w:t xml:space="preserve">“no issues found”</w:t>
       </w:r>
       <w:r>
-        <w:t xml:space="preserve">), while checking that this report’s own advice works (a language set exactly as advised, not recognised), and by table traps written before any fix (Word tables judged by their markup instead of what they draw). Each is detailed on the trust page, documented publicly, and re-proved on every run. A checker that only pretends to work doesn’t catch itself. Anyone can re-run the whole battery; the traps are rebuilt from scratch every time. And it is not just spelling tests — it re-proves, on every run, the hard cases real documents taught this checker: Canva’s phantom leftovers that once cost a clean report a grade, InDesign’s custom naming soup, the rubble Acrobat’s page-combining leaves behind, headings that exist but say nothing, tables whose headers point nowhere, forms with no labels — document structure errors, not typos.</w:t>
+        <w:t xml:space="preserve">), while checking that this report’s own advice works (a language set exactly as advised, not recognised), by table traps written before any fix (Word tables judged by their markup instead of what they draw), and by the Office encoding gate before any file arrived (line breaks in a description kept as code; a UTF-16 file refused;</w:t>
+      </w:r>
+      <w:r>
+        <w:t xml:space="preserve"> </w:t>
+      </w:r>
+      <w:r>
+        <w:t xml:space="preserve">“bold: off”</w:t>
+      </w:r>
+      <w:r>
+        <w:t xml:space="preserve"> </w:t>
+      </w:r>
+      <w:r>
+        <w:t xml:space="preserve">read as bold in Word and in Excel;</w:t>
+      </w:r>
+      <w:r>
+        <w:t xml:space="preserve"> </w:t>
+      </w:r>
+      <w:r>
+        <w:t xml:space="preserve">“true”</w:t>
+      </w:r>
+      <w:r>
+        <w:t xml:space="preserve"> </w:t>
+      </w:r>
+      <w:r>
+        <w:t xml:space="preserve">and</w:t>
+      </w:r>
+      <w:r>
+        <w:t xml:space="preserve"> </w:t>
+      </w:r>
+      <w:r>
+        <w:t xml:space="preserve">“false”</w:t>
+      </w:r>
+      <w:r>
+        <w:t xml:space="preserve"> </w:t>
+      </w:r>
+      <w:r>
+        <w:t xml:space="preserve">not understood; the wrong slide named; cells found only by a written address). Each is detailed on the trust page, documented publicly, and re-proved on every run. A checker that only pretends to work doesn’t catch itself. Anyone can re-run the whole battery; the traps are rebuilt from scratch every time. And it is not just spelling tests — it re-proves, on every run, the hard cases real documents taught this checker: Canva’s phantom leftovers that once cost a clean report a grade, InDesign’s custom naming soup, the rubble Acrobat’s page-combining leaves behind, headings that exist but say nothing, tables whose headers point nowhere, forms with no labels — document structure errors, not typos.</w:t>
       </w:r>
     </w:p>
     <w:p>
@@ -684,7 +720,7 @@
           <w:b/>
           <w:bCs/>
         </w:rPr>
-        <w:t xml:space="preserve">The full inventory — 83 designed defects caught, 99 correct or hostile documents passed clean, 16 real bugs found in the checker and fixed</w:t>
+        <w:t xml:space="preserve">The full inventory — 83 designed defects caught, 99 correct or hostile documents passed clean, 23 real bugs found in the checker and fixed</w:t>
       </w:r>
       <w:r>
         <w:t xml:space="preserve"> </w:t>
@@ -912,7 +948,7 @@
         <w:pStyle w:val="FirstParagraph"/>
       </w:pPr>
       <w:r>
-        <w:t xml:space="preserve">Twelve gates stand between a code change and the live site, run automatically on every change; one failure stops the release cold. On every change: the 4,005 self-checks (every promise ever made, re-tested); the 198 trap documents rebuilt and re-judged; the scoring invariant (the grade shown must always match the score computed); the</w:t>
+        <w:t xml:space="preserve">These gates stand between a code change and the live site, each run automatically at its stage; one failure stops the release cold. On every change: the 4,026 self-checks (every promise ever made, re-tested); the 205 trap documents rebuilt and re-judged; the scoring invariant (the grade shown must always match the score computed); the</w:t>
       </w:r>
       <w:r>
         <w:t xml:space="preserve"> </w:t>
@@ -944,7 +980,23 @@
         <w:t xml:space="preserve"> </w:t>
       </w:r>
       <w:r>
-        <w:t xml:space="preserve">(every trap rewritten by a different tool must grade identically, digit for digit — byte layout can never change a grade);</w:t>
+        <w:t xml:space="preserve">(every trap rewritten by a different tool must grade identically, digit for digit — byte layout can never change a grade); the</w:t>
+      </w:r>
+      <w:r>
+        <w:t xml:space="preserve"> </w:t>
+      </w:r>
+      <w:r>
+        <w:rPr>
+          <w:b/>
+          <w:bCs/>
+        </w:rPr>
+        <w:t xml:space="preserve">every-legal-way test</w:t>
+      </w:r>
+      <w:r>
+        <w:t xml:space="preserve"> </w:t>
+      </w:r>
+      <w:r>
+        <w:t xml:space="preserve">(one PDF, one Word document, one deck and one workbook, each rewritten in every form its standard allows, must grade identically and be read identically — how a file happens to be written can never change its grade);</w:t>
       </w:r>
       <w:r>
         <w:t xml:space="preserve"> </w:t>
@@ -1138,13 +1190,13 @@
       </w:r>
     </w:p>
     <w:bookmarkEnd w:id="17"/>
-    <w:bookmarkStart w:id="20" w:name="seven-months.-877-changes.-163-versions."/>
+    <w:bookmarkStart w:id="20" w:name="seven-months.-878-changes.-164-versions."/>
     <w:p>
       <w:pPr>
         <w:pStyle w:val="Heading2"/>
       </w:pPr>
       <w:r>
-        <w:t xml:space="preserve">Seven months. 877 changes. 163 versions.</w:t>
+        <w:t xml:space="preserve">Seven months. 878 changes. 164 versions.</w:t>
       </w:r>
     </w:p>
     <w:p>
@@ -1152,7 +1204,7 @@
         <w:pStyle w:val="FirstParagraph"/>
       </w:pPr>
       <w:r>
-        <w:t xml:space="preserve">Not a weekend project. Since March it has grown from a single PDF check into a checker for four kinds of files — 24 saved changes in the last 30 days, its battery of self-checks grown from about 1,500 in June to 4,005 today. All of it is public, on GitHub:</w:t>
+        <w:t xml:space="preserve">Not a weekend project. Since March it has grown from a single PDF check into a checker for four kinds of files — 25 saved changes in the last 30 days, its battery of self-checks grown from about 1,500 in June to 4,026 today. All of it is public, on GitHub:</w:t>
       </w:r>
       <w:r>
         <w:t xml:space="preserve"> </w:t>
@@ -1183,7 +1235,7 @@
         </w:r>
       </w:hyperlink>
       <w:r>
-        <w:t xml:space="preserve">, open for anyone to read. Milestones, newest first: passes its own trap test 198/198 · fixed the outlier that wrongly refused a 246-page annual report — traced to the server, not the file, with proof · made its own grading</w:t>
+        <w:t xml:space="preserve">, open for anyone to read. Milestones, newest first: passes its own trap test 205/205 · fixed the outlier that wrongly refused a 246-page annual report — traced to the server, not the file, with proof · made its own grading</w:t>
       </w:r>
       <w:r>
         <w:t xml:space="preserve"> </w:t>
@@ -1227,7 +1279,7 @@
         <w:t xml:space="preserve"> </w:t>
       </w:r>
       <w:r>
-        <w:t xml:space="preserve">This is real software, battle-tested: 12,620 check-ups for internal and external agencies, 198 trap documents designed to fool it, an independent referee co-signing every report, and a public record of every change — and it is free. Nothing here asks for trust; every claim here is checkable by anyone:</w:t>
+        <w:t xml:space="preserve">This is real software, battle-tested: 12,632 check-ups for internal and external agencies, 205 trap documents designed to fool it, an independent referee co-signing every report, and a public record of every change — and it is free. Nothing here asks for trust; every claim here is checkable by anyone:</w:t>
       </w:r>
     </w:p>
     <w:p>
@@ -1287,13 +1339,13 @@
           <w:b/>
           <w:bCs/>
         </w:rPr>
-        <w:t xml:space="preserve">4,005 self-checks.</w:t>
-      </w:r>
-      <w:r>
-        <w:t xml:space="preserve"> </w:t>
-      </w:r>
-      <w:r>
-        <w:t xml:space="preserve">Before anything new goes live, the software re-runs every promise it has ever made — all 4,005 must pass. A single failure stops the release cold: fix it, then run the full battery again from the top. A few of those promises, in plain words: a scanned page with no readable text must score zero (no partial credit for a picture of words); a file with no tables must never be graded on tables; the grade on screen and the grade in the downloaded report must match, digit for digit; an image description made of nothing but blank spaces must be caught as empty; a re-saved copy of a document must receive the identical grade, digit for digit; and all 198 trap documents must still be judged correctly, every release.</w:t>
+        <w:t xml:space="preserve">4,026 self-checks.</w:t>
+      </w:r>
+      <w:r>
+        <w:t xml:space="preserve"> </w:t>
+      </w:r>
+      <w:r>
+        <w:t xml:space="preserve">Before anything new goes live, the software re-runs every promise it has ever made — all 4,026 must pass. A single failure stops the release cold: fix it, then run the full battery again from the top. A few of those promises, in plain words: a scanned page with no readable text must score zero (no partial credit for a picture of words); a file with no tables must never be graded on tables; the grade on screen and the grade in the downloaded report must match, digit for digit; an image description made of nothing but blank spaces must be caught as empty; a re-saved copy of a document must receive the identical grade, digit for digit; and all 205 trap documents must still be judged correctly, every release.</w:t>
       </w:r>
     </w:p>
     <w:p>
@@ -1315,7 +1367,7 @@
         <w:t xml:space="preserve"> </w:t>
       </w:r>
       <w:r>
-        <w:t xml:space="preserve">163 version notes plus a plain-language security log written for records auditors — mistakes included.</w:t>
+        <w:t xml:space="preserve">164 version notes plus a plain-language security log written for records auditors — mistakes included.</w:t>
       </w:r>
     </w:p>
     <w:p>
@@ -1419,13 +1471,13 @@
       </w:r>
     </w:p>
     <w:bookmarkEnd w:id="21"/>
-    <w:bookmarkStart w:id="22" w:name="appendix-the-198-trap-documents"/>
+    <w:bookmarkStart w:id="22" w:name="appendix-the-205-trap-documents"/>
     <w:p>
       <w:pPr>
         <w:pStyle w:val="Heading2"/>
       </w:pPr>
       <w:r>
-        <w:t xml:space="preserve">Appendix: the 198 trap documents</w:t>
+        <w:t xml:space="preserve">Appendix: the 205 trap documents</w:t>
       </w:r>
     </w:p>
     <w:p>
@@ -7867,6 +7919,249 @@
           <w:iCs/>
         </w:rPr>
         <w:t xml:space="preserve">(caught)</w:t>
+      </w:r>
+    </w:p>
+    <w:p>
+      <w:pPr>
+        <w:pStyle w:val="Compact"/>
+        <w:numPr>
+          <w:ilvl w:val="0"/>
+          <w:numId w:val="1003"/>
+        </w:numPr>
+      </w:pPr>
+      <w:r>
+        <w:rPr>
+          <w:b/>
+          <w:bCs/>
+        </w:rPr>
+        <w:t xml:space="preserve">synthetic-199</w:t>
+      </w:r>
+      <w:r>
+        <w:t xml:space="preserve"> </w:t>
+      </w:r>
+      <w:r>
+        <w:t xml:space="preserve">— PowerPoint: a picture described only by line breaks, written as 
+    </w:t>
+      </w:r>
+      <w:r>
+        <w:t xml:space="preserve"> </w:t>
+      </w:r>
+      <w:r>
+        <w:rPr>
+          <w:i/>
+          <w:iCs/>
+        </w:rPr>
+        <w:t xml:space="preserve">(found a real bug)</w:t>
+      </w:r>
+    </w:p>
+    <w:p>
+      <w:pPr>
+        <w:pStyle w:val="Compact"/>
+        <w:numPr>
+          <w:ilvl w:val="0"/>
+          <w:numId w:val="1003"/>
+        </w:numPr>
+      </w:pPr>
+      <w:r>
+        <w:rPr>
+          <w:b/>
+          <w:bCs/>
+        </w:rPr>
+        <w:t xml:space="preserve">synthetic-200</w:t>
+      </w:r>
+      <w:r>
+        <w:t xml:space="preserve"> </w:t>
+      </w:r>
+      <w:r>
+        <w:t xml:space="preserve">— Word: an accessible memo saved with every part in UTF-16</w:t>
+      </w:r>
+      <w:r>
+        <w:t xml:space="preserve"> </w:t>
+      </w:r>
+      <w:r>
+        <w:rPr>
+          <w:i/>
+          <w:iCs/>
+        </w:rPr>
+        <w:t xml:space="preserve">(found a real bug)</w:t>
+      </w:r>
+    </w:p>
+    <w:p>
+      <w:pPr>
+        <w:pStyle w:val="Compact"/>
+        <w:numPr>
+          <w:ilvl w:val="0"/>
+          <w:numId w:val="1003"/>
+        </w:numPr>
+      </w:pPr>
+      <w:r>
+        <w:rPr>
+          <w:b/>
+          <w:bCs/>
+        </w:rPr>
+        <w:t xml:space="preserve">synthetic-201</w:t>
+      </w:r>
+      <w:r>
+        <w:t xml:space="preserve"> </w:t>
+      </w:r>
+      <w:r>
+        <w:t xml:space="preserve">— Word: a short 14-pt line with bold switched off, as python-docx writes it</w:t>
+      </w:r>
+      <w:r>
+        <w:t xml:space="preserve"> </w:t>
+      </w:r>
+      <w:r>
+        <w:rPr>
+          <w:i/>
+          <w:iCs/>
+        </w:rPr>
+        <w:t xml:space="preserve">(found a real bug)</w:t>
+      </w:r>
+    </w:p>
+    <w:p>
+      <w:pPr>
+        <w:pStyle w:val="Compact"/>
+        <w:numPr>
+          <w:ilvl w:val="0"/>
+          <w:numId w:val="1003"/>
+        </w:numPr>
+      </w:pPr>
+      <w:r>
+        <w:rPr>
+          <w:b/>
+          <w:bCs/>
+        </w:rPr>
+        <w:t xml:space="preserve">synthetic-202</w:t>
+      </w:r>
+      <w:r>
+        <w:t xml:space="preserve"> </w:t>
+      </w:r>
+      <w:r>
+        <w:t xml:space="preserve">— Excel: 14-pt grey text with bold switched off</w:t>
+      </w:r>
+      <w:r>
+        <w:t xml:space="preserve"> </w:t>
+      </w:r>
+      <w:r>
+        <w:rPr>
+          <w:i/>
+          <w:iCs/>
+        </w:rPr>
+        <w:t xml:space="preserve">(found a real bug)</w:t>
+      </w:r>
+    </w:p>
+    <w:p>
+      <w:pPr>
+        <w:pStyle w:val="Compact"/>
+        <w:numPr>
+          <w:ilvl w:val="0"/>
+          <w:numId w:val="1003"/>
+        </w:numPr>
+      </w:pPr>
+      <w:r>
+        <w:rPr>
+          <w:b/>
+          <w:bCs/>
+        </w:rPr>
+        <w:t xml:space="preserve">synthetic-203</w:t>
+      </w:r>
+      <w:r>
+        <w:t xml:space="preserve"> </w:t>
+      </w:r>
+      <w:r>
+        <w:t xml:space="preserve">— PowerPoint: a hidden slide and a decorative picture, marked</w:t>
+      </w:r>
+      <w:r>
+        <w:t xml:space="preserve"> </w:t>
+      </w:r>
+      <w:r>
+        <w:t xml:space="preserve">“false”</w:t>
+      </w:r>
+      <w:r>
+        <w:t xml:space="preserve"> </w:t>
+      </w:r>
+      <w:r>
+        <w:t xml:space="preserve">and</w:t>
+      </w:r>
+      <w:r>
+        <w:t xml:space="preserve"> </w:t>
+      </w:r>
+      <w:r>
+        <w:t xml:space="preserve">“true”</w:t>
+      </w:r>
+      <w:r>
+        <w:t xml:space="preserve"> </w:t>
+      </w:r>
+      <w:r>
+        <w:rPr>
+          <w:i/>
+          <w:iCs/>
+        </w:rPr>
+        <w:t xml:space="preserve">(found a real bug)</w:t>
+      </w:r>
+    </w:p>
+    <w:p>
+      <w:pPr>
+        <w:pStyle w:val="Compact"/>
+        <w:numPr>
+          <w:ilvl w:val="0"/>
+          <w:numId w:val="1003"/>
+        </w:numPr>
+      </w:pPr>
+      <w:r>
+        <w:rPr>
+          <w:b/>
+          <w:bCs/>
+        </w:rPr>
+        <w:t xml:space="preserve">synthetic-204</w:t>
+      </w:r>
+      <w:r>
+        <w:t xml:space="preserve"> </w:t>
+      </w:r>
+      <w:r>
+        <w:t xml:space="preserve">— PowerPoint: slides stored out of order, the slide list written another legal way</w:t>
+      </w:r>
+      <w:r>
+        <w:t xml:space="preserve"> </w:t>
+      </w:r>
+      <w:r>
+        <w:rPr>
+          <w:i/>
+          <w:iCs/>
+        </w:rPr>
+        <w:t xml:space="preserve">(found a real bug)</w:t>
+      </w:r>
+    </w:p>
+    <w:p>
+      <w:pPr>
+        <w:pStyle w:val="Compact"/>
+        <w:numPr>
+          <w:ilvl w:val="0"/>
+          <w:numId w:val="1003"/>
+        </w:numPr>
+      </w:pPr>
+      <w:r>
+        <w:rPr>
+          <w:b/>
+          <w:bCs/>
+        </w:rPr>
+        <w:t xml:space="preserve">synthetic-205</w:t>
+      </w:r>
+      <w:r>
+        <w:t xml:space="preserve"> </w:t>
+      </w:r>
+      <w:r>
+        <w:t xml:space="preserve">— Excel: a workbook whose cells carry no r= references</w:t>
+      </w:r>
+      <w:r>
+        <w:t xml:space="preserve"> </w:t>
+      </w:r>
+      <w:r>
+        <w:rPr>
+          <w:i/>
+          <w:iCs/>
+        </w:rPr>
+        <w:t xml:space="preserve">(found a real bug)</w:t>
       </w:r>
     </w:p>
     <w:bookmarkEnd w:id="22"/>

--- a/docs/brief/checker-brief.docx
+++ b/docs/brief/checker-brief.docx
@@ -50,13 +50,13 @@
           <w:b/>
           <w:bCs/>
         </w:rPr>
-        <w:t xml:space="preserve">12,632</w:t>
-      </w:r>
-      <w:r>
-        <w:t xml:space="preserve"> </w:t>
-      </w:r>
-      <w:r>
-        <w:t xml:space="preserve">check-ups run for internal and external agencies — the quick per-file check-up that has caught on beyond ICJIA: easier than SiteImprove, clearer than PAC. 119 in the last 30 days. ·</w:t>
+        <w:t xml:space="preserve">12,642</w:t>
+      </w:r>
+      <w:r>
+        <w:t xml:space="preserve"> </w:t>
+      </w:r>
+      <w:r>
+        <w:t xml:space="preserve">check-ups run for internal and external agencies — the quick per-file check-up that has caught on beyond ICJIA: easier than SiteImprove, clearer than PAC. 129 in the last 30 days. ·</w:t>
       </w:r>
       <w:r>
         <w:t xml:space="preserve"> </w:t>
@@ -98,7 +98,7 @@
           <w:b/>
           <w:bCs/>
         </w:rPr>
-        <w:t xml:space="preserve">878</w:t>
+        <w:t xml:space="preserve">879</w:t>
       </w:r>
       <w:r>
         <w:t xml:space="preserve"> </w:t>
@@ -1190,13 +1190,13 @@
       </w:r>
     </w:p>
     <w:bookmarkEnd w:id="17"/>
-    <w:bookmarkStart w:id="20" w:name="seven-months.-878-changes.-164-versions."/>
+    <w:bookmarkStart w:id="20" w:name="seven-months.-879-changes.-164-versions."/>
     <w:p>
       <w:pPr>
         <w:pStyle w:val="Heading2"/>
       </w:pPr>
       <w:r>
-        <w:t xml:space="preserve">Seven months. 878 changes. 164 versions.</w:t>
+        <w:t xml:space="preserve">Seven months. 879 changes. 164 versions.</w:t>
       </w:r>
     </w:p>
     <w:p>
@@ -1204,7 +1204,7 @@
         <w:pStyle w:val="FirstParagraph"/>
       </w:pPr>
       <w:r>
-        <w:t xml:space="preserve">Not a weekend project. Since March it has grown from a single PDF check into a checker for four kinds of files — 25 saved changes in the last 30 days, its battery of self-checks grown from about 1,500 in June to 4,026 today. All of it is public, on GitHub:</w:t>
+        <w:t xml:space="preserve">Not a weekend project. Since March it has grown from a single PDF check into a checker for four kinds of files — 26 saved changes in the last 30 days, its battery of self-checks grown from about 1,500 in June to 4,026 today. All of it is public, on GitHub:</w:t>
       </w:r>
       <w:r>
         <w:t xml:space="preserve"> </w:t>
@@ -1279,7 +1279,7 @@
         <w:t xml:space="preserve"> </w:t>
       </w:r>
       <w:r>
-        <w:t xml:space="preserve">This is real software, battle-tested: 12,632 check-ups for internal and external agencies, 205 trap documents designed to fool it, an independent referee co-signing every report, and a public record of every change — and it is free. Nothing here asks for trust; every claim here is checkable by anyone:</w:t>
+        <w:t xml:space="preserve">This is real software, battle-tested: 12,642 check-ups for internal and external agencies, 205 trap documents designed to fool it, an independent referee co-signing every report, and a public record of every change — and it is free. Nothing here asks for trust; every claim here is checkable by anyone:</w:t>
       </w:r>
     </w:p>
     <w:p>

--- a/docs/brief/checker-brief.docx
+++ b/docs/brief/checker-brief.docx
@@ -50,23 +50,23 @@
           <w:b/>
           <w:bCs/>
         </w:rPr>
-        <w:t xml:space="preserve">12,642</w:t>
-      </w:r>
-      <w:r>
-        <w:t xml:space="preserve"> </w:t>
-      </w:r>
-      <w:r>
-        <w:t xml:space="preserve">check-ups run for internal and external agencies — the quick per-file check-up that has caught on beyond ICJIA: easier than SiteImprove, clearer than PAC. 129 in the last 30 days. ·</w:t>
-      </w:r>
-      <w:r>
-        <w:t xml:space="preserve"> </w:t>
-      </w:r>
-      <w:r>
-        <w:rPr>
-          <w:b/>
-          <w:bCs/>
-        </w:rPr>
-        <w:t xml:space="preserve">4,026</w:t>
+        <w:t xml:space="preserve">12,645</w:t>
+      </w:r>
+      <w:r>
+        <w:t xml:space="preserve"> </w:t>
+      </w:r>
+      <w:r>
+        <w:t xml:space="preserve">check-ups run for internal and external agencies — the quick per-file check-up that has caught on beyond ICJIA: easier than SiteImprove, clearer than PAC. 132 in the last 30 days. ·</w:t>
+      </w:r>
+      <w:r>
+        <w:t xml:space="preserve"> </w:t>
+      </w:r>
+      <w:r>
+        <w:rPr>
+          <w:b/>
+          <w:bCs/>
+        </w:rPr>
+        <w:t xml:space="preserve">4,081</w:t>
       </w:r>
       <w:r>
         <w:t xml:space="preserve"> </w:t>
@@ -82,7 +82,7 @@
           <w:b/>
           <w:bCs/>
         </w:rPr>
-        <w:t xml:space="preserve">205 / 205</w:t>
+        <w:t xml:space="preserve">216 / 216</w:t>
       </w:r>
       <w:r>
         <w:t xml:space="preserve"> </w:t>
@@ -98,7 +98,7 @@
           <w:b/>
           <w:bCs/>
         </w:rPr>
-        <w:t xml:space="preserve">879</w:t>
+        <w:t xml:space="preserve">880</w:t>
       </w:r>
       <w:r>
         <w:t xml:space="preserve"> </w:t>
@@ -550,13 +550,13 @@
       </w:r>
     </w:p>
     <w:bookmarkEnd w:id="12"/>
-    <w:bookmarkStart w:id="13" w:name="X2b6dfaa785bfa0398d4e8a6fcb1b4f662c651f6"/>
+    <w:bookmarkStart w:id="13" w:name="Xb440c3e89c325a9f69a0e4d3ccb7c03bcef4029"/>
     <w:p>
       <w:pPr>
         <w:pStyle w:val="Heading2"/>
       </w:pPr>
       <w:r>
-        <w:t xml:space="preserve">We built 205 documents designed to fool it — PDFs modeled on Canva, InDesign, and Word, plus native Word, PowerPoint, and Excel traps</w:t>
+        <w:t xml:space="preserve">We built 216 documents designed to fool it — PDFs modeled on Canva, InDesign, and Word, plus native Word, PowerPoint, and Excel traps</w:t>
       </w:r>
     </w:p>
     <w:p>
@@ -611,7 +611,7 @@
           <w:b/>
           <w:bCs/>
         </w:rPr>
-        <w:t xml:space="preserve">All 205 held</w:t>
+        <w:t xml:space="preserve">All 216 held</w:t>
       </w:r>
       <w:r>
         <w:t xml:space="preserve"> </w:t>
@@ -627,7 +627,7 @@
           <w:b/>
           <w:bCs/>
         </w:rPr>
-        <w:t xml:space="preserve">23 real bugs in the checker itself have been found and fixed</w:t>
+        <w:t xml:space="preserve">24 real bugs in the checker itself have been found and fixed</w:t>
       </w:r>
       <w:r>
         <w:t xml:space="preserve">: by the battery’s own first run (the blank-spaces description counted as real), by real agency files (the standard’s third</w:t>
@@ -708,7 +708,7 @@
         <w:t xml:space="preserve"> </w:t>
       </w:r>
       <w:r>
-        <w:t xml:space="preserve">not understood; the wrong slide named; cells found only by a written address). Each is detailed on the trust page, documented publicly, and re-proved on every run. A checker that only pretends to work doesn’t catch itself. Anyone can re-run the whole battery; the traps are rebuilt from scratch every time. And it is not just spelling tests — it re-proves, on every run, the hard cases real documents taught this checker: Canva’s phantom leftovers that once cost a clean report a grade, InDesign’s custom naming soup, the rubble Acrobat’s page-combining leaves behind, headings that exist but say nothing, tables whose headers point nowhere, forms with no labels — document structure errors, not typos.</w:t>
+        <w:t xml:space="preserve">not understood; the wrong slide named; cells found only by a written address), and by test decks built the way real programs write them (bullets a slide’s layout switched off, never read). Each is detailed on the trust page, documented publicly, and re-proved on every run. A checker that only pretends to work doesn’t catch itself. Anyone can re-run the whole battery; the traps are rebuilt from scratch every time. And it is not just spelling tests — it re-proves, on every run, the hard cases real documents taught this checker: Canva’s phantom leftovers that once cost a clean report a grade, InDesign’s custom naming soup, the rubble Acrobat’s page-combining leaves behind, headings that exist but say nothing, tables whose headers point nowhere, forms with no labels — document structure errors, not typos.</w:t>
       </w:r>
     </w:p>
     <w:p>
@@ -720,7 +720,7 @@
           <w:b/>
           <w:bCs/>
         </w:rPr>
-        <w:t xml:space="preserve">The full inventory — 83 designed defects caught, 99 correct or hostile documents passed clean, 23 real bugs found in the checker and fixed</w:t>
+        <w:t xml:space="preserve">The full inventory — 91 designed defects caught, 101 correct or hostile documents passed clean, 24 real bugs found in the checker and fixed</w:t>
       </w:r>
       <w:r>
         <w:t xml:space="preserve"> </w:t>
@@ -948,7 +948,7 @@
         <w:pStyle w:val="FirstParagraph"/>
       </w:pPr>
       <w:r>
-        <w:t xml:space="preserve">These gates stand between a code change and the live site, each run automatically at its stage; one failure stops the release cold. On every change: the 4,026 self-checks (every promise ever made, re-tested); the 205 trap documents rebuilt and re-judged; the scoring invariant (the grade shown must always match the score computed); the</w:t>
+        <w:t xml:space="preserve">These gates stand between a code change and the live site, each run automatically at its stage; one failure stops the release cold. On every change: the 4,081 self-checks (every promise ever made, re-tested); the 216 trap documents rebuilt and re-judged; the scoring invariant (the grade shown must always match the score computed); the</w:t>
       </w:r>
       <w:r>
         <w:t xml:space="preserve"> </w:t>
@@ -1190,13 +1190,13 @@
       </w:r>
     </w:p>
     <w:bookmarkEnd w:id="17"/>
-    <w:bookmarkStart w:id="20" w:name="seven-months.-879-changes.-164-versions."/>
+    <w:bookmarkStart w:id="20" w:name="seven-months.-880-changes.-165-versions."/>
     <w:p>
       <w:pPr>
         <w:pStyle w:val="Heading2"/>
       </w:pPr>
       <w:r>
-        <w:t xml:space="preserve">Seven months. 879 changes. 164 versions.</w:t>
+        <w:t xml:space="preserve">Seven months. 880 changes. 165 versions.</w:t>
       </w:r>
     </w:p>
     <w:p>
@@ -1204,7 +1204,7 @@
         <w:pStyle w:val="FirstParagraph"/>
       </w:pPr>
       <w:r>
-        <w:t xml:space="preserve">Not a weekend project. Since March it has grown from a single PDF check into a checker for four kinds of files — 26 saved changes in the last 30 days, its battery of self-checks grown from about 1,500 in June to 4,026 today. All of it is public, on GitHub:</w:t>
+        <w:t xml:space="preserve">Not a weekend project. Since March it has grown from a single PDF check into a checker for four kinds of files — 27 saved changes in the last 30 days, its battery of self-checks grown from about 1,500 in June to 4,081 today. All of it is public, on GitHub:</w:t>
       </w:r>
       <w:r>
         <w:t xml:space="preserve"> </w:t>
@@ -1235,7 +1235,7 @@
         </w:r>
       </w:hyperlink>
       <w:r>
-        <w:t xml:space="preserve">, open for anyone to read. Milestones, newest first: passes its own trap test 205/205 · fixed the outlier that wrongly refused a 246-page annual report — traced to the server, not the file, with proof · made its own grading</w:t>
+        <w:t xml:space="preserve">, open for anyone to read. Milestones, newest first: passes its own trap test 216/216 · fixed the outlier that wrongly refused a 246-page annual report — traced to the server, not the file, with proof · made its own grading</w:t>
       </w:r>
       <w:r>
         <w:t xml:space="preserve"> </w:t>
@@ -1279,7 +1279,7 @@
         <w:t xml:space="preserve"> </w:t>
       </w:r>
       <w:r>
-        <w:t xml:space="preserve">This is real software, battle-tested: 12,642 check-ups for internal and external agencies, 205 trap documents designed to fool it, an independent referee co-signing every report, and a public record of every change — and it is free. Nothing here asks for trust; every claim here is checkable by anyone:</w:t>
+        <w:t xml:space="preserve">This is real software, battle-tested: 12,645 check-ups for internal and external agencies, 216 trap documents designed to fool it, an independent referee co-signing every report, and a public record of every change — and it is free. Nothing here asks for trust; every claim here is checkable by anyone:</w:t>
       </w:r>
     </w:p>
     <w:p>
@@ -1339,13 +1339,13 @@
           <w:b/>
           <w:bCs/>
         </w:rPr>
-        <w:t xml:space="preserve">4,026 self-checks.</w:t>
-      </w:r>
-      <w:r>
-        <w:t xml:space="preserve"> </w:t>
-      </w:r>
-      <w:r>
-        <w:t xml:space="preserve">Before anything new goes live, the software re-runs every promise it has ever made — all 4,026 must pass. A single failure stops the release cold: fix it, then run the full battery again from the top. A few of those promises, in plain words: a scanned page with no readable text must score zero (no partial credit for a picture of words); a file with no tables must never be graded on tables; the grade on screen and the grade in the downloaded report must match, digit for digit; an image description made of nothing but blank spaces must be caught as empty; a re-saved copy of a document must receive the identical grade, digit for digit; and all 205 trap documents must still be judged correctly, every release.</w:t>
+        <w:t xml:space="preserve">4,081 self-checks.</w:t>
+      </w:r>
+      <w:r>
+        <w:t xml:space="preserve"> </w:t>
+      </w:r>
+      <w:r>
+        <w:t xml:space="preserve">Before anything new goes live, the software re-runs every promise it has ever made — all 4,081 must pass. A single failure stops the release cold: fix it, then run the full battery again from the top. A few of those promises, in plain words: a scanned page with no readable text must score zero (no partial credit for a picture of words); a file with no tables must never be graded on tables; the grade on screen and the grade in the downloaded report must match, digit for digit; an image description made of nothing but blank spaces must be caught as empty; a re-saved copy of a document must receive the identical grade, digit for digit; and all 216 trap documents must still be judged correctly, every release.</w:t>
       </w:r>
     </w:p>
     <w:p>
@@ -1367,7 +1367,7 @@
         <w:t xml:space="preserve"> </w:t>
       </w:r>
       <w:r>
-        <w:t xml:space="preserve">164 version notes plus a plain-language security log written for records auditors — mistakes included.</w:t>
+        <w:t xml:space="preserve">165 version notes plus a plain-language security log written for records auditors — mistakes included.</w:t>
       </w:r>
     </w:p>
     <w:p>
@@ -1471,13 +1471,13 @@
       </w:r>
     </w:p>
     <w:bookmarkEnd w:id="21"/>
-    <w:bookmarkStart w:id="22" w:name="appendix-the-205-trap-documents"/>
+    <w:bookmarkStart w:id="22" w:name="appendix-the-216-trap-documents"/>
     <w:p>
       <w:pPr>
         <w:pStyle w:val="Heading2"/>
       </w:pPr>
       <w:r>
-        <w:t xml:space="preserve">Appendix: the 205 trap documents</w:t>
+        <w:t xml:space="preserve">Appendix: the 216 trap documents</w:t>
       </w:r>
     </w:p>
     <w:p>
@@ -8162,6 +8162,358 @@
           <w:iCs/>
         </w:rPr>
         <w:t xml:space="preserve">(found a real bug)</w:t>
+      </w:r>
+    </w:p>
+    <w:p>
+      <w:pPr>
+        <w:pStyle w:val="Compact"/>
+        <w:numPr>
+          <w:ilvl w:val="0"/>
+          <w:numId w:val="1003"/>
+        </w:numPr>
+      </w:pPr>
+      <w:r>
+        <w:rPr>
+          <w:b/>
+          <w:bCs/>
+        </w:rPr>
+        <w:t xml:space="preserve">synthetic-206</w:t>
+      </w:r>
+      <w:r>
+        <w:t xml:space="preserve"> </w:t>
+      </w:r>
+      <w:r>
+        <w:t xml:space="preserve">— PowerPoint: bullets typed by hand where the slide’s layout switches bullets off</w:t>
+      </w:r>
+      <w:r>
+        <w:t xml:space="preserve"> </w:t>
+      </w:r>
+      <w:r>
+        <w:rPr>
+          <w:i/>
+          <w:iCs/>
+        </w:rPr>
+        <w:t xml:space="preserve">(found a real bug)</w:t>
+      </w:r>
+    </w:p>
+    <w:p>
+      <w:pPr>
+        <w:pStyle w:val="Compact"/>
+        <w:numPr>
+          <w:ilvl w:val="0"/>
+          <w:numId w:val="1003"/>
+        </w:numPr>
+      </w:pPr>
+      <w:r>
+        <w:rPr>
+          <w:b/>
+          <w:bCs/>
+        </w:rPr>
+        <w:t xml:space="preserve">synthetic-207</w:t>
+      </w:r>
+      <w:r>
+        <w:t xml:space="preserve"> </w:t>
+      </w:r>
+      <w:r>
+        <w:t xml:space="preserve">— PowerPoint: python-pptx’s default template — a subtitle and a slide number that are not list items</w:t>
+      </w:r>
+      <w:r>
+        <w:t xml:space="preserve"> </w:t>
+      </w:r>
+      <w:r>
+        <w:rPr>
+          <w:i/>
+          <w:iCs/>
+        </w:rPr>
+        <w:t xml:space="preserve">(passed clean)</w:t>
+      </w:r>
+    </w:p>
+    <w:p>
+      <w:pPr>
+        <w:pStyle w:val="Compact"/>
+        <w:numPr>
+          <w:ilvl w:val="0"/>
+          <w:numId w:val="1003"/>
+        </w:numPr>
+      </w:pPr>
+      <w:r>
+        <w:rPr>
+          <w:b/>
+          <w:bCs/>
+        </w:rPr>
+        <w:t xml:space="preserve">synthetic-208</w:t>
+      </w:r>
+      <w:r>
+        <w:t xml:space="preserve"> </w:t>
+      </w:r>
+      <w:r>
+        <w:t xml:space="preserve">— PowerPoint: pictures “described” by their file names, as Google Slides exports them</w:t>
+      </w:r>
+      <w:r>
+        <w:t xml:space="preserve"> </w:t>
+      </w:r>
+      <w:r>
+        <w:rPr>
+          <w:i/>
+          <w:iCs/>
+        </w:rPr>
+        <w:t xml:space="preserve">(caught)</w:t>
+      </w:r>
+    </w:p>
+    <w:p>
+      <w:pPr>
+        <w:pStyle w:val="Compact"/>
+        <w:numPr>
+          <w:ilvl w:val="0"/>
+          <w:numId w:val="1003"/>
+        </w:numPr>
+      </w:pPr>
+      <w:r>
+        <w:rPr>
+          <w:b/>
+          <w:bCs/>
+        </w:rPr>
+        <w:t xml:space="preserve">synthetic-209</w:t>
+      </w:r>
+      <w:r>
+        <w:t xml:space="preserve"> </w:t>
+      </w:r>
+      <w:r>
+        <w:t xml:space="preserve">— Excel: openpyxl’s “Picture” on every image</w:t>
+      </w:r>
+      <w:r>
+        <w:t xml:space="preserve"> </w:t>
+      </w:r>
+      <w:r>
+        <w:rPr>
+          <w:i/>
+          <w:iCs/>
+        </w:rPr>
+        <w:t xml:space="preserve">(caught)</w:t>
+      </w:r>
+    </w:p>
+    <w:p>
+      <w:pPr>
+        <w:pStyle w:val="Compact"/>
+        <w:numPr>
+          <w:ilvl w:val="0"/>
+          <w:numId w:val="1003"/>
+        </w:numPr>
+      </w:pPr>
+      <w:r>
+        <w:rPr>
+          <w:b/>
+          <w:bCs/>
+        </w:rPr>
+        <w:t xml:space="preserve">synthetic-210</w:t>
+      </w:r>
+      <w:r>
+        <w:t xml:space="preserve"> </w:t>
+      </w:r>
+      <w:r>
+        <w:t xml:space="preserve">— Figures “described” as image 1, image 2 — Canva’s placeholders</w:t>
+      </w:r>
+      <w:r>
+        <w:t xml:space="preserve"> </w:t>
+      </w:r>
+      <w:r>
+        <w:rPr>
+          <w:i/>
+          <w:iCs/>
+        </w:rPr>
+        <w:t xml:space="preserve">(caught)</w:t>
+      </w:r>
+    </w:p>
+    <w:p>
+      <w:pPr>
+        <w:pStyle w:val="Compact"/>
+        <w:numPr>
+          <w:ilvl w:val="0"/>
+          <w:numId w:val="1003"/>
+        </w:numPr>
+      </w:pPr>
+      <w:r>
+        <w:rPr>
+          <w:b/>
+          <w:bCs/>
+        </w:rPr>
+        <w:t xml:space="preserve">synthetic-211</w:t>
+      </w:r>
+      <w:r>
+        <w:t xml:space="preserve"> </w:t>
+      </w:r>
+      <w:r>
+        <w:t xml:space="preserve">— PowerPoint: grey text on the white background a slide inherits from its master</w:t>
+      </w:r>
+      <w:r>
+        <w:t xml:space="preserve"> </w:t>
+      </w:r>
+      <w:r>
+        <w:rPr>
+          <w:i/>
+          <w:iCs/>
+        </w:rPr>
+        <w:t xml:space="preserve">(caught)</w:t>
+      </w:r>
+    </w:p>
+    <w:p>
+      <w:pPr>
+        <w:pStyle w:val="Compact"/>
+        <w:numPr>
+          <w:ilvl w:val="0"/>
+          <w:numId w:val="1003"/>
+        </w:numPr>
+      </w:pPr>
+      <w:r>
+        <w:rPr>
+          <w:b/>
+          <w:bCs/>
+        </w:rPr>
+        <w:t xml:space="preserve">synthetic-212</w:t>
+      </w:r>
+      <w:r>
+        <w:t xml:space="preserve"> </w:t>
+      </w:r>
+      <w:r>
+        <w:t xml:space="preserve">— PowerPoint: white text on a dark template whose colour map makes the background dark</w:t>
+      </w:r>
+      <w:r>
+        <w:t xml:space="preserve"> </w:t>
+      </w:r>
+      <w:r>
+        <w:rPr>
+          <w:i/>
+          <w:iCs/>
+        </w:rPr>
+        <w:t xml:space="preserve">(passed clean)</w:t>
+      </w:r>
+    </w:p>
+    <w:p>
+      <w:pPr>
+        <w:pStyle w:val="Compact"/>
+        <w:numPr>
+          <w:ilvl w:val="0"/>
+          <w:numId w:val="1003"/>
+        </w:numPr>
+      </w:pPr>
+      <w:r>
+        <w:rPr>
+          <w:b/>
+          <w:bCs/>
+        </w:rPr>
+        <w:t xml:space="preserve">synthetic-213</w:t>
+      </w:r>
+      <w:r>
+        <w:t xml:space="preserve"> </w:t>
+      </w:r>
+      <w:r>
+        <w:t xml:space="preserve">— PowerPoint: a title typed in the colour of the band its layout paints</w:t>
+      </w:r>
+      <w:r>
+        <w:t xml:space="preserve"> </w:t>
+      </w:r>
+      <w:r>
+        <w:rPr>
+          <w:i/>
+          <w:iCs/>
+        </w:rPr>
+        <w:t xml:space="preserve">(caught)</w:t>
+      </w:r>
+    </w:p>
+    <w:p>
+      <w:pPr>
+        <w:pStyle w:val="Compact"/>
+        <w:numPr>
+          <w:ilvl w:val="0"/>
+          <w:numId w:val="1003"/>
+        </w:numPr>
+      </w:pPr>
+      <w:r>
+        <w:rPr>
+          <w:b/>
+          <w:bCs/>
+        </w:rPr>
+        <w:t xml:space="preserve">synthetic-214</w:t>
+      </w:r>
+      <w:r>
+        <w:t xml:space="preserve"> </w:t>
+      </w:r>
+      <w:r>
+        <w:t xml:space="preserve">— Word: a docx.js report that declares no language anywhere</w:t>
+      </w:r>
+      <w:r>
+        <w:t xml:space="preserve"> </w:t>
+      </w:r>
+      <w:r>
+        <w:rPr>
+          <w:i/>
+          <w:iCs/>
+        </w:rPr>
+        <w:t xml:space="preserve">(caught)</w:t>
+      </w:r>
+    </w:p>
+    <w:p>
+      <w:pPr>
+        <w:pStyle w:val="Compact"/>
+        <w:numPr>
+          <w:ilvl w:val="0"/>
+          <w:numId w:val="1003"/>
+        </w:numPr>
+      </w:pPr>
+      <w:r>
+        <w:rPr>
+          <w:b/>
+          <w:bCs/>
+        </w:rPr>
+        <w:t xml:space="preserve">synthetic-215</w:t>
+      </w:r>
+      <w:r>
+        <w:t xml:space="preserve"> </w:t>
+      </w:r>
+      <w:r>
+        <w:t xml:space="preserve">— PowerPoint: a table LibreOffice wrote back without its Header Row mark</w:t>
+      </w:r>
+      <w:r>
+        <w:t xml:space="preserve"> </w:t>
+      </w:r>
+      <w:r>
+        <w:rPr>
+          <w:i/>
+          <w:iCs/>
+        </w:rPr>
+        <w:t xml:space="preserve">(caught)</w:t>
+      </w:r>
+    </w:p>
+    <w:p>
+      <w:pPr>
+        <w:pStyle w:val="Compact"/>
+        <w:numPr>
+          <w:ilvl w:val="0"/>
+          <w:numId w:val="1003"/>
+        </w:numPr>
+      </w:pPr>
+      <w:r>
+        <w:rPr>
+          <w:b/>
+          <w:bCs/>
+        </w:rPr>
+        <w:t xml:space="preserve">synthetic-216</w:t>
+      </w:r>
+      <w:r>
+        <w:t xml:space="preserve"> </w:t>
+      </w:r>
+      <w:r>
+        <w:t xml:space="preserve">— Word: a python-docx report — no header row, no picture description</w:t>
+      </w:r>
+      <w:r>
+        <w:t xml:space="preserve"> </w:t>
+      </w:r>
+      <w:r>
+        <w:rPr>
+          <w:i/>
+          <w:iCs/>
+        </w:rPr>
+        <w:t xml:space="preserve">(caught)</w:t>
       </w:r>
     </w:p>
     <w:bookmarkEnd w:id="22"/>

--- a/docs/brief/checker-brief.docx
+++ b/docs/brief/checker-brief.docx
@@ -50,23 +50,23 @@
           <w:b/>
           <w:bCs/>
         </w:rPr>
-        <w:t xml:space="preserve">12,645</w:t>
-      </w:r>
-      <w:r>
-        <w:t xml:space="preserve"> </w:t>
-      </w:r>
-      <w:r>
-        <w:t xml:space="preserve">check-ups run for internal and external agencies — the quick per-file check-up that has caught on beyond ICJIA: easier than SiteImprove, clearer than PAC. 132 in the last 30 days. ·</w:t>
-      </w:r>
-      <w:r>
-        <w:t xml:space="preserve"> </w:t>
-      </w:r>
-      <w:r>
-        <w:rPr>
-          <w:b/>
-          <w:bCs/>
-        </w:rPr>
-        <w:t xml:space="preserve">4,081</w:t>
+        <w:t xml:space="preserve">12,659</w:t>
+      </w:r>
+      <w:r>
+        <w:t xml:space="preserve"> </w:t>
+      </w:r>
+      <w:r>
+        <w:t xml:space="preserve">check-ups run for internal and external agencies — the quick per-file check-up that has caught on beyond ICJIA: easier than SiteImprove, clearer than PAC. 146 in the last 30 days. ·</w:t>
+      </w:r>
+      <w:r>
+        <w:t xml:space="preserve"> </w:t>
+      </w:r>
+      <w:r>
+        <w:rPr>
+          <w:b/>
+          <w:bCs/>
+        </w:rPr>
+        <w:t xml:space="preserve">4,118</w:t>
       </w:r>
       <w:r>
         <w:t xml:space="preserve"> </w:t>
@@ -82,7 +82,7 @@
           <w:b/>
           <w:bCs/>
         </w:rPr>
-        <w:t xml:space="preserve">216 / 216</w:t>
+        <w:t xml:space="preserve">222 / 222</w:t>
       </w:r>
       <w:r>
         <w:t xml:space="preserve"> </w:t>
@@ -98,7 +98,7 @@
           <w:b/>
           <w:bCs/>
         </w:rPr>
-        <w:t xml:space="preserve">880</w:t>
+        <w:t xml:space="preserve">881</w:t>
       </w:r>
       <w:r>
         <w:t xml:space="preserve"> </w:t>
@@ -550,13 +550,13 @@
       </w:r>
     </w:p>
     <w:bookmarkEnd w:id="12"/>
-    <w:bookmarkStart w:id="13" w:name="Xb440c3e89c325a9f69a0e4d3ccb7c03bcef4029"/>
+    <w:bookmarkStart w:id="13" w:name="X11fcf304629360420bdd2bdb3b007cf7004768e"/>
     <w:p>
       <w:pPr>
         <w:pStyle w:val="Heading2"/>
       </w:pPr>
       <w:r>
-        <w:t xml:space="preserve">We built 216 documents designed to fool it — PDFs modeled on Canva, InDesign, and Word, plus native Word, PowerPoint, and Excel traps</w:t>
+        <w:t xml:space="preserve">We built 222 documents designed to fool it — PDFs modeled on Canva, InDesign, and Word, plus native Word, PowerPoint, and Excel traps</w:t>
       </w:r>
     </w:p>
     <w:p>
@@ -611,7 +611,7 @@
           <w:b/>
           <w:bCs/>
         </w:rPr>
-        <w:t xml:space="preserve">All 216 held</w:t>
+        <w:t xml:space="preserve">All 222 held</w:t>
       </w:r>
       <w:r>
         <w:t xml:space="preserve"> </w:t>
@@ -627,7 +627,7 @@
           <w:b/>
           <w:bCs/>
         </w:rPr>
-        <w:t xml:space="preserve">24 real bugs in the checker itself have been found and fixed</w:t>
+        <w:t xml:space="preserve">27 real bugs in the checker itself have been found and fixed</w:t>
       </w:r>
       <w:r>
         <w:t xml:space="preserve">: by the battery’s own first run (the blank-spaces description counted as real), by real agency files (the standard’s third</w:t>
@@ -708,7 +708,7 @@
         <w:t xml:space="preserve"> </w:t>
       </w:r>
       <w:r>
-        <w:t xml:space="preserve">not understood; the wrong slide named; cells found only by a written address), and by test decks built the way real programs write them (bullets a slide’s layout switched off, never read). Each is detailed on the trust page, documented publicly, and re-proved on every run. A checker that only pretends to work doesn’t catch itself. Anyone can re-run the whole battery; the traps are rebuilt from scratch every time. And it is not just spelling tests — it re-proves, on every run, the hard cases real documents taught this checker: Canva’s phantom leftovers that once cost a clean report a grade, InDesign’s custom naming soup, the rubble Acrobat’s page-combining leaves behind, headings that exist but say nothing, tables whose headers point nowhere, forms with no labels — document structure errors, not typos.</w:t>
+        <w:t xml:space="preserve">not understood; the wrong slide named; cells found only by a written address), by test decks built the way real programs write them (bullets a slide’s layout switched off, never read), and while teaching the checker to follow PowerPoint’s text colours through its layouts and masters (a shaded band read as its plain colour; link text judged in a colour it is not drawn in; highlighted text judged against the slide). Each is detailed on the trust page, documented publicly, and re-proved on every run. A checker that only pretends to work doesn’t catch itself. Anyone can re-run the whole battery; the traps are rebuilt from scratch every time. And it is not just spelling tests — it re-proves, on every run, the hard cases real documents taught this checker: Canva’s phantom leftovers that once cost a clean report a grade, InDesign’s custom naming soup, the rubble Acrobat’s page-combining leaves behind, headings that exist but say nothing, tables whose headers point nowhere, forms with no labels — document structure errors, not typos.</w:t>
       </w:r>
     </w:p>
     <w:p>
@@ -720,7 +720,7 @@
           <w:b/>
           <w:bCs/>
         </w:rPr>
-        <w:t xml:space="preserve">The full inventory — 91 designed defects caught, 101 correct or hostile documents passed clean, 24 real bugs found in the checker and fixed</w:t>
+        <w:t xml:space="preserve">The full inventory — 93 designed defects caught, 102 correct or hostile documents passed clean, 27 real bugs found in the checker and fixed</w:t>
       </w:r>
       <w:r>
         <w:t xml:space="preserve"> </w:t>
@@ -948,7 +948,7 @@
         <w:pStyle w:val="FirstParagraph"/>
       </w:pPr>
       <w:r>
-        <w:t xml:space="preserve">These gates stand between a code change and the live site, each run automatically at its stage; one failure stops the release cold. On every change: the 4,081 self-checks (every promise ever made, re-tested); the 216 trap documents rebuilt and re-judged; the scoring invariant (the grade shown must always match the score computed); the</w:t>
+        <w:t xml:space="preserve">These gates stand between a code change and the live site, each run automatically at its stage; one failure stops the release cold. On every change: the 4,118 self-checks (every promise ever made, re-tested); the 222 trap documents rebuilt and re-judged; the scoring invariant (the grade shown must always match the score computed); the</w:t>
       </w:r>
       <w:r>
         <w:t xml:space="preserve"> </w:t>
@@ -1190,13 +1190,13 @@
       </w:r>
     </w:p>
     <w:bookmarkEnd w:id="17"/>
-    <w:bookmarkStart w:id="20" w:name="seven-months.-880-changes.-165-versions."/>
+    <w:bookmarkStart w:id="20" w:name="seven-months.-881-changes.-166-versions."/>
     <w:p>
       <w:pPr>
         <w:pStyle w:val="Heading2"/>
       </w:pPr>
       <w:r>
-        <w:t xml:space="preserve">Seven months. 880 changes. 165 versions.</w:t>
+        <w:t xml:space="preserve">Seven months. 881 changes. 166 versions.</w:t>
       </w:r>
     </w:p>
     <w:p>
@@ -1204,7 +1204,7 @@
         <w:pStyle w:val="FirstParagraph"/>
       </w:pPr>
       <w:r>
-        <w:t xml:space="preserve">Not a weekend project. Since March it has grown from a single PDF check into a checker for four kinds of files — 27 saved changes in the last 30 days, its battery of self-checks grown from about 1,500 in June to 4,081 today. All of it is public, on GitHub:</w:t>
+        <w:t xml:space="preserve">Not a weekend project. Since March it has grown from a single PDF check into a checker for four kinds of files — 28 saved changes in the last 30 days, its battery of self-checks grown from about 1,500 in June to 4,118 today. All of it is public, on GitHub:</w:t>
       </w:r>
       <w:r>
         <w:t xml:space="preserve"> </w:t>
@@ -1235,7 +1235,7 @@
         </w:r>
       </w:hyperlink>
       <w:r>
-        <w:t xml:space="preserve">, open for anyone to read. Milestones, newest first: passes its own trap test 216/216 · fixed the outlier that wrongly refused a 246-page annual report — traced to the server, not the file, with proof · made its own grading</w:t>
+        <w:t xml:space="preserve">, open for anyone to read. Milestones, newest first: passes its own trap test 222/222 · fixed the outlier that wrongly refused a 246-page annual report — traced to the server, not the file, with proof · made its own grading</w:t>
       </w:r>
       <w:r>
         <w:t xml:space="preserve"> </w:t>
@@ -1279,7 +1279,7 @@
         <w:t xml:space="preserve"> </w:t>
       </w:r>
       <w:r>
-        <w:t xml:space="preserve">This is real software, battle-tested: 12,645 check-ups for internal and external agencies, 216 trap documents designed to fool it, an independent referee co-signing every report, and a public record of every change — and it is free. Nothing here asks for trust; every claim here is checkable by anyone:</w:t>
+        <w:t xml:space="preserve">This is real software, battle-tested: 12,659 check-ups for internal and external agencies, 222 trap documents designed to fool it, an independent referee co-signing every report, and a public record of every change — and it is free. Nothing here asks for trust; every claim here is checkable by anyone:</w:t>
       </w:r>
     </w:p>
     <w:p>
@@ -1339,13 +1339,13 @@
           <w:b/>
           <w:bCs/>
         </w:rPr>
-        <w:t xml:space="preserve">4,081 self-checks.</w:t>
-      </w:r>
-      <w:r>
-        <w:t xml:space="preserve"> </w:t>
-      </w:r>
-      <w:r>
-        <w:t xml:space="preserve">Before anything new goes live, the software re-runs every promise it has ever made — all 4,081 must pass. A single failure stops the release cold: fix it, then run the full battery again from the top. A few of those promises, in plain words: a scanned page with no readable text must score zero (no partial credit for a picture of words); a file with no tables must never be graded on tables; the grade on screen and the grade in the downloaded report must match, digit for digit; an image description made of nothing but blank spaces must be caught as empty; a re-saved copy of a document must receive the identical grade, digit for digit; and all 216 trap documents must still be judged correctly, every release.</w:t>
+        <w:t xml:space="preserve">4,118 self-checks.</w:t>
+      </w:r>
+      <w:r>
+        <w:t xml:space="preserve"> </w:t>
+      </w:r>
+      <w:r>
+        <w:t xml:space="preserve">Before anything new goes live, the software re-runs every promise it has ever made — all 4,118 must pass. A single failure stops the release cold: fix it, then run the full battery again from the top. A few of those promises, in plain words: a scanned page with no readable text must score zero (no partial credit for a picture of words); a file with no tables must never be graded on tables; the grade on screen and the grade in the downloaded report must match, digit for digit; an image description made of nothing but blank spaces must be caught as empty; a re-saved copy of a document must receive the identical grade, digit for digit; and all 222 trap documents must still be judged correctly, every release.</w:t>
       </w:r>
     </w:p>
     <w:p>
@@ -1367,7 +1367,7 @@
         <w:t xml:space="preserve"> </w:t>
       </w:r>
       <w:r>
-        <w:t xml:space="preserve">165 version notes plus a plain-language security log written for records auditors — mistakes included.</w:t>
+        <w:t xml:space="preserve">166 version notes plus a plain-language security log written for records auditors — mistakes included.</w:t>
       </w:r>
     </w:p>
     <w:p>
@@ -1471,13 +1471,13 @@
       </w:r>
     </w:p>
     <w:bookmarkEnd w:id="21"/>
-    <w:bookmarkStart w:id="22" w:name="appendix-the-216-trap-documents"/>
+    <w:bookmarkStart w:id="22" w:name="appendix-the-222-trap-documents"/>
     <w:p>
       <w:pPr>
         <w:pStyle w:val="Heading2"/>
       </w:pPr>
       <w:r>
-        <w:t xml:space="preserve">Appendix: the 216 trap documents</w:t>
+        <w:t xml:space="preserve">Appendix: the 222 trap documents</w:t>
       </w:r>
     </w:p>
     <w:p>
@@ -8514,6 +8514,198 @@
           <w:iCs/>
         </w:rPr>
         <w:t xml:space="preserve">(caught)</w:t>
+      </w:r>
+    </w:p>
+    <w:p>
+      <w:pPr>
+        <w:pStyle w:val="Compact"/>
+        <w:numPr>
+          <w:ilvl w:val="0"/>
+          <w:numId w:val="1003"/>
+        </w:numPr>
+      </w:pPr>
+      <w:r>
+        <w:rPr>
+          <w:b/>
+          <w:bCs/>
+        </w:rPr>
+        <w:t xml:space="preserve">synthetic-217</w:t>
+      </w:r>
+      <w:r>
+        <w:t xml:space="preserve"> </w:t>
+      </w:r>
+      <w:r>
+        <w:t xml:space="preserve">— Figures labelled “Table (page 1)” and “Illustration on page 1” — page labels, not descriptions</w:t>
+      </w:r>
+      <w:r>
+        <w:t xml:space="preserve"> </w:t>
+      </w:r>
+      <w:r>
+        <w:rPr>
+          <w:i/>
+          <w:iCs/>
+        </w:rPr>
+        <w:t xml:space="preserve">(caught)</w:t>
+      </w:r>
+    </w:p>
+    <w:p>
+      <w:pPr>
+        <w:pStyle w:val="Compact"/>
+        <w:numPr>
+          <w:ilvl w:val="0"/>
+          <w:numId w:val="1003"/>
+        </w:numPr>
+      </w:pPr>
+      <w:r>
+        <w:rPr>
+          <w:b/>
+          <w:bCs/>
+        </w:rPr>
+        <w:t xml:space="preserve">synthetic-218</w:t>
+      </w:r>
+      <w:r>
+        <w:t xml:space="preserve"> </w:t>
+      </w:r>
+      <w:r>
+        <w:t xml:space="preserve">— PowerPoint: grey body text set by the master’s text style, not by the text</w:t>
+      </w:r>
+      <w:r>
+        <w:t xml:space="preserve"> </w:t>
+      </w:r>
+      <w:r>
+        <w:rPr>
+          <w:i/>
+          <w:iCs/>
+        </w:rPr>
+        <w:t xml:space="preserve">(caught)</w:t>
+      </w:r>
+    </w:p>
+    <w:p>
+      <w:pPr>
+        <w:pStyle w:val="Compact"/>
+        <w:numPr>
+          <w:ilvl w:val="0"/>
+          <w:numId w:val="1003"/>
+        </w:numPr>
+      </w:pPr>
+      <w:r>
+        <w:rPr>
+          <w:b/>
+          <w:bCs/>
+        </w:rPr>
+        <w:t xml:space="preserve">synthetic-219</w:t>
+      </w:r>
+      <w:r>
+        <w:t xml:space="preserve"> </w:t>
+      </w:r>
+      <w:r>
+        <w:t xml:space="preserve">— PowerPoint: white titles on a band shaded darker than the theme’s blue</w:t>
+      </w:r>
+      <w:r>
+        <w:t xml:space="preserve"> </w:t>
+      </w:r>
+      <w:r>
+        <w:rPr>
+          <w:i/>
+          <w:iCs/>
+        </w:rPr>
+        <w:t xml:space="preserve">(found a real bug)</w:t>
+      </w:r>
+    </w:p>
+    <w:p>
+      <w:pPr>
+        <w:pStyle w:val="Compact"/>
+        <w:numPr>
+          <w:ilvl w:val="0"/>
+          <w:numId w:val="1003"/>
+        </w:numPr>
+      </w:pPr>
+      <w:r>
+        <w:rPr>
+          <w:b/>
+          <w:bCs/>
+        </w:rPr>
+        <w:t xml:space="preserve">synthetic-220</w:t>
+      </w:r>
+      <w:r>
+        <w:t xml:space="preserve"> </w:t>
+      </w:r>
+      <w:r>
+        <w:t xml:space="preserve">— PowerPoint: a link drawn in the theme’s link colour, though its text says white</w:t>
+      </w:r>
+      <w:r>
+        <w:t xml:space="preserve"> </w:t>
+      </w:r>
+      <w:r>
+        <w:rPr>
+          <w:i/>
+          <w:iCs/>
+        </w:rPr>
+        <w:t xml:space="preserve">(found a real bug)</w:t>
+      </w:r>
+    </w:p>
+    <w:p>
+      <w:pPr>
+        <w:pStyle w:val="Compact"/>
+        <w:numPr>
+          <w:ilvl w:val="0"/>
+          <w:numId w:val="1003"/>
+        </w:numPr>
+      </w:pPr>
+      <w:r>
+        <w:rPr>
+          <w:b/>
+          <w:bCs/>
+        </w:rPr>
+        <w:t xml:space="preserve">synthetic-221</w:t>
+      </w:r>
+      <w:r>
+        <w:t xml:space="preserve"> </w:t>
+      </w:r>
+      <w:r>
+        <w:t xml:space="preserve">— PowerPoint: black text on a yellow highlight, on a navy slide</w:t>
+      </w:r>
+      <w:r>
+        <w:t xml:space="preserve"> </w:t>
+      </w:r>
+      <w:r>
+        <w:rPr>
+          <w:i/>
+          <w:iCs/>
+        </w:rPr>
+        <w:t xml:space="preserve">(found a real bug)</w:t>
+      </w:r>
+    </w:p>
+    <w:p>
+      <w:pPr>
+        <w:pStyle w:val="Compact"/>
+        <w:numPr>
+          <w:ilvl w:val="0"/>
+          <w:numId w:val="1003"/>
+        </w:numPr>
+      </w:pPr>
+      <w:r>
+        <w:rPr>
+          <w:b/>
+          <w:bCs/>
+        </w:rPr>
+        <w:t xml:space="preserve">synthetic-222</w:t>
+      </w:r>
+      <w:r>
+        <w:t xml:space="preserve"> </w:t>
+      </w:r>
+      <w:r>
+        <w:t xml:space="preserve">— PowerPoint: a Designer backdrop set to show the slide’s background</w:t>
+      </w:r>
+      <w:r>
+        <w:t xml:space="preserve"> </w:t>
+      </w:r>
+      <w:r>
+        <w:rPr>
+          <w:i/>
+          <w:iCs/>
+        </w:rPr>
+        <w:t xml:space="preserve">(passed clean)</w:t>
       </w:r>
     </w:p>
     <w:bookmarkEnd w:id="22"/>

--- a/docs/brief/checker-brief.docx
+++ b/docs/brief/checker-brief.docx
@@ -20,7 +20,7 @@
           <w:b/>
           <w:bCs/>
         </w:rPr>
-        <w:t xml:space="preserve">REPORT GENERATED: OCTOBER 6, 2026 — every number below was pulled live from the running system on this date. Regenerated with fresh numbers at every release.</w:t>
+        <w:t xml:space="preserve">REPORT GENERATED: OCTOBER 26, 2026 — every number below was pulled live from the running system on this date. Regenerated with fresh numbers at every release.</w:t>
       </w:r>
     </w:p>
     <w:p>
@@ -50,23 +50,23 @@
           <w:b/>
           <w:bCs/>
         </w:rPr>
-        <w:t xml:space="preserve">12,659</w:t>
-      </w:r>
-      <w:r>
-        <w:t xml:space="preserve"> </w:t>
-      </w:r>
-      <w:r>
-        <w:t xml:space="preserve">check-ups run for internal and external agencies — the quick per-file check-up that has caught on beyond ICJIA: easier than SiteImprove, clearer than PAC. 146 in the last 30 days. ·</w:t>
-      </w:r>
-      <w:r>
-        <w:t xml:space="preserve"> </w:t>
-      </w:r>
-      <w:r>
-        <w:rPr>
-          <w:b/>
-          <w:bCs/>
-        </w:rPr>
-        <w:t xml:space="preserve">4,118</w:t>
+        <w:t xml:space="preserve">12,681</w:t>
+      </w:r>
+      <w:r>
+        <w:t xml:space="preserve"> </w:t>
+      </w:r>
+      <w:r>
+        <w:t xml:space="preserve">check-ups run for internal and external agencies — the quick per-file check-up that has caught on beyond ICJIA: easier than SiteImprove, clearer than PAC. 128 in the last 30 days. ·</w:t>
+      </w:r>
+      <w:r>
+        <w:t xml:space="preserve"> </w:t>
+      </w:r>
+      <w:r>
+        <w:rPr>
+          <w:b/>
+          <w:bCs/>
+        </w:rPr>
+        <w:t xml:space="preserve">4,125</w:t>
       </w:r>
       <w:r>
         <w:t xml:space="preserve"> </w:t>
@@ -82,7 +82,7 @@
           <w:b/>
           <w:bCs/>
         </w:rPr>
-        <w:t xml:space="preserve">222 / 222</w:t>
+        <w:t xml:space="preserve">224 / 224</w:t>
       </w:r>
       <w:r>
         <w:t xml:space="preserve"> </w:t>
@@ -98,13 +98,13 @@
           <w:b/>
           <w:bCs/>
         </w:rPr>
-        <w:t xml:space="preserve">881</w:t>
-      </w:r>
-      <w:r>
-        <w:t xml:space="preserve"> </w:t>
-      </w:r>
-      <w:r>
-        <w:t xml:space="preserve">saved, dated, public changes over 31 weeks.</w:t>
+        <w:t xml:space="preserve">882</w:t>
+      </w:r>
+      <w:r>
+        <w:t xml:space="preserve"> </w:t>
+      </w:r>
+      <w:r>
+        <w:t xml:space="preserve">saved, dated, public changes over 33 weeks.</w:t>
       </w:r>
     </w:p>
     <w:bookmarkStart w:id="9" w:name="what-it-does"/>
@@ -550,13 +550,13 @@
       </w:r>
     </w:p>
     <w:bookmarkEnd w:id="12"/>
-    <w:bookmarkStart w:id="13" w:name="X11fcf304629360420bdd2bdb3b007cf7004768e"/>
+    <w:bookmarkStart w:id="13" w:name="X82e8f3db64a9ae7c0992bea74b738ecf0aa239c"/>
     <w:p>
       <w:pPr>
         <w:pStyle w:val="Heading2"/>
       </w:pPr>
       <w:r>
-        <w:t xml:space="preserve">We built 222 documents designed to fool it — PDFs modeled on Canva, InDesign, and Word, plus native Word, PowerPoint, and Excel traps</w:t>
+        <w:t xml:space="preserve">We built 224 documents designed to fool it — PDFs modeled on Canva, InDesign, and Word, plus native Word, PowerPoint, and Excel traps</w:t>
       </w:r>
     </w:p>
     <w:p>
@@ -611,7 +611,7 @@
           <w:b/>
           <w:bCs/>
         </w:rPr>
-        <w:t xml:space="preserve">All 222 held</w:t>
+        <w:t xml:space="preserve">All 224 held</w:t>
       </w:r>
       <w:r>
         <w:t xml:space="preserve"> </w:t>
@@ -627,7 +627,7 @@
           <w:b/>
           <w:bCs/>
         </w:rPr>
-        <w:t xml:space="preserve">27 real bugs in the checker itself have been found and fixed</w:t>
+        <w:t xml:space="preserve">29 real bugs in the checker itself have been found and fixed</w:t>
       </w:r>
       <w:r>
         <w:t xml:space="preserve">: by the battery’s own first run (the blank-spaces description counted as real), by real agency files (the standard’s third</w:t>
@@ -720,7 +720,7 @@
           <w:b/>
           <w:bCs/>
         </w:rPr>
-        <w:t xml:space="preserve">The full inventory — 93 designed defects caught, 102 correct or hostile documents passed clean, 27 real bugs found in the checker and fixed</w:t>
+        <w:t xml:space="preserve">The full inventory — 93 designed defects caught, 102 correct or hostile documents passed clean, 29 real bugs found in the checker and fixed</w:t>
       </w:r>
       <w:r>
         <w:t xml:space="preserve"> </w:t>
@@ -948,7 +948,7 @@
         <w:pStyle w:val="FirstParagraph"/>
       </w:pPr>
       <w:r>
-        <w:t xml:space="preserve">These gates stand between a code change and the live site, each run automatically at its stage; one failure stops the release cold. On every change: the 4,118 self-checks (every promise ever made, re-tested); the 222 trap documents rebuilt and re-judged; the scoring invariant (the grade shown must always match the score computed); the</w:t>
+        <w:t xml:space="preserve">These gates stand between a code change and the live site, each run automatically at its stage; one failure stops the release cold. On every change: the 4,125 self-checks (every promise ever made, re-tested); the 224 trap documents rebuilt and re-judged; the scoring invariant (the grade shown must always match the score computed); the</w:t>
       </w:r>
       <w:r>
         <w:t xml:space="preserve"> </w:t>
@@ -1069,7 +1069,7 @@
           <w:b/>
           <w:bCs/>
         </w:rPr>
-        <w:t xml:space="preserve">12 documents came back for a re-check after repairs — and 3 of them climbed all the way to an A</w:t>
+        <w:t xml:space="preserve">12 documents came back for a re-check after repairs — and 2 of them climbed all the way to an A</w:t>
       </w:r>
       <w:r>
         <w:t xml:space="preserve">: failed, fixed, and passed under the same rules. This is the question behind every other question, and the answer no sales pitch can fake: the same file, failed and then passed.</w:t>
@@ -1190,13 +1190,13 @@
       </w:r>
     </w:p>
     <w:bookmarkEnd w:id="17"/>
-    <w:bookmarkStart w:id="20" w:name="seven-months.-881-changes.-166-versions."/>
+    <w:bookmarkStart w:id="20" w:name="eight-months.-882-changes.-166-versions."/>
     <w:p>
       <w:pPr>
         <w:pStyle w:val="Heading2"/>
       </w:pPr>
       <w:r>
-        <w:t xml:space="preserve">Seven months. 881 changes. 166 versions.</w:t>
+        <w:t xml:space="preserve">Eight months. 882 changes. 166 versions.</w:t>
       </w:r>
     </w:p>
     <w:p>
@@ -1204,7 +1204,7 @@
         <w:pStyle w:val="FirstParagraph"/>
       </w:pPr>
       <w:r>
-        <w:t xml:space="preserve">Not a weekend project. Since March it has grown from a single PDF check into a checker for four kinds of files — 28 saved changes in the last 30 days, its battery of self-checks grown from about 1,500 in June to 4,118 today. All of it is public, on GitHub:</w:t>
+        <w:t xml:space="preserve">Not a weekend project. Since March it has grown from a single PDF check into a checker for four kinds of files — 15 saved changes in the last 30 days, its battery of self-checks grown from about 1,500 in June to 4,125 today. All of it is public, on GitHub:</w:t>
       </w:r>
       <w:r>
         <w:t xml:space="preserve"> </w:t>
@@ -1235,7 +1235,7 @@
         </w:r>
       </w:hyperlink>
       <w:r>
-        <w:t xml:space="preserve">, open for anyone to read. Milestones, newest first: passes its own trap test 222/222 · fixed the outlier that wrongly refused a 246-page annual report — traced to the server, not the file, with proof · made its own grading</w:t>
+        <w:t xml:space="preserve">, open for anyone to read. Milestones, newest first: passes its own trap test 224/224 · fixed the outlier that wrongly refused a 246-page annual report — traced to the server, not the file, with proof · made its own grading</w:t>
       </w:r>
       <w:r>
         <w:t xml:space="preserve"> </w:t>
@@ -1279,7 +1279,7 @@
         <w:t xml:space="preserve"> </w:t>
       </w:r>
       <w:r>
-        <w:t xml:space="preserve">This is real software, battle-tested: 12,659 check-ups for internal and external agencies, 222 trap documents designed to fool it, an independent referee co-signing every report, and a public record of every change — and it is free. Nothing here asks for trust; every claim here is checkable by anyone:</w:t>
+        <w:t xml:space="preserve">This is real software, battle-tested: 12,681 check-ups for internal and external agencies, 224 trap documents designed to fool it, an independent referee co-signing every report, and a public record of every change — and it is free. Nothing here asks for trust; every claim here is checkable by anyone:</w:t>
       </w:r>
     </w:p>
     <w:p>
@@ -1339,13 +1339,13 @@
           <w:b/>
           <w:bCs/>
         </w:rPr>
-        <w:t xml:space="preserve">4,118 self-checks.</w:t>
-      </w:r>
-      <w:r>
-        <w:t xml:space="preserve"> </w:t>
-      </w:r>
-      <w:r>
-        <w:t xml:space="preserve">Before anything new goes live, the software re-runs every promise it has ever made — all 4,118 must pass. A single failure stops the release cold: fix it, then run the full battery again from the top. A few of those promises, in plain words: a scanned page with no readable text must score zero (no partial credit for a picture of words); a file with no tables must never be graded on tables; the grade on screen and the grade in the downloaded report must match, digit for digit; an image description made of nothing but blank spaces must be caught as empty; a re-saved copy of a document must receive the identical grade, digit for digit; and all 222 trap documents must still be judged correctly, every release.</w:t>
+        <w:t xml:space="preserve">4,125 self-checks.</w:t>
+      </w:r>
+      <w:r>
+        <w:t xml:space="preserve"> </w:t>
+      </w:r>
+      <w:r>
+        <w:t xml:space="preserve">Before anything new goes live, the software re-runs every promise it has ever made — all 4,125 must pass. A single failure stops the release cold: fix it, then run the full battery again from the top. A few of those promises, in plain words: a scanned page with no readable text must score zero (no partial credit for a picture of words); a file with no tables must never be graded on tables; the grade on screen and the grade in the downloaded report must match, digit for digit; an image description made of nothing but blank spaces must be caught as empty; a re-saved copy of a document must receive the identical grade, digit for digit; and all 224 trap documents must still be judged correctly, every release.</w:t>
       </w:r>
     </w:p>
     <w:p>
@@ -1471,13 +1471,13 @@
       </w:r>
     </w:p>
     <w:bookmarkEnd w:id="21"/>
-    <w:bookmarkStart w:id="22" w:name="appendix-the-222-trap-documents"/>
+    <w:bookmarkStart w:id="22" w:name="appendix-the-224-trap-documents"/>
     <w:p>
       <w:pPr>
         <w:pStyle w:val="Heading2"/>
       </w:pPr>
       <w:r>
-        <w:t xml:space="preserve">Appendix: the 222 trap documents</w:t>
+        <w:t xml:space="preserve">Appendix: the 224 trap documents</w:t>
       </w:r>
     </w:p>
     <w:p>
@@ -8706,6 +8706,70 @@
           <w:iCs/>
         </w:rPr>
         <w:t xml:space="preserve">(passed clean)</w:t>
+      </w:r>
+    </w:p>
+    <w:p>
+      <w:pPr>
+        <w:pStyle w:val="Compact"/>
+        <w:numPr>
+          <w:ilvl w:val="0"/>
+          <w:numId w:val="1003"/>
+        </w:numPr>
+      </w:pPr>
+      <w:r>
+        <w:rPr>
+          <w:b/>
+          <w:bCs/>
+        </w:rPr>
+        <w:t xml:space="preserve">synthetic-223</w:t>
+      </w:r>
+      <w:r>
+        <w:t xml:space="preserve"> </w:t>
+      </w:r>
+      <w:r>
+        <w:t xml:space="preserve">— A described logo drawn as two images — the picture and its drop shadow</w:t>
+      </w:r>
+      <w:r>
+        <w:t xml:space="preserve"> </w:t>
+      </w:r>
+      <w:r>
+        <w:rPr>
+          <w:i/>
+          <w:iCs/>
+        </w:rPr>
+        <w:t xml:space="preserve">(found a real bug)</w:t>
+      </w:r>
+    </w:p>
+    <w:p>
+      <w:pPr>
+        <w:pStyle w:val="Compact"/>
+        <w:numPr>
+          <w:ilvl w:val="0"/>
+          <w:numId w:val="1003"/>
+        </w:numPr>
+      </w:pPr>
+      <w:r>
+        <w:rPr>
+          <w:b/>
+          <w:bCs/>
+        </w:rPr>
+        <w:t xml:space="preserve">synthetic-224</w:t>
+      </w:r>
+      <w:r>
+        <w:t xml:space="preserve"> </w:t>
+      </w:r>
+      <w:r>
+        <w:t xml:space="preserve">— A photograph outside every tag, beside two figures drawn as vector art</w:t>
+      </w:r>
+      <w:r>
+        <w:t xml:space="preserve"> </w:t>
+      </w:r>
+      <w:r>
+        <w:rPr>
+          <w:i/>
+          <w:iCs/>
+        </w:rPr>
+        <w:t xml:space="preserve">(found a real bug)</w:t>
       </w:r>
     </w:p>
     <w:bookmarkEnd w:id="22"/>

--- a/docs/brief/checker-brief.docx
+++ b/docs/brief/checker-brief.docx
@@ -50,23 +50,23 @@
           <w:b/>
           <w:bCs/>
         </w:rPr>
-        <w:t xml:space="preserve">12,681</w:t>
-      </w:r>
-      <w:r>
-        <w:t xml:space="preserve"> </w:t>
-      </w:r>
-      <w:r>
-        <w:t xml:space="preserve">check-ups run for internal and external agencies — the quick per-file check-up that has caught on beyond ICJIA: easier than SiteImprove, clearer than PAC. 128 in the last 30 days. ·</w:t>
-      </w:r>
-      <w:r>
-        <w:t xml:space="preserve"> </w:t>
-      </w:r>
-      <w:r>
-        <w:rPr>
-          <w:b/>
-          <w:bCs/>
-        </w:rPr>
-        <w:t xml:space="preserve">4,125</w:t>
+        <w:t xml:space="preserve">12,688</w:t>
+      </w:r>
+      <w:r>
+        <w:t xml:space="preserve"> </w:t>
+      </w:r>
+      <w:r>
+        <w:t xml:space="preserve">check-ups run for internal and external agencies — the quick per-file check-up that has caught on beyond ICJIA: easier than SiteImprove, clearer than PAC. 135 in the last 30 days. ·</w:t>
+      </w:r>
+      <w:r>
+        <w:t xml:space="preserve"> </w:t>
+      </w:r>
+      <w:r>
+        <w:rPr>
+          <w:b/>
+          <w:bCs/>
+        </w:rPr>
+        <w:t xml:space="preserve">4,127</w:t>
       </w:r>
       <w:r>
         <w:t xml:space="preserve"> </w:t>
@@ -98,7 +98,7 @@
           <w:b/>
           <w:bCs/>
         </w:rPr>
-        <w:t xml:space="preserve">882</w:t>
+        <w:t xml:space="preserve">883</w:t>
       </w:r>
       <w:r>
         <w:t xml:space="preserve"> </w:t>
@@ -948,7 +948,7 @@
         <w:pStyle w:val="FirstParagraph"/>
       </w:pPr>
       <w:r>
-        <w:t xml:space="preserve">These gates stand between a code change and the live site, each run automatically at its stage; one failure stops the release cold. On every change: the 4,125 self-checks (every promise ever made, re-tested); the 224 trap documents rebuilt and re-judged; the scoring invariant (the grade shown must always match the score computed); the</w:t>
+        <w:t xml:space="preserve">These gates stand between a code change and the live site, each run automatically at its stage; one failure stops the release cold. On every change: the 4,127 self-checks (every promise ever made, re-tested); the 224 trap documents rebuilt and re-judged; the scoring invariant (the grade shown must always match the score computed); the</w:t>
       </w:r>
       <w:r>
         <w:t xml:space="preserve"> </w:t>
@@ -1069,7 +1069,7 @@
           <w:b/>
           <w:bCs/>
         </w:rPr>
-        <w:t xml:space="preserve">12 documents came back for a re-check after repairs — and 2 of them climbed all the way to an A</w:t>
+        <w:t xml:space="preserve">13 documents came back for a re-check after repairs — and 2 of them climbed all the way to an A</w:t>
       </w:r>
       <w:r>
         <w:t xml:space="preserve">: failed, fixed, and passed under the same rules. This is the question behind every other question, and the answer no sales pitch can fake: the same file, failed and then passed.</w:t>
@@ -1190,13 +1190,13 @@
       </w:r>
     </w:p>
     <w:bookmarkEnd w:id="17"/>
-    <w:bookmarkStart w:id="20" w:name="eight-months.-882-changes.-166-versions."/>
+    <w:bookmarkStart w:id="20" w:name="eight-months.-883-changes.-166-versions."/>
     <w:p>
       <w:pPr>
         <w:pStyle w:val="Heading2"/>
       </w:pPr>
       <w:r>
-        <w:t xml:space="preserve">Eight months. 882 changes. 166 versions.</w:t>
+        <w:t xml:space="preserve">Eight months. 883 changes. 166 versions.</w:t>
       </w:r>
     </w:p>
     <w:p>
@@ -1204,7 +1204,7 @@
         <w:pStyle w:val="FirstParagraph"/>
       </w:pPr>
       <w:r>
-        <w:t xml:space="preserve">Not a weekend project. Since March it has grown from a single PDF check into a checker for four kinds of files — 15 saved changes in the last 30 days, its battery of self-checks grown from about 1,500 in June to 4,125 today. All of it is public, on GitHub:</w:t>
+        <w:t xml:space="preserve">Not a weekend project. Since March it has grown from a single PDF check into a checker for four kinds of files — 16 saved changes in the last 30 days, its battery of self-checks grown from about 1,500 in June to 4,127 today. All of it is public, on GitHub:</w:t>
       </w:r>
       <w:r>
         <w:t xml:space="preserve"> </w:t>
@@ -1279,7 +1279,7 @@
         <w:t xml:space="preserve"> </w:t>
       </w:r>
       <w:r>
-        <w:t xml:space="preserve">This is real software, battle-tested: 12,681 check-ups for internal and external agencies, 224 trap documents designed to fool it, an independent referee co-signing every report, and a public record of every change — and it is free. Nothing here asks for trust; every claim here is checkable by anyone:</w:t>
+        <w:t xml:space="preserve">This is real software, battle-tested: 12,688 check-ups for internal and external agencies, 224 trap documents designed to fool it, an independent referee co-signing every report, and a public record of every change — and it is free. Nothing here asks for trust; every claim here is checkable by anyone:</w:t>
       </w:r>
     </w:p>
     <w:p>
@@ -1339,13 +1339,13 @@
           <w:b/>
           <w:bCs/>
         </w:rPr>
-        <w:t xml:space="preserve">4,125 self-checks.</w:t>
-      </w:r>
-      <w:r>
-        <w:t xml:space="preserve"> </w:t>
-      </w:r>
-      <w:r>
-        <w:t xml:space="preserve">Before anything new goes live, the software re-runs every promise it has ever made — all 4,125 must pass. A single failure stops the release cold: fix it, then run the full battery again from the top. A few of those promises, in plain words: a scanned page with no readable text must score zero (no partial credit for a picture of words); a file with no tables must never be graded on tables; the grade on screen and the grade in the downloaded report must match, digit for digit; an image description made of nothing but blank spaces must be caught as empty; a re-saved copy of a document must receive the identical grade, digit for digit; and all 224 trap documents must still be judged correctly, every release.</w:t>
+        <w:t xml:space="preserve">4,127 self-checks.</w:t>
+      </w:r>
+      <w:r>
+        <w:t xml:space="preserve"> </w:t>
+      </w:r>
+      <w:r>
+        <w:t xml:space="preserve">Before anything new goes live, the software re-runs every promise it has ever made — all 4,127 must pass. A single failure stops the release cold: fix it, then run the full battery again from the top. A few of those promises, in plain words: a scanned page with no readable text must score zero (no partial credit for a picture of words); a file with no tables must never be graded on tables; the grade on screen and the grade in the downloaded report must match, digit for digit; an image description made of nothing but blank spaces must be caught as empty; a re-saved copy of a document must receive the identical grade, digit for digit; and all 224 trap documents must still be judged correctly, every release.</w:t>
       </w:r>
     </w:p>
     <w:p>
